--- a/courts/eleventh-circuit/alabama/federal/bankruptcy-middle-district/motion-brief/usage/OUTPUT-motion-brief-2.docx
+++ b/courts/eleventh-circuit/alabama/federal/bankruptcy-middle-district/motion-brief/usage/OUTPUT-motion-brief-2.docx
@@ -4,51 +4,214 @@
   <w:body>
     <w:p>
       <w:pPr>
-        <w:spacing w:before="0" w:after="0" w:line="240" w:lineRule="auto"/>
+        <w:keepNext/>
+        <w:keepLines/>
+        <w:spacing w:before="0" w:after="0" w:line="276" w:lineRule="exact"/>
+        <w:ind w:left="0" w:firstLine="0"/>
         <w:jc w:val="center"/>
       </w:pPr>
       <w:r>
         <w:rPr>
           <w:b/>
-        </w:rPr>
-        <w:t xml:space="preserve">IN THE UNITED STATES BANKRUPTCY COURT</w:t>
+          <w:bCs/>
+        </w:rPr>
+        <w:t xml:space="preserve">IN</w:t>
+      </w:r>
+      <w:r>
+        <w:rPr>
+          <w:b/>
+          <w:bCs/>
+        </w:rPr>
+        <w:t xml:space="preserve"> </w:t>
+      </w:r>
+      <w:r>
+        <w:rPr>
+          <w:b/>
+          <w:bCs/>
+        </w:rPr>
+        <w:t xml:space="preserve">THE</w:t>
+      </w:r>
+      <w:r>
+        <w:rPr>
+          <w:b/>
+          <w:bCs/>
+        </w:rPr>
+        <w:t xml:space="preserve"> </w:t>
+      </w:r>
+      <w:r>
+        <w:rPr>
+          <w:b/>
+          <w:bCs/>
+        </w:rPr>
+        <w:t xml:space="preserve">UNITED</w:t>
+      </w:r>
+      <w:r>
+        <w:rPr>
+          <w:b/>
+          <w:bCs/>
+        </w:rPr>
+        <w:t xml:space="preserve"> </w:t>
+      </w:r>
+      <w:r>
+        <w:rPr>
+          <w:b/>
+          <w:bCs/>
+        </w:rPr>
+        <w:t xml:space="preserve">STATES</w:t>
+      </w:r>
+      <w:r>
+        <w:rPr>
+          <w:b/>
+          <w:bCs/>
+        </w:rPr>
+        <w:t xml:space="preserve"> </w:t>
+      </w:r>
+      <w:r>
+        <w:rPr>
+          <w:b/>
+          <w:bCs/>
+        </w:rPr>
+        <w:t xml:space="preserve">BANKRUPTCY</w:t>
+      </w:r>
+      <w:r>
+        <w:rPr>
+          <w:b/>
+          <w:bCs/>
+        </w:rPr>
+        <w:t xml:space="preserve"> </w:t>
+      </w:r>
+      <w:r>
+        <w:rPr>
+          <w:b/>
+          <w:bCs/>
+        </w:rPr>
+        <w:t xml:space="preserve">COURT</w:t>
       </w:r>
     </w:p>
     <w:p>
       <w:pPr>
-        <w:spacing w:before="0" w:after="0" w:line="240" w:lineRule="auto"/>
+        <w:keepNext/>
+        <w:keepLines/>
+        <w:spacing w:before="0" w:after="0" w:line="276" w:lineRule="exact"/>
+        <w:ind w:left="0" w:firstLine="0"/>
         <w:jc w:val="center"/>
       </w:pPr>
       <w:r>
         <w:rPr>
           <w:b/>
-        </w:rPr>
-        <w:t xml:space="preserve">FOR THE MIDDLE DISTRICT OF ALABAMA</w:t>
+          <w:bCs/>
+        </w:rPr>
+        <w:t xml:space="preserve">FOR</w:t>
+      </w:r>
+      <w:r>
+        <w:rPr>
+          <w:b/>
+          <w:bCs/>
+        </w:rPr>
+        <w:t xml:space="preserve"> </w:t>
+      </w:r>
+      <w:r>
+        <w:rPr>
+          <w:b/>
+          <w:bCs/>
+        </w:rPr>
+        <w:t xml:space="preserve">THE</w:t>
+      </w:r>
+      <w:r>
+        <w:rPr>
+          <w:b/>
+          <w:bCs/>
+        </w:rPr>
+        <w:t xml:space="preserve"> </w:t>
+      </w:r>
+      <w:r>
+        <w:rPr>
+          <w:b/>
+          <w:bCs/>
+        </w:rPr>
+        <w:t xml:space="preserve">MIDDLE</w:t>
+      </w:r>
+      <w:r>
+        <w:rPr>
+          <w:b/>
+          <w:bCs/>
+        </w:rPr>
+        <w:t xml:space="preserve"> </w:t>
+      </w:r>
+      <w:r>
+        <w:rPr>
+          <w:b/>
+          <w:bCs/>
+        </w:rPr>
+        <w:t xml:space="preserve">DISTRICT</w:t>
+      </w:r>
+      <w:r>
+        <w:rPr>
+          <w:b/>
+          <w:bCs/>
+        </w:rPr>
+        <w:t xml:space="preserve"> </w:t>
+      </w:r>
+      <w:r>
+        <w:rPr>
+          <w:b/>
+          <w:bCs/>
+        </w:rPr>
+        <w:t xml:space="preserve">OF</w:t>
+      </w:r>
+      <w:r>
+        <w:rPr>
+          <w:b/>
+          <w:bCs/>
+        </w:rPr>
+        <w:t xml:space="preserve"> </w:t>
+      </w:r>
+      <w:r>
+        <w:rPr>
+          <w:b/>
+          <w:bCs/>
+        </w:rPr>
+        <w:t xml:space="preserve">ALABAMA</w:t>
       </w:r>
     </w:p>
     <w:p>
       <w:pPr>
-        <w:spacing w:before="0" w:after="0" w:line="240" w:lineRule="auto"/>
+        <w:keepNext/>
+        <w:keepLines/>
+        <w:spacing w:before="0" w:after="480" w:line="276" w:lineRule="exact"/>
+        <w:ind w:left="0" w:firstLine="0"/>
         <w:jc w:val="center"/>
       </w:pPr>
       <w:r>
         <w:rPr>
           <w:b/>
-        </w:rPr>
-        <w:t xml:space="preserve">NORTHERN DIVISION</w:t>
-      </w:r>
-    </w:p>
-    <w:p>
-      <w:pPr>
-        <w:spacing w:before="0" w:after="0" w:line="480" w:lineRule="exact"/>
-      </w:pPr>
+          <w:bCs/>
+        </w:rPr>
+        <w:t xml:space="preserve">NORTHERN</w:t>
+      </w:r>
+      <w:r>
+        <w:rPr>
+          <w:b/>
+          <w:bCs/>
+        </w:rPr>
+        <w:t xml:space="preserve"> </w:t>
+      </w:r>
+      <w:r>
+        <w:rPr>
+          <w:b/>
+          <w:bCs/>
+        </w:rPr>
+        <w:t xml:space="preserve">DIVISION</w:t>
+      </w:r>
     </w:p>
     <w:tbl>
       <w:tblPr>
         <w:tblW w:w="9360" w:type="dxa"/>
         <w:tblLayout w:type="fixed"/>
         <w:tblCellMar>
+          <w:top w:w="0" w:type="dxa"/>
           <w:left w:w="0" w:type="dxa"/>
+          <w:bottom w:w="0" w:type="dxa"/>
           <w:right w:w="0" w:type="dxa"/>
         </w:tblCellMar>
         <w:tblLook w:val="0000" w:firstRow="0" w:lastRow="0" w:firstColumn="0" w:lastColumn="0" w:noHBand="0" w:noVBand="0"/>
@@ -71,15 +234,17 @@
               <w:right w:val="single" w:sz="6" w:space="0" w:color="000000"/>
             </w:tcBorders>
             <w:tcMar>
-              <w:top w:w="160" w:type="dxa"/>
+              <w:top w:w="138" w:type="dxa"/>
               <w:left w:w="173" w:type="dxa"/>
-              <w:bottom w:w="260" w:type="dxa"/>
+              <w:bottom w:w="138" w:type="dxa"/>
               <w:right w:w="173" w:type="dxa"/>
             </w:tcMar>
           </w:tcPr>
           <w:p>
             <w:pPr>
-              <w:spacing w:before="0" w:after="0" w:line="240" w:lineRule="auto"/>
+              <w:spacing w:before="0" w:after="0" w:line="276" w:lineRule="exact"/>
+              <w:ind w:left="0" w:firstLine="0"/>
+              <w:jc w:val="left"/>
             </w:pPr>
             <w:r>
               <w:t xml:space="preserve">IN RE:</w:t>
@@ -87,66 +252,66 @@
           </w:p>
           <w:p>
             <w:pPr>
-              <w:spacing w:before="0" w:after="0" w:line="240" w:lineRule="exact"/>
-            </w:pPr>
-          </w:p>
-          <w:p>
-            <w:pPr>
-              <w:spacing w:before="0" w:after="0" w:line="240" w:lineRule="auto"/>
+              <w:spacing w:before="276" w:after="0" w:line="276" w:lineRule="exact"/>
               <w:ind w:left="720" w:firstLine="0"/>
+              <w:jc w:val="left"/>
             </w:pPr>
             <w:r>
-              <w:t xml:space="preserve">EXAMPLE DEBTOR, LLC</w:t>
+              <w:t xml:space="preserve">EXAMPLE</w:t>
             </w:r>
-          </w:p>
-          <w:p>
-            <w:pPr>
-              <w:spacing w:before="0" w:after="0" w:line="240" w:lineRule="exact"/>
-            </w:pPr>
-          </w:p>
-          <w:p>
-            <w:pPr>
-              <w:pBdr>
-                <w:bottom w:val="single" w:sz="6" w:space="1" w:color="000000"/>
-              </w:pBdr>
-              <w:spacing w:before="0" w:after="0" w:line="240" w:lineRule="auto"/>
-            </w:pPr>
+            <w:r>
+              <w:t xml:space="preserve"> </w:t>
+            </w:r>
+            <w:r>
+              <w:t xml:space="preserve">DEBTOR,</w:t>
+            </w:r>
+            <w:r>
+              <w:t xml:space="preserve"> </w:t>
+            </w:r>
+            <w:r>
+              <w:t xml:space="preserve">LLC</w:t>
+            </w:r>
           </w:p>
         </w:tc>
         <w:tc>
           <w:tcPr>
             <w:tcW w:w="4608" w:type="dxa"/>
             <w:tcMar>
-              <w:top w:w="0" w:type="dxa"/>
-              <w:left w:w="240" w:type="dxa"/>
-              <w:bottom w:w="0" w:type="dxa"/>
-              <w:right w:w="0" w:type="dxa"/>
+              <w:left w:w="288" w:type="dxa"/>
             </w:tcMar>
+            <w:vAlign w:val="center"/>
           </w:tcPr>
           <w:p>
             <w:pPr>
-              <w:spacing w:before="0" w:after="0" w:line="576" w:lineRule="exact"/>
-            </w:pPr>
-          </w:p>
-          <w:p>
-            <w:pPr>
-              <w:spacing w:before="0" w:after="0" w:line="240" w:lineRule="auto"/>
+              <w:spacing w:before="0" w:after="0" w:line="276" w:lineRule="exact"/>
+              <w:ind w:left="0" w:firstLine="0"/>
+              <w:jc w:val="left"/>
             </w:pPr>
             <w:r>
-              <w:t xml:space="preserve">CASE NO. 00-00000-XXX-11</w:t>
+              <w:t xml:space="preserve">CASE NO. </w:t>
+            </w:r>
+            <w:r>
+              <w:t xml:space="preserve">00</w:t>
+              <w:noBreakHyphen/>
+              <w:t xml:space="preserve">00000-XXX</w:t>
+              <w:noBreakHyphen/>
+              <w:t xml:space="preserve">11</w:t>
             </w:r>
           </w:p>
           <w:p>
             <w:pPr>
-              <w:spacing w:before="0" w:after="0" w:line="240" w:lineRule="exact"/>
-            </w:pPr>
-          </w:p>
-          <w:p>
-            <w:pPr>
-              <w:spacing w:before="0" w:after="0" w:line="240" w:lineRule="auto"/>
+              <w:spacing w:before="276" w:after="0" w:line="276" w:lineRule="exact"/>
+              <w:ind w:left="0" w:firstLine="0"/>
+              <w:jc w:val="left"/>
             </w:pPr>
             <w:r>
-              <w:t xml:space="preserve">Chapter 11</w:t>
+              <w:t xml:space="preserve">Chapter</w:t>
+            </w:r>
+            <w:r>
+              <w:t xml:space="preserve"> </w:t>
+            </w:r>
+            <w:r>
+              <w:t xml:space="preserve">11</w:t>
             </w:r>
           </w:p>
         </w:tc>
@@ -154,528 +319,6680 @@
     </w:tbl>
     <w:p>
       <w:pPr>
-        <w:spacing w:before="0" w:after="0" w:line="480" w:lineRule="exact"/>
+        <w:spacing w:before="480" w:after="276" w:line="276" w:lineRule="exact"/>
+        <w:ind w:left="0" w:firstLine="0"/>
+        <w:jc w:val="center"/>
       </w:pPr>
+      <w:r>
+        <w:rPr>
+          <w:b/>
+          <w:bCs/>
+        </w:rPr>
+        <w:t xml:space="preserve">MOTION</w:t>
+      </w:r>
+      <w:r>
+        <w:rPr>
+          <w:b/>
+          <w:bCs/>
+        </w:rPr>
+        <w:t xml:space="preserve"> </w:t>
+      </w:r>
+      <w:r>
+        <w:rPr>
+          <w:b/>
+          <w:bCs/>
+        </w:rPr>
+        <w:t xml:space="preserve">FOR</w:t>
+      </w:r>
+      <w:r>
+        <w:rPr>
+          <w:b/>
+          <w:bCs/>
+        </w:rPr>
+        <w:t xml:space="preserve"> </w:t>
+      </w:r>
+      <w:r>
+        <w:rPr>
+          <w:b/>
+          <w:bCs/>
+        </w:rPr>
+        <w:t xml:space="preserve">RELIEF</w:t>
+      </w:r>
+      <w:r>
+        <w:rPr>
+          <w:b/>
+          <w:bCs/>
+        </w:rPr>
+        <w:t xml:space="preserve"> </w:t>
+      </w:r>
+      <w:r>
+        <w:rPr>
+          <w:b/>
+          <w:bCs/>
+        </w:rPr>
+        <w:t xml:space="preserve">FROM</w:t>
+      </w:r>
+      <w:r>
+        <w:rPr>
+          <w:b/>
+          <w:bCs/>
+        </w:rPr>
+        <w:t xml:space="preserve"> </w:t>
+      </w:r>
+      <w:r>
+        <w:rPr>
+          <w:b/>
+          <w:bCs/>
+        </w:rPr>
+        <w:t xml:space="preserve">THE</w:t>
+      </w:r>
+      <w:r>
+        <w:rPr>
+          <w:b/>
+          <w:bCs/>
+        </w:rPr>
+        <w:t xml:space="preserve"> </w:t>
+      </w:r>
+      <w:r>
+        <w:rPr>
+          <w:b/>
+          <w:bCs/>
+        </w:rPr>
+        <w:t xml:space="preserve">AUTOMATIC</w:t>
+      </w:r>
+      <w:r>
+        <w:rPr>
+          <w:b/>
+          <w:bCs/>
+        </w:rPr>
+        <w:t xml:space="preserve"> </w:t>
+      </w:r>
+      <w:r>
+        <w:rPr>
+          <w:b/>
+          <w:bCs/>
+        </w:rPr>
+        <w:t xml:space="preserve">STAY</w:t>
+      </w:r>
+      <w:r>
+        <w:rPr>
+          <w:b/>
+          <w:bCs/>
+        </w:rPr>
+        <w:t xml:space="preserve"> </w:t>
+      </w:r>
+      <w:r>
+        <w:rPr>
+          <w:b/>
+          <w:bCs/>
+        </w:rPr>
+        <w:t xml:space="preserve">AND</w:t>
+      </w:r>
+      <w:r>
+        <w:rPr>
+          <w:b/>
+          <w:bCs/>
+        </w:rPr>
+        <w:t xml:space="preserve"> </w:t>
+      </w:r>
+      <w:r>
+        <w:rPr>
+          <w:b/>
+          <w:bCs/>
+        </w:rPr>
+        <w:t xml:space="preserve">BRIEF</w:t>
+      </w:r>
+      <w:r>
+        <w:rPr>
+          <w:b/>
+          <w:bCs/>
+        </w:rPr>
+        <w:t xml:space="preserve"> </w:t>
+      </w:r>
+      <w:r>
+        <w:rPr>
+          <w:b/>
+          <w:bCs/>
+        </w:rPr>
+        <w:t xml:space="preserve">IN</w:t>
+      </w:r>
+      <w:r>
+        <w:rPr>
+          <w:b/>
+          <w:bCs/>
+        </w:rPr>
+        <w:t xml:space="preserve"> </w:t>
+      </w:r>
+      <w:r>
+        <w:rPr>
+          <w:b/>
+          <w:bCs/>
+        </w:rPr>
+        <w:t xml:space="preserve">SUPPORT</w:t>
+      </w:r>
     </w:p>
     <w:p>
       <w:pPr>
-        <w:spacing w:before="0" w:after="0" w:line="240" w:lineRule="auto"/>
+        <w:keepNext/>
+        <w:keepLines/>
+        <w:spacing w:before="0" w:after="0" w:line="480" w:lineRule="exact"/>
+        <w:ind w:left="0" w:firstLine="0"/>
         <w:jc w:val="center"/>
       </w:pPr>
       <w:r>
         <w:rPr>
           <w:b/>
-        </w:rPr>
-        <w:t xml:space="preserve">MOTION FOR RELIEF FROM THE AUTOMATIC STAY AND BRIEF IN SUPPORT</w:t>
-      </w:r>
-    </w:p>
-    <w:p>
-      <w:pPr>
-        <w:spacing w:before="0" w:after="0" w:line="240" w:lineRule="exact"/>
-      </w:pPr>
-    </w:p>
-    <w:p>
-      <w:pPr>
-        <w:pStyle w:val="Heading1"/>
-      </w:pPr>
-      <w:bookmarkStart w:id="9" w:name="_6db30ae86b67dc27fe23e30cf999a50cf8a4616"/>
-      <w:r>
-        <w:t xml:space="preserve">I. JURISDICTION AND VENUE</w:t>
-      </w:r>
-      <w:bookmarkEnd w:id="9"/>
-    </w:p>
-    <w:p>
-      <w:pPr>
-        <w:pStyle w:val="FirstParagraph"/>
-      </w:pPr>
-      <w:r>
-        <w:t xml:space="preserve">1. The Court has jurisdiction over this contested matter under 28 U.S.C. §§ 157 and 1334. This is a core proceeding under 28 U.S.C. § 157(b)(2)(G).</w:t>
-      </w:r>
-    </w:p>
-    <w:p>
-      <w:pPr>
-        <w:pStyle w:val="BodyText"/>
-      </w:pPr>
-      <w:r>
-        <w:t xml:space="preserve">2. Venue is proper in this district under 28 U.S.C. §§ 1408 and 1409.</w:t>
-      </w:r>
-    </w:p>
-    <w:p>
-      <w:pPr>
-        <w:pStyle w:val="BodyText"/>
-      </w:pPr>
-      <w:r>
-        <w:t xml:space="preserve">3. Movant asks for relief under 11 U.S.C. § 362(d) and Federal Rule of Bankruptcy Procedure 4001(a).</w:t>
-      </w:r>
-    </w:p>
-    <w:p>
-      <w:pPr>
-        <w:pStyle w:val="Heading1"/>
-      </w:pPr>
-      <w:bookmarkStart w:id="10" w:name="_00c048a9d6e25db3ceb12cd62d334dc977ce841"/>
-      <w:r>
-        <w:t xml:space="preserve">II. BACKGROUND</w:t>
-      </w:r>
-      <w:bookmarkEnd w:id="10"/>
-    </w:p>
-    <w:p>
-      <w:pPr>
-        <w:pStyle w:val="Heading2"/>
-      </w:pPr>
-      <w:bookmarkStart w:id="11" w:name="_08de53bd17c87be385d4f1154cb07e56f20a55e"/>
-      <w:r>
-        <w:t xml:space="preserve">A. The Debtor and the Chapter 11 Case</w:t>
-      </w:r>
-      <w:bookmarkEnd w:id="11"/>
-    </w:p>
-    <w:p>
-      <w:pPr>
-        <w:pStyle w:val="FirstParagraph"/>
-      </w:pPr>
-      <w:r>
-        <w:t xml:space="preserve">4. On [DATE], the Debtor filed a voluntary petition under Chapter 11 of the Bankruptcy Code. The Debtor continues to operate its business and manage its property as a debtor in possession under 11 U.S.C. §§ 1107 and 1108.</w:t>
-      </w:r>
-    </w:p>
-    <w:p>
-      <w:pPr>
-        <w:pStyle w:val="BodyText"/>
-      </w:pPr>
-      <w:r>
-        <w:t xml:space="preserve">5. No trustee or examiner has been appointed. No official committee of unsecured creditors has been appointed as of the date of this motion.</w:t>
-      </w:r>
-    </w:p>
-    <w:p>
-      <w:pPr>
-        <w:pStyle w:val="Heading2"/>
-      </w:pPr>
-      <w:bookmarkStart w:id="12" w:name="_6adfb8ae87c122ea7f5ed74e65b4dc35b5ff882"/>
-      <w:r>
-        <w:t xml:space="preserve">B. The Loan and the Collateral</w:t>
-      </w:r>
-      <w:bookmarkEnd w:id="12"/>
-    </w:p>
-    <w:p>
-      <w:pPr>
-        <w:pStyle w:val="FirstParagraph"/>
-      </w:pPr>
-      <w:r>
-        <w:t xml:space="preserve">6. On [DATE], the Debtor executed a promissory note in favor of Movant in the original principal amount of [$AMOUNT] (the</w:t>
-      </w:r>
-      <w:r>
-        <w:t xml:space="preserve"> </w:t>
-      </w:r>
-      <w:r>
-        <w:t xml:space="preserve">“Note”</w:t>
-      </w:r>
-      <w:r>
-        <w:t xml:space="preserve">). The Note bears interest at [RATE] percent per annum and matures on [DATE].</w:t>
-      </w:r>
-    </w:p>
-    <w:p>
-      <w:pPr>
-        <w:pStyle w:val="BodyText"/>
-      </w:pPr>
-      <w:r>
-        <w:t xml:space="preserve">7. To secure the Note, the Debtor granted Movant a security interest in certain equipment described in the security agreement dated [DATE] and attached as Exhibit A (the</w:t>
-      </w:r>
-      <w:r>
-        <w:t xml:space="preserve"> </w:t>
-      </w:r>
-      <w:r>
-        <w:t xml:space="preserve">“Security Agreement”</w:t>
-      </w:r>
-      <w:r>
-        <w:t xml:space="preserve"> </w:t>
-      </w:r>
-      <w:r>
-        <w:t xml:space="preserve">and the</w:t>
-      </w:r>
-      <w:r>
-        <w:t xml:space="preserve"> </w:t>
-      </w:r>
-      <w:r>
-        <w:t xml:space="preserve">“Collateral”</w:t>
-      </w:r>
-      <w:r>
-        <w:t xml:space="preserve">). Movant perfected its interest by filing a financing statement with the [Alabama Secretary of State] on [DATE], a copy of which is attached as Exhibit B.</w:t>
-      </w:r>
-    </w:p>
-    <w:p>
-      <w:pPr>
-        <w:pStyle w:val="BodyText"/>
-      </w:pPr>
-      <w:r>
-        <w:t xml:space="preserve">8. The Collateral consists of [DESCRIPTION OF EQUIPMENT, INCLUDING SERIAL NUMBERS OR OTHER IDENTIFYING DATA AS SHOWN IN EXHIBIT A].</w:t>
-      </w:r>
-    </w:p>
-    <w:p>
-      <w:pPr>
-        <w:pStyle w:val="BodyText"/>
-      </w:pPr>
-      <w:r>
-        <w:t xml:space="preserve">9. The Debtor has made no payment to Movant since [DATE]. The unpaid balance is [$AMOUNT] as of the date of this motion, exclusive of attorney’s fees and costs that may be allowed under the loan documents.</w:t>
-      </w:r>
-    </w:p>
-    <w:p>
-      <w:pPr>
-        <w:pStyle w:val="Heading2"/>
-      </w:pPr>
-      <w:bookmarkStart w:id="13" w:name="_e60f72a4ac5fe506a1fa9ca47b1aef114c535bb"/>
-      <w:r>
-        <w:t xml:space="preserve">C. The Debtor’s Default and Movant’s Demand</w:t>
-      </w:r>
-      <w:bookmarkEnd w:id="13"/>
-    </w:p>
-    <w:p>
-      <w:pPr>
-        <w:pStyle w:val="FirstParagraph"/>
-      </w:pPr>
-      <w:r>
-        <w:t xml:space="preserve">10. The Debtor’s failure to pay is a default under Section [__] of the Security Agreement. On [DATE], Movant sent the Debtor a written notice of default and demand for payment, a copy of which is attached as Exhibit C. The Debtor did not cure the default within the time stated in that notice.</w:t>
-      </w:r>
-    </w:p>
-    <w:p>
-      <w:pPr>
-        <w:pStyle w:val="BodyText"/>
-      </w:pPr>
-      <w:r>
-        <w:t xml:space="preserve">11. Movant has not consented to the Debtor’s use of the Collateral in the ordinary course of business since the date of the default, and no cash collateral order authorizing that use has been entered in this case.</w:t>
-      </w:r>
-    </w:p>
-    <w:p>
-      <w:pPr>
-        <w:pStyle w:val="Heading1"/>
-      </w:pPr>
-      <w:bookmarkStart w:id="14" w:name="_7e1ca9bbc749cef3b73af0e8b00df99babf2778"/>
-      <w:r>
-        <w:t xml:space="preserve">III. GROUNDS FOR RELIEF</w:t>
-      </w:r>
-      <w:bookmarkEnd w:id="14"/>
-    </w:p>
-    <w:p>
-      <w:pPr>
-        <w:pStyle w:val="Heading2"/>
-      </w:pPr>
-      <w:bookmarkStart w:id="15" w:name="_64e81659c9a602b896f744427c645f25884e204"/>
-      <w:r>
-        <w:t xml:space="preserve">A. Cause Exists Under 11 U.S.C. § 362(d)(1)</w:t>
-      </w:r>
-      <w:bookmarkEnd w:id="15"/>
-    </w:p>
-    <w:p>
-      <w:pPr>
-        <w:pStyle w:val="FirstParagraph"/>
-      </w:pPr>
-      <w:r>
-        <w:t xml:space="preserve">12. Under 11 U.S.C. § 362(d)(1), the Court shall grant relief from the stay for cause, including lack of adequate protection of an interest in property.</w:t>
-      </w:r>
-    </w:p>
-    <w:p>
-      <w:pPr>
-        <w:pStyle w:val="BodyText"/>
-      </w:pPr>
-      <w:r>
-        <w:t xml:space="preserve">13. Movant’s interest in the Collateral is an interest in property within the meaning of § 362(d)(1). The Collateral is depreciating, and the Debtor has not proposed any payment, replacement lien or other form of adequate protection.</w:t>
-      </w:r>
-    </w:p>
-    <w:p>
-      <w:pPr>
-        <w:pStyle w:val="BodyText"/>
-      </w:pPr>
-      <w:r>
-        <w:t xml:space="preserve">14. The Debtor bears the burden of proving the absence of cause under § 362(g). The Debtor has not yet made any showing on that point.</w:t>
-      </w:r>
-    </w:p>
-    <w:p>
-      <w:pPr>
-        <w:pStyle w:val="Heading2"/>
-      </w:pPr>
-      <w:bookmarkStart w:id="16" w:name="_04a707662b6bc7ef4286e213e7b7962eaac93ce"/>
-      <w:r>
-        <w:t xml:space="preserve">B. The Debtor Has No Equity in the Collateral</w:t>
-      </w:r>
-      <w:bookmarkEnd w:id="16"/>
-    </w:p>
-    <w:p>
-      <w:pPr>
-        <w:pStyle w:val="FirstParagraph"/>
-      </w:pPr>
-      <w:r>
-        <w:t xml:space="preserve">15. Under 11 U.S.C. § 362(d)(2)(A), the Court shall grant relief from the stay if the debtor does not have an equity in the property and the property is not necessary to an effective reorganization.</w:t>
-      </w:r>
-    </w:p>
-    <w:p>
-      <w:pPr>
-        <w:pStyle w:val="BodyText"/>
-      </w:pPr>
-      <w:r>
-        <w:t xml:space="preserve">16. The Debtor has no equity in the Collateral. Based on the values stated in the Debtor’s own schedules, the total of all liens against the Collateral exceeds its value.</w:t>
-      </w:r>
-    </w:p>
-    <w:p>
-      <w:pPr>
-        <w:pStyle w:val="BodyText"/>
-      </w:pPr>
-      <w:r>
-        <w:t xml:space="preserve">17. The Collateral is not necessary to an effective reorganization. The Debtor’s plan, as it has been described to Movant, does not depend on the continued use of this equipment, and the Debtor has not shown any reasonable prospect of reorganizing around it.</w:t>
-      </w:r>
-    </w:p>
-    <w:p>
-      <w:pPr>
-        <w:pStyle w:val="Heading2"/>
-      </w:pPr>
-      <w:bookmarkStart w:id="17" w:name="_8e5b9d0aaf8ac89d35530c1cf76cae26290a568"/>
-      <w:r>
-        <w:t xml:space="preserve">C. The Requested Modification Is Narrow</w:t>
-      </w:r>
-      <w:bookmarkEnd w:id="17"/>
-    </w:p>
-    <w:p>
-      <w:pPr>
-        <w:pStyle w:val="FirstParagraph"/>
-      </w:pPr>
-      <w:r>
-        <w:t xml:space="preserve">18. Movant does not ask the Court to adjudicate the amount of its claim or the validity of any other lien. It asks only that the stay be modified so that Movant may exercise its rights under applicable non-bankruptcy law with respect to the Collateral.</w:t>
-      </w:r>
-    </w:p>
-    <w:p>
-      <w:pPr>
-        <w:pStyle w:val="BodyText"/>
-      </w:pPr>
-      <w:r>
-        <w:t xml:space="preserve">19. Movant asks that the order granting this motion waive the fourteen-day stay of Federal Rule of Bankruptcy Procedure 4001(a)(3), so that Movant may act promptly to protect the Collateral.</w:t>
-      </w:r>
-    </w:p>
-    <w:p>
-      <w:pPr>
-        <w:pStyle w:val="BlockText"/>
-      </w:pPr>
-      <w:r>
-        <w:t xml:space="preserve">The Court may grant relief from the stay</w:t>
-      </w:r>
-      <w:r>
-        <w:t xml:space="preserve"> </w:t>
-      </w:r>
-      <w:r>
-        <w:t xml:space="preserve">“for cause, including the lack of adequate protection of an interest in property of such creditor.”</w:t>
-      </w:r>
-      <w:r>
-        <w:t xml:space="preserve"> </w:t>
-      </w:r>
-      <w:r>
-        <w:t xml:space="preserve">11 U.S.C. § 362(d)(1).</w:t>
-      </w:r>
-    </w:p>
-    <w:p>
-      <w:pPr>
-        <w:pStyle w:val="FirstParagraph"/>
-      </w:pPr>
-      <w:r>
-        <w:t xml:space="preserve">20. The statute states the grounds; the record shows them. Each of the grounds above is supported by the Note, the Security Agreement and the Debtor’s own schedules, and Movant asks the Court to take judicial notice of the Debtor’s schedules under Federal Rule of Evidence 201.</w:t>
-      </w:r>
-    </w:p>
-    <w:p>
-      <w:pPr>
-        <w:pStyle w:val="Heading1"/>
-      </w:pPr>
-      <w:bookmarkStart w:id="18" w:name="_b90b229198dcffda548223a1db56e3d4e7204be"/>
-      <w:r>
-        <w:t xml:space="preserve">IV. RESERVATION OF RIGHTS</w:t>
-      </w:r>
-      <w:bookmarkEnd w:id="18"/>
-    </w:p>
-    <w:p>
-      <w:pPr>
-        <w:pStyle w:val="FirstParagraph"/>
-      </w:pPr>
-      <w:r>
-        <w:t xml:space="preserve">21. Movant reserves the right to supplement this motion, to file a reply to any response, and to present evidence at any hearing. Nothing in this motion waives any right or remedy Movant holds under the Note, the Security Agreement or applicable law.</w:t>
-      </w:r>
-    </w:p>
-    <w:p>
-      <w:pPr>
-        <w:pStyle w:val="Heading1"/>
-      </w:pPr>
-      <w:bookmarkStart w:id="19" w:name="_cf9924d619cfd39d761d358e8c67fe37f15b24e"/>
-      <w:r>
-        <w:t xml:space="preserve">V. NOTICE AND HEARING</w:t>
-      </w:r>
-      <w:bookmarkEnd w:id="19"/>
-    </w:p>
-    <w:p>
-      <w:pPr>
-        <w:pStyle w:val="FirstParagraph"/>
-      </w:pPr>
-      <w:r>
-        <w:t xml:space="preserve">22. Movant requests that the Court set this motion for hearing on the next available date after the response period under the Court’s local rules, and that any objection be filed and served in accordance with the notice of hearing that accompanies this motion.</w:t>
-      </w:r>
-    </w:p>
-    <w:p>
-      <w:pPr>
-        <w:pStyle w:val="Prayer"/>
-      </w:pPr>
-      <w:r>
-        <w:t xml:space="preserve">WHEREFORE, Movant asks the Court to modify the automatic stay under 11 U.S.C. § 362(d) to permit Movant to enforce its rights in the Collateral; to waive the stay of Federal Rule of Bankruptcy Procedure 4001(a)(3); and to grant such other relief as the Court finds just.</w:t>
-      </w:r>
-    </w:p>
-    <w:tbl>
-      <w:tblPr>
-        <w:tblW w:w="9360" w:type="dxa"/>
-        <w:tblLayout w:type="fixed"/>
-        <w:tblCellMar>
-          <w:left w:w="0" w:type="dxa"/>
-          <w:right w:w="0" w:type="dxa"/>
-        </w:tblCellMar>
-        <w:tblLook w:val="0000" w:firstRow="0" w:lastRow="0" w:firstColumn="0" w:lastColumn="0" w:noHBand="0" w:noVBand="0"/>
-      </w:tblPr>
-      <w:tblGrid>
-        <w:gridCol w:w="4752"/>
-        <w:gridCol w:w="4608"/>
-      </w:tblGrid>
-      <w:tr>
-        <w:trPr>
-          <w:cantSplit/>
-        </w:trPr>
-        <w:tc>
-          <w:tcPr>
-            <w:tcW w:w="4752" w:type="dxa"/>
-          </w:tcPr>
-          <w:p>
-            <w:pPr>
-              <w:keepNext/>
-              <w:spacing w:before="0" w:after="0" w:line="240" w:lineRule="auto"/>
-            </w:pPr>
-          </w:p>
-        </w:tc>
-        <w:tc>
-          <w:tcPr>
-            <w:tcW w:w="4608" w:type="dxa"/>
-          </w:tcPr>
-          <w:p>
-            <w:pPr>
-              <w:keepNext/>
-              <w:spacing w:before="0" w:after="0" w:line="240" w:lineRule="auto"/>
-            </w:pPr>
-            <w:r>
-              <w:t xml:space="preserve">Respectfully submitted,</w:t>
-            </w:r>
-          </w:p>
-          <w:p>
-            <w:pPr>
-              <w:spacing w:before="0" w:after="0" w:line="240" w:lineRule="exact"/>
-            </w:pPr>
-          </w:p>
-          <w:p>
-            <w:pPr>
-              <w:keepNext/>
-              <w:spacing w:before="0" w:after="0" w:line="240" w:lineRule="auto"/>
-            </w:pPr>
-            <w:r>
-              <w:t xml:space="preserve">[FIRM NAME]</w:t>
-            </w:r>
-          </w:p>
-          <w:p>
-            <w:pPr>
-              <w:spacing w:before="0" w:after="0" w:line="240" w:lineRule="exact"/>
-            </w:pPr>
-          </w:p>
-          <w:p>
-            <w:pPr>
-              <w:keepNext/>
-              <w:spacing w:before="0" w:after="0" w:line="240" w:lineRule="auto"/>
-            </w:pPr>
-            <w:r>
-              <w:t xml:space="preserve">/s/ [Attorney Name] (Bar No. [______])</w:t>
-            </w:r>
-          </w:p>
-          <w:p>
-            <w:pPr>
-              <w:keepNext/>
-              <w:spacing w:before="0" w:after="0" w:line="240" w:lineRule="auto"/>
-            </w:pPr>
-            <w:r>
-              <w:t xml:space="preserve">[Mailing address]</w:t>
-            </w:r>
-          </w:p>
-          <w:p>
-            <w:pPr>
-              <w:keepNext/>
-              <w:spacing w:before="0" w:after="0" w:line="240" w:lineRule="auto"/>
-            </w:pPr>
-            <w:r>
-              <w:t xml:space="preserve">[City], AL [ZIP]</w:t>
-            </w:r>
-          </w:p>
-          <w:p>
-            <w:pPr>
-              <w:keepNext/>
-              <w:spacing w:before="0" w:after="0" w:line="240" w:lineRule="auto"/>
-            </w:pPr>
-            <w:r>
-              <w:t xml:space="preserve">Tel: [TELEPHONE]</w:t>
-            </w:r>
-          </w:p>
-          <w:p>
-            <w:pPr>
-              <w:keepNext/>
-              <w:spacing w:before="0" w:after="0" w:line="240" w:lineRule="auto"/>
-            </w:pPr>
-            <w:r>
-              <w:t xml:space="preserve">Email: [address]</w:t>
-            </w:r>
-          </w:p>
-          <w:p>
-            <w:pPr>
-              <w:keepNext/>
-              <w:spacing w:before="0" w:after="0" w:line="240" w:lineRule="auto"/>
-            </w:pPr>
-            <w:r>
-              <w:t xml:space="preserve">Counsel for Movant [Movant Name]</w:t>
-            </w:r>
-          </w:p>
-        </w:tc>
-      </w:tr>
-    </w:tbl>
-    <w:p>
-      <w:pPr>
-        <w:keepNext/>
-        <w:pageBreakBefore/>
-        <w:spacing w:before="0" w:after="0" w:line="240" w:lineRule="auto"/>
-        <w:jc w:val="center"/>
-      </w:pPr>
-      <w:r>
-        <w:rPr>
-          <w:b/>
-        </w:rPr>
-        <w:t xml:space="preserve">CERTIFICATE OF SERVICE</w:t>
-      </w:r>
-    </w:p>
-    <w:p>
-      <w:pPr>
-        <w:spacing w:before="0" w:after="0" w:line="240" w:lineRule="exact"/>
-      </w:pPr>
+          <w:bCs/>
+        </w:rPr>
+        <w:t xml:space="preserve">I.</w:t>
+      </w:r>
+      <w:r>
+        <w:rPr>
+          <w:b/>
+          <w:bCs/>
+        </w:rPr>
+        <w:t xml:space="preserve"> </w:t>
+      </w:r>
+      <w:r>
+        <w:rPr>
+          <w:b/>
+          <w:bCs/>
+        </w:rPr>
+        <w:t xml:space="preserve">JURISDICTION</w:t>
+      </w:r>
+      <w:r>
+        <w:rPr>
+          <w:b/>
+          <w:bCs/>
+        </w:rPr>
+        <w:t xml:space="preserve"> </w:t>
+      </w:r>
+      <w:r>
+        <w:rPr>
+          <w:b/>
+          <w:bCs/>
+        </w:rPr>
+        <w:t xml:space="preserve">AND</w:t>
+      </w:r>
+      <w:r>
+        <w:rPr>
+          <w:b/>
+          <w:bCs/>
+        </w:rPr>
+        <w:t xml:space="preserve"> </w:t>
+      </w:r>
+      <w:r>
+        <w:rPr>
+          <w:b/>
+          <w:bCs/>
+        </w:rPr>
+        <w:t xml:space="preserve">VENUE</w:t>
+      </w:r>
     </w:p>
     <w:p>
       <w:pPr>
         <w:spacing w:before="0" w:after="0" w:line="480" w:lineRule="exact"/>
         <w:ind w:left="0" w:firstLine="720"/>
+        <w:jc w:val="left"/>
       </w:pPr>
       <w:r>
-        <w:t xml:space="preserve">I certify that on [DATE], I served a copy of this motion on the debtor, the debtor’s counsel, the chapter trustee and all parties requesting notice by [method] at the addresses shown in the Court’s CM/ECF system and by mail to the addresses shown on the attached list. [Signature block]</w:t>
+        <w:t xml:space="preserve">1. </w:t>
+      </w:r>
+      <w:r>
+        <w:t xml:space="preserve">The</w:t>
+      </w:r>
+      <w:r>
+        <w:t xml:space="preserve"> </w:t>
+      </w:r>
+      <w:r>
+        <w:t xml:space="preserve">Court</w:t>
+      </w:r>
+      <w:r>
+        <w:t xml:space="preserve"> </w:t>
+      </w:r>
+      <w:r>
+        <w:t xml:space="preserve">has</w:t>
+      </w:r>
+      <w:r>
+        <w:t xml:space="preserve"> </w:t>
+      </w:r>
+      <w:r>
+        <w:t xml:space="preserve">jurisdiction</w:t>
+      </w:r>
+      <w:r>
+        <w:t xml:space="preserve"> </w:t>
+      </w:r>
+      <w:r>
+        <w:t xml:space="preserve">over</w:t>
+      </w:r>
+      <w:r>
+        <w:t xml:space="preserve"> </w:t>
+      </w:r>
+      <w:r>
+        <w:t xml:space="preserve">this</w:t>
+      </w:r>
+      <w:r>
+        <w:t xml:space="preserve"> </w:t>
+      </w:r>
+      <w:r>
+        <w:t xml:space="preserve">contested</w:t>
+      </w:r>
+      <w:r>
+        <w:t xml:space="preserve"> </w:t>
+      </w:r>
+      <w:r>
+        <w:t xml:space="preserve">matter</w:t>
+      </w:r>
+      <w:r>
+        <w:t xml:space="preserve"> </w:t>
+      </w:r>
+      <w:r>
+        <w:t xml:space="preserve">under</w:t>
+      </w:r>
+      <w:r>
+        <w:t xml:space="preserve"> </w:t>
+      </w:r>
+      <w:r>
+        <w:t xml:space="preserve">28</w:t>
+      </w:r>
+      <w:r>
+        <w:t xml:space="preserve"> </w:t>
+      </w:r>
+      <w:r>
+        <w:t xml:space="preserve">U.S.C.</w:t>
+      </w:r>
+      <w:r>
+        <w:t xml:space="preserve"> </w:t>
+      </w:r>
+      <w:r>
+        <w:t xml:space="preserve">§§</w:t>
+      </w:r>
+      <w:r>
+        <w:t xml:space="preserve"> </w:t>
+      </w:r>
+      <w:r>
+        <w:t xml:space="preserve">157</w:t>
+      </w:r>
+      <w:r>
+        <w:t xml:space="preserve"> </w:t>
+      </w:r>
+      <w:r>
+        <w:t xml:space="preserve">and</w:t>
+      </w:r>
+      <w:r>
+        <w:t xml:space="preserve"> </w:t>
+      </w:r>
+      <w:r>
+        <w:t xml:space="preserve">1334.</w:t>
+      </w:r>
+      <w:r>
+        <w:t xml:space="preserve"> </w:t>
+      </w:r>
+      <w:r>
+        <w:t xml:space="preserve">This</w:t>
+      </w:r>
+      <w:r>
+        <w:t xml:space="preserve"> </w:t>
+      </w:r>
+      <w:r>
+        <w:t xml:space="preserve">is</w:t>
+      </w:r>
+      <w:r>
+        <w:t xml:space="preserve"> </w:t>
+      </w:r>
+      <w:r>
+        <w:t xml:space="preserve">a</w:t>
+      </w:r>
+      <w:r>
+        <w:t xml:space="preserve"> </w:t>
+      </w:r>
+      <w:r>
+        <w:t xml:space="preserve">core</w:t>
+      </w:r>
+      <w:r>
+        <w:t xml:space="preserve"> </w:t>
+      </w:r>
+      <w:r>
+        <w:t xml:space="preserve">proceeding</w:t>
+      </w:r>
+      <w:r>
+        <w:t xml:space="preserve"> </w:t>
+      </w:r>
+      <w:r>
+        <w:t xml:space="preserve">under</w:t>
+      </w:r>
+      <w:r>
+        <w:t xml:space="preserve"> </w:t>
+      </w:r>
+      <w:r>
+        <w:t xml:space="preserve">28</w:t>
+      </w:r>
+      <w:r>
+        <w:t xml:space="preserve"> </w:t>
+      </w:r>
+      <w:r>
+        <w:t xml:space="preserve">U.S.C.</w:t>
+      </w:r>
+      <w:r>
+        <w:t xml:space="preserve"> </w:t>
+      </w:r>
+      <w:r>
+        <w:t xml:space="preserve">§</w:t>
+      </w:r>
+      <w:r>
+        <w:t xml:space="preserve"> </w:t>
+      </w:r>
+      <w:r>
+        <w:t xml:space="preserve">157(b)⁠(2)⁠(G).</w:t>
       </w:r>
     </w:p>
     <w:p>
       <w:pPr>
-        <w:spacing w:before="0" w:after="0" w:line="240" w:lineRule="auto"/>
+        <w:spacing w:before="0" w:after="0" w:line="480" w:lineRule="exact"/>
+        <w:ind w:left="0" w:firstLine="720"/>
+        <w:jc w:val="left"/>
       </w:pPr>
+      <w:r>
+        <w:t xml:space="preserve">2. </w:t>
+      </w:r>
+      <w:r>
+        <w:t xml:space="preserve">Venue</w:t>
+      </w:r>
+      <w:r>
+        <w:t xml:space="preserve"> </w:t>
+      </w:r>
+      <w:r>
+        <w:t xml:space="preserve">is</w:t>
+      </w:r>
+      <w:r>
+        <w:t xml:space="preserve"> </w:t>
+      </w:r>
+      <w:r>
+        <w:t xml:space="preserve">proper</w:t>
+      </w:r>
+      <w:r>
+        <w:t xml:space="preserve"> </w:t>
+      </w:r>
+      <w:r>
+        <w:t xml:space="preserve">in</w:t>
+      </w:r>
+      <w:r>
+        <w:t xml:space="preserve"> </w:t>
+      </w:r>
+      <w:r>
+        <w:t xml:space="preserve">this</w:t>
+      </w:r>
+      <w:r>
+        <w:t xml:space="preserve"> </w:t>
+      </w:r>
+      <w:r>
+        <w:t xml:space="preserve">district</w:t>
+      </w:r>
+      <w:r>
+        <w:t xml:space="preserve"> </w:t>
+      </w:r>
+      <w:r>
+        <w:t xml:space="preserve">under</w:t>
+      </w:r>
+      <w:r>
+        <w:t xml:space="preserve"> </w:t>
+      </w:r>
+      <w:r>
+        <w:t xml:space="preserve">28</w:t>
+      </w:r>
+      <w:r>
+        <w:t xml:space="preserve"> </w:t>
+      </w:r>
+      <w:r>
+        <w:t xml:space="preserve">U.S.C.</w:t>
+      </w:r>
+      <w:r>
+        <w:t xml:space="preserve"> </w:t>
+      </w:r>
+      <w:r>
+        <w:t xml:space="preserve">§§</w:t>
+      </w:r>
+      <w:r>
+        <w:t xml:space="preserve"> </w:t>
+      </w:r>
+      <w:r>
+        <w:t xml:space="preserve">1408</w:t>
+      </w:r>
+      <w:r>
+        <w:t xml:space="preserve"> </w:t>
+      </w:r>
+      <w:r>
+        <w:t xml:space="preserve">and</w:t>
+      </w:r>
+      <w:r>
+        <w:t xml:space="preserve"> </w:t>
+      </w:r>
+      <w:r>
+        <w:t xml:space="preserve">1409.</w:t>
+      </w:r>
+    </w:p>
+    <w:p>
+      <w:pPr>
+        <w:spacing w:before="0" w:after="0" w:line="480" w:lineRule="exact"/>
+        <w:ind w:left="0" w:firstLine="720"/>
+        <w:jc w:val="left"/>
+      </w:pPr>
+      <w:r>
+        <w:t xml:space="preserve">3. </w:t>
+      </w:r>
+      <w:r>
+        <w:t xml:space="preserve">Movant</w:t>
+      </w:r>
+      <w:r>
+        <w:t xml:space="preserve"> </w:t>
+      </w:r>
+      <w:r>
+        <w:t xml:space="preserve">asks</w:t>
+      </w:r>
+      <w:r>
+        <w:t xml:space="preserve"> </w:t>
+      </w:r>
+      <w:r>
+        <w:t xml:space="preserve">for</w:t>
+      </w:r>
+      <w:r>
+        <w:t xml:space="preserve"> </w:t>
+      </w:r>
+      <w:r>
+        <w:t xml:space="preserve">relief</w:t>
+      </w:r>
+      <w:r>
+        <w:t xml:space="preserve"> </w:t>
+      </w:r>
+      <w:r>
+        <w:t xml:space="preserve">under</w:t>
+      </w:r>
+      <w:r>
+        <w:t xml:space="preserve"> </w:t>
+      </w:r>
+      <w:r>
+        <w:t xml:space="preserve">11</w:t>
+      </w:r>
+      <w:r>
+        <w:t xml:space="preserve"> </w:t>
+      </w:r>
+      <w:r>
+        <w:t xml:space="preserve">U.S.C.</w:t>
+      </w:r>
+      <w:r>
+        <w:t xml:space="preserve"> </w:t>
+      </w:r>
+      <w:r>
+        <w:t xml:space="preserve">§</w:t>
+      </w:r>
+      <w:r>
+        <w:t xml:space="preserve"> </w:t>
+      </w:r>
+      <w:r>
+        <w:t xml:space="preserve">362(d)</w:t>
+      </w:r>
+      <w:r>
+        <w:t xml:space="preserve"> </w:t>
+      </w:r>
+      <w:r>
+        <w:t xml:space="preserve">and</w:t>
+      </w:r>
+      <w:r>
+        <w:t xml:space="preserve"> </w:t>
+      </w:r>
+      <w:r>
+        <w:t xml:space="preserve">Federal</w:t>
+      </w:r>
+      <w:r>
+        <w:t xml:space="preserve"> </w:t>
+      </w:r>
+      <w:r>
+        <w:t xml:space="preserve">Rule</w:t>
+      </w:r>
+      <w:r>
+        <w:t xml:space="preserve"> </w:t>
+      </w:r>
+      <w:r>
+        <w:t xml:space="preserve">of</w:t>
+      </w:r>
+      <w:r>
+        <w:t xml:space="preserve"> </w:t>
+      </w:r>
+      <w:r>
+        <w:t xml:space="preserve">Bankruptcy</w:t>
+      </w:r>
+      <w:r>
+        <w:t xml:space="preserve"> </w:t>
+      </w:r>
+      <w:r>
+        <w:t xml:space="preserve">Procedure</w:t>
+      </w:r>
+      <w:r>
+        <w:t xml:space="preserve"> </w:t>
+      </w:r>
+      <w:r>
+        <w:t xml:space="preserve">4001(a).</w:t>
+      </w:r>
+    </w:p>
+    <w:p>
+      <w:pPr>
+        <w:keepNext/>
+        <w:keepLines/>
+        <w:spacing w:before="0" w:after="0" w:line="480" w:lineRule="exact"/>
+        <w:ind w:left="0" w:firstLine="0"/>
+        <w:jc w:val="center"/>
+      </w:pPr>
+      <w:r>
+        <w:rPr>
+          <w:b/>
+          <w:bCs/>
+        </w:rPr>
+        <w:t xml:space="preserve">II.</w:t>
+      </w:r>
+      <w:r>
+        <w:rPr>
+          <w:b/>
+          <w:bCs/>
+        </w:rPr>
+        <w:t xml:space="preserve"> </w:t>
+      </w:r>
+      <w:r>
+        <w:rPr>
+          <w:b/>
+          <w:bCs/>
+        </w:rPr>
+        <w:t xml:space="preserve">BACKGROUND</w:t>
+      </w:r>
+    </w:p>
+    <w:p>
+      <w:pPr>
+        <w:keepNext/>
+        <w:keepLines/>
+        <w:spacing w:before="0" w:after="0" w:line="480" w:lineRule="exact"/>
+        <w:ind w:left="0" w:firstLine="0"/>
+        <w:jc w:val="left"/>
+      </w:pPr>
+      <w:r>
+        <w:rPr>
+          <w:b/>
+          <w:bCs/>
+        </w:rPr>
+        <w:t xml:space="preserve">A.</w:t>
+      </w:r>
+      <w:r>
+        <w:rPr>
+          <w:b/>
+          <w:bCs/>
+        </w:rPr>
+        <w:t xml:space="preserve"> </w:t>
+      </w:r>
+      <w:r>
+        <w:rPr>
+          <w:b/>
+          <w:bCs/>
+        </w:rPr>
+        <w:t xml:space="preserve">The</w:t>
+      </w:r>
+      <w:r>
+        <w:rPr>
+          <w:b/>
+          <w:bCs/>
+        </w:rPr>
+        <w:t xml:space="preserve"> </w:t>
+      </w:r>
+      <w:r>
+        <w:rPr>
+          <w:b/>
+          <w:bCs/>
+        </w:rPr>
+        <w:t xml:space="preserve">Debtor</w:t>
+      </w:r>
+      <w:r>
+        <w:rPr>
+          <w:b/>
+          <w:bCs/>
+        </w:rPr>
+        <w:t xml:space="preserve"> </w:t>
+      </w:r>
+      <w:r>
+        <w:rPr>
+          <w:b/>
+          <w:bCs/>
+        </w:rPr>
+        <w:t xml:space="preserve">and</w:t>
+      </w:r>
+      <w:r>
+        <w:rPr>
+          <w:b/>
+          <w:bCs/>
+        </w:rPr>
+        <w:t xml:space="preserve"> </w:t>
+      </w:r>
+      <w:r>
+        <w:rPr>
+          <w:b/>
+          <w:bCs/>
+        </w:rPr>
+        <w:t xml:space="preserve">the</w:t>
+      </w:r>
+      <w:r>
+        <w:rPr>
+          <w:b/>
+          <w:bCs/>
+        </w:rPr>
+        <w:t xml:space="preserve"> </w:t>
+      </w:r>
+      <w:r>
+        <w:rPr>
+          <w:b/>
+          <w:bCs/>
+        </w:rPr>
+        <w:t xml:space="preserve">Chapter</w:t>
+      </w:r>
+      <w:r>
+        <w:rPr>
+          <w:b/>
+          <w:bCs/>
+        </w:rPr>
+        <w:t xml:space="preserve"> </w:t>
+      </w:r>
+      <w:r>
+        <w:rPr>
+          <w:b/>
+          <w:bCs/>
+        </w:rPr>
+        <w:t xml:space="preserve">11</w:t>
+      </w:r>
+      <w:r>
+        <w:rPr>
+          <w:b/>
+          <w:bCs/>
+        </w:rPr>
+        <w:t xml:space="preserve"> </w:t>
+      </w:r>
+      <w:r>
+        <w:rPr>
+          <w:b/>
+          <w:bCs/>
+        </w:rPr>
+        <w:t xml:space="preserve">Case</w:t>
+      </w:r>
+    </w:p>
+    <w:p>
+      <w:pPr>
+        <w:spacing w:before="0" w:after="0" w:line="480" w:lineRule="exact"/>
+        <w:ind w:left="0" w:firstLine="720"/>
+        <w:jc w:val="left"/>
+      </w:pPr>
+      <w:r>
+        <w:t xml:space="preserve">4. </w:t>
+      </w:r>
+      <w:r>
+        <w:t xml:space="preserve">On</w:t>
+      </w:r>
+      <w:r>
+        <w:t xml:space="preserve"> </w:t>
+      </w:r>
+      <w:r>
+        <w:t xml:space="preserve">[DATE],</w:t>
+      </w:r>
+      <w:r>
+        <w:t xml:space="preserve"> </w:t>
+      </w:r>
+      <w:r>
+        <w:t xml:space="preserve">the</w:t>
+      </w:r>
+      <w:r>
+        <w:t xml:space="preserve"> </w:t>
+      </w:r>
+      <w:r>
+        <w:t xml:space="preserve">Debtor</w:t>
+      </w:r>
+      <w:r>
+        <w:t xml:space="preserve"> </w:t>
+      </w:r>
+      <w:r>
+        <w:t xml:space="preserve">filed</w:t>
+      </w:r>
+      <w:r>
+        <w:t xml:space="preserve"> </w:t>
+      </w:r>
+      <w:r>
+        <w:t xml:space="preserve">a</w:t>
+      </w:r>
+      <w:r>
+        <w:t xml:space="preserve"> </w:t>
+      </w:r>
+      <w:r>
+        <w:t xml:space="preserve">voluntary</w:t>
+      </w:r>
+      <w:r>
+        <w:t xml:space="preserve"> </w:t>
+      </w:r>
+      <w:r>
+        <w:t xml:space="preserve">petition</w:t>
+      </w:r>
+      <w:r>
+        <w:t xml:space="preserve"> </w:t>
+      </w:r>
+      <w:r>
+        <w:t xml:space="preserve">under</w:t>
+      </w:r>
+      <w:r>
+        <w:t xml:space="preserve"> </w:t>
+      </w:r>
+      <w:r>
+        <w:t xml:space="preserve">Chapter</w:t>
+      </w:r>
+      <w:r>
+        <w:t xml:space="preserve"> </w:t>
+      </w:r>
+      <w:r>
+        <w:t xml:space="preserve">11</w:t>
+      </w:r>
+      <w:r>
+        <w:t xml:space="preserve"> </w:t>
+      </w:r>
+      <w:r>
+        <w:t xml:space="preserve">of</w:t>
+      </w:r>
+      <w:r>
+        <w:t xml:space="preserve"> </w:t>
+      </w:r>
+      <w:r>
+        <w:t xml:space="preserve">the</w:t>
+      </w:r>
+      <w:r>
+        <w:t xml:space="preserve"> </w:t>
+      </w:r>
+      <w:r>
+        <w:t xml:space="preserve">Bankruptcy</w:t>
+      </w:r>
+      <w:r>
+        <w:t xml:space="preserve"> </w:t>
+      </w:r>
+      <w:r>
+        <w:t xml:space="preserve">Code.</w:t>
+      </w:r>
+      <w:r>
+        <w:t xml:space="preserve"> </w:t>
+      </w:r>
+      <w:r>
+        <w:t xml:space="preserve">The</w:t>
+      </w:r>
+      <w:r>
+        <w:t xml:space="preserve"> </w:t>
+      </w:r>
+      <w:r>
+        <w:t xml:space="preserve">Debtor</w:t>
+      </w:r>
+      <w:r>
+        <w:t xml:space="preserve"> </w:t>
+      </w:r>
+      <w:r>
+        <w:t xml:space="preserve">continues</w:t>
+      </w:r>
+      <w:r>
+        <w:t xml:space="preserve"> </w:t>
+      </w:r>
+      <w:r>
+        <w:t xml:space="preserve">to</w:t>
+      </w:r>
+      <w:r>
+        <w:t xml:space="preserve"> </w:t>
+      </w:r>
+      <w:r>
+        <w:t xml:space="preserve">operate</w:t>
+      </w:r>
+      <w:r>
+        <w:t xml:space="preserve"> </w:t>
+      </w:r>
+      <w:r>
+        <w:t xml:space="preserve">its</w:t>
+      </w:r>
+      <w:r>
+        <w:t xml:space="preserve"> </w:t>
+      </w:r>
+      <w:r>
+        <w:t xml:space="preserve">business</w:t>
+      </w:r>
+      <w:r>
+        <w:t xml:space="preserve"> </w:t>
+      </w:r>
+      <w:r>
+        <w:t xml:space="preserve">and</w:t>
+      </w:r>
+      <w:r>
+        <w:t xml:space="preserve"> </w:t>
+      </w:r>
+      <w:r>
+        <w:t xml:space="preserve">manage</w:t>
+      </w:r>
+      <w:r>
+        <w:t xml:space="preserve"> </w:t>
+      </w:r>
+      <w:r>
+        <w:t xml:space="preserve">its</w:t>
+      </w:r>
+      <w:r>
+        <w:t xml:space="preserve"> </w:t>
+      </w:r>
+      <w:r>
+        <w:t xml:space="preserve">property</w:t>
+      </w:r>
+      <w:r>
+        <w:t xml:space="preserve"> </w:t>
+      </w:r>
+      <w:r>
+        <w:t xml:space="preserve">as</w:t>
+      </w:r>
+      <w:r>
+        <w:t xml:space="preserve"> </w:t>
+      </w:r>
+      <w:r>
+        <w:t xml:space="preserve">a</w:t>
+      </w:r>
+      <w:r>
+        <w:t xml:space="preserve"> </w:t>
+      </w:r>
+      <w:r>
+        <w:t xml:space="preserve">debtor</w:t>
+      </w:r>
+      <w:r>
+        <w:t xml:space="preserve"> </w:t>
+      </w:r>
+      <w:r>
+        <w:t xml:space="preserve">in</w:t>
+      </w:r>
+      <w:r>
+        <w:t xml:space="preserve"> </w:t>
+      </w:r>
+      <w:r>
+        <w:t xml:space="preserve">possession</w:t>
+      </w:r>
+      <w:r>
+        <w:t xml:space="preserve"> </w:t>
+      </w:r>
+      <w:r>
+        <w:t xml:space="preserve">under</w:t>
+      </w:r>
+      <w:r>
+        <w:t xml:space="preserve"> </w:t>
+      </w:r>
+      <w:r>
+        <w:t xml:space="preserve">11</w:t>
+      </w:r>
+      <w:r>
+        <w:t xml:space="preserve"> </w:t>
+      </w:r>
+      <w:r>
+        <w:t xml:space="preserve">U.S.C.</w:t>
+      </w:r>
+      <w:r>
+        <w:t xml:space="preserve"> </w:t>
+      </w:r>
+      <w:r>
+        <w:t xml:space="preserve">§§</w:t>
+      </w:r>
+      <w:r>
+        <w:t xml:space="preserve"> </w:t>
+      </w:r>
+      <w:r>
+        <w:t xml:space="preserve">1107</w:t>
+      </w:r>
+      <w:r>
+        <w:t xml:space="preserve"> </w:t>
+      </w:r>
+      <w:r>
+        <w:t xml:space="preserve">and</w:t>
+      </w:r>
+      <w:r>
+        <w:t xml:space="preserve"> </w:t>
+      </w:r>
+      <w:r>
+        <w:t xml:space="preserve">1108.</w:t>
+      </w:r>
+    </w:p>
+    <w:p>
+      <w:pPr>
+        <w:spacing w:before="0" w:after="0" w:line="480" w:lineRule="exact"/>
+        <w:ind w:left="0" w:firstLine="720"/>
+        <w:jc w:val="left"/>
+      </w:pPr>
+      <w:r>
+        <w:t xml:space="preserve">5. </w:t>
+      </w:r>
+      <w:r>
+        <w:t xml:space="preserve">No</w:t>
+      </w:r>
+      <w:r>
+        <w:t xml:space="preserve"> </w:t>
+      </w:r>
+      <w:r>
+        <w:t xml:space="preserve">trustee</w:t>
+      </w:r>
+      <w:r>
+        <w:t xml:space="preserve"> </w:t>
+      </w:r>
+      <w:r>
+        <w:t xml:space="preserve">or</w:t>
+      </w:r>
+      <w:r>
+        <w:t xml:space="preserve"> </w:t>
+      </w:r>
+      <w:r>
+        <w:t xml:space="preserve">examiner</w:t>
+      </w:r>
+      <w:r>
+        <w:t xml:space="preserve"> </w:t>
+      </w:r>
+      <w:r>
+        <w:t xml:space="preserve">has</w:t>
+      </w:r>
+      <w:r>
+        <w:t xml:space="preserve"> </w:t>
+      </w:r>
+      <w:r>
+        <w:t xml:space="preserve">been</w:t>
+      </w:r>
+      <w:r>
+        <w:t xml:space="preserve"> </w:t>
+      </w:r>
+      <w:r>
+        <w:t xml:space="preserve">appointed.</w:t>
+      </w:r>
+      <w:r>
+        <w:t xml:space="preserve"> </w:t>
+      </w:r>
+      <w:r>
+        <w:t xml:space="preserve">No</w:t>
+      </w:r>
+      <w:r>
+        <w:t xml:space="preserve"> </w:t>
+      </w:r>
+      <w:r>
+        <w:t xml:space="preserve">official</w:t>
+      </w:r>
+      <w:r>
+        <w:t xml:space="preserve"> </w:t>
+      </w:r>
+      <w:r>
+        <w:t xml:space="preserve">committee</w:t>
+      </w:r>
+      <w:r>
+        <w:t xml:space="preserve"> </w:t>
+      </w:r>
+      <w:r>
+        <w:t xml:space="preserve">of</w:t>
+      </w:r>
+      <w:r>
+        <w:t xml:space="preserve"> </w:t>
+      </w:r>
+      <w:r>
+        <w:t xml:space="preserve">unsecured</w:t>
+      </w:r>
+      <w:r>
+        <w:t xml:space="preserve"> </w:t>
+      </w:r>
+      <w:r>
+        <w:t xml:space="preserve">creditors</w:t>
+      </w:r>
+      <w:r>
+        <w:t xml:space="preserve"> </w:t>
+      </w:r>
+      <w:r>
+        <w:t xml:space="preserve">has</w:t>
+      </w:r>
+      <w:r>
+        <w:t xml:space="preserve"> </w:t>
+      </w:r>
+      <w:r>
+        <w:t xml:space="preserve">been</w:t>
+      </w:r>
+      <w:r>
+        <w:t xml:space="preserve"> </w:t>
+      </w:r>
+      <w:r>
+        <w:t xml:space="preserve">appointed</w:t>
+      </w:r>
+      <w:r>
+        <w:t xml:space="preserve"> </w:t>
+      </w:r>
+      <w:r>
+        <w:t xml:space="preserve">as</w:t>
+      </w:r>
+      <w:r>
+        <w:t xml:space="preserve"> </w:t>
+      </w:r>
+      <w:r>
+        <w:t xml:space="preserve">of</w:t>
+      </w:r>
+      <w:r>
+        <w:t xml:space="preserve"> </w:t>
+      </w:r>
+      <w:r>
+        <w:t xml:space="preserve">the</w:t>
+      </w:r>
+      <w:r>
+        <w:t xml:space="preserve"> </w:t>
+      </w:r>
+      <w:r>
+        <w:t xml:space="preserve">date</w:t>
+      </w:r>
+      <w:r>
+        <w:t xml:space="preserve"> </w:t>
+      </w:r>
+      <w:r>
+        <w:t xml:space="preserve">of</w:t>
+      </w:r>
+      <w:r>
+        <w:t xml:space="preserve"> </w:t>
+      </w:r>
+      <w:r>
+        <w:t xml:space="preserve">this</w:t>
+      </w:r>
+      <w:r>
+        <w:t xml:space="preserve"> </w:t>
+      </w:r>
+      <w:r>
+        <w:t xml:space="preserve">motion.</w:t>
+      </w:r>
+    </w:p>
+    <w:p>
+      <w:pPr>
+        <w:keepNext/>
+        <w:keepLines/>
+        <w:spacing w:before="0" w:after="0" w:line="480" w:lineRule="exact"/>
+        <w:ind w:left="0" w:firstLine="0"/>
+        <w:jc w:val="left"/>
+      </w:pPr>
+      <w:r>
+        <w:rPr>
+          <w:b/>
+          <w:bCs/>
+        </w:rPr>
+        <w:t xml:space="preserve">B.</w:t>
+      </w:r>
+      <w:r>
+        <w:rPr>
+          <w:b/>
+          <w:bCs/>
+        </w:rPr>
+        <w:t xml:space="preserve"> </w:t>
+      </w:r>
+      <w:r>
+        <w:rPr>
+          <w:b/>
+          <w:bCs/>
+        </w:rPr>
+        <w:t xml:space="preserve">The</w:t>
+      </w:r>
+      <w:r>
+        <w:rPr>
+          <w:b/>
+          <w:bCs/>
+        </w:rPr>
+        <w:t xml:space="preserve"> </w:t>
+      </w:r>
+      <w:r>
+        <w:rPr>
+          <w:b/>
+          <w:bCs/>
+        </w:rPr>
+        <w:t xml:space="preserve">Loan</w:t>
+      </w:r>
+      <w:r>
+        <w:rPr>
+          <w:b/>
+          <w:bCs/>
+        </w:rPr>
+        <w:t xml:space="preserve"> </w:t>
+      </w:r>
+      <w:r>
+        <w:rPr>
+          <w:b/>
+          <w:bCs/>
+        </w:rPr>
+        <w:t xml:space="preserve">and</w:t>
+      </w:r>
+      <w:r>
+        <w:rPr>
+          <w:b/>
+          <w:bCs/>
+        </w:rPr>
+        <w:t xml:space="preserve"> </w:t>
+      </w:r>
+      <w:r>
+        <w:rPr>
+          <w:b/>
+          <w:bCs/>
+        </w:rPr>
+        <w:t xml:space="preserve">the</w:t>
+      </w:r>
+      <w:r>
+        <w:rPr>
+          <w:b/>
+          <w:bCs/>
+        </w:rPr>
+        <w:t xml:space="preserve"> </w:t>
+      </w:r>
+      <w:r>
+        <w:rPr>
+          <w:b/>
+          <w:bCs/>
+        </w:rPr>
+        <w:t xml:space="preserve">Collateral</w:t>
+      </w:r>
+    </w:p>
+    <w:p>
+      <w:pPr>
+        <w:spacing w:before="0" w:after="0" w:line="480" w:lineRule="exact"/>
+        <w:ind w:left="0" w:firstLine="720"/>
+        <w:jc w:val="left"/>
+      </w:pPr>
+      <w:r>
+        <w:t xml:space="preserve">6. </w:t>
+      </w:r>
+      <w:r>
+        <w:t xml:space="preserve">On</w:t>
+      </w:r>
+      <w:r>
+        <w:t xml:space="preserve"> </w:t>
+      </w:r>
+      <w:r>
+        <w:t xml:space="preserve">[DATE],</w:t>
+      </w:r>
+      <w:r>
+        <w:t xml:space="preserve"> </w:t>
+      </w:r>
+      <w:r>
+        <w:t xml:space="preserve">the</w:t>
+      </w:r>
+      <w:r>
+        <w:t xml:space="preserve"> </w:t>
+      </w:r>
+      <w:r>
+        <w:t xml:space="preserve">Debtor</w:t>
+      </w:r>
+      <w:r>
+        <w:t xml:space="preserve"> </w:t>
+      </w:r>
+      <w:r>
+        <w:t xml:space="preserve">executed</w:t>
+      </w:r>
+      <w:r>
+        <w:t xml:space="preserve"> </w:t>
+      </w:r>
+      <w:r>
+        <w:t xml:space="preserve">a</w:t>
+      </w:r>
+      <w:r>
+        <w:t xml:space="preserve"> </w:t>
+      </w:r>
+      <w:r>
+        <w:t xml:space="preserve">promissory</w:t>
+      </w:r>
+      <w:r>
+        <w:t xml:space="preserve"> </w:t>
+      </w:r>
+      <w:r>
+        <w:t xml:space="preserve">note</w:t>
+      </w:r>
+      <w:r>
+        <w:t xml:space="preserve"> </w:t>
+      </w:r>
+      <w:r>
+        <w:t xml:space="preserve">in</w:t>
+      </w:r>
+      <w:r>
+        <w:t xml:space="preserve"> </w:t>
+      </w:r>
+      <w:r>
+        <w:t xml:space="preserve">favor</w:t>
+      </w:r>
+      <w:r>
+        <w:t xml:space="preserve"> </w:t>
+      </w:r>
+      <w:r>
+        <w:t xml:space="preserve">of</w:t>
+      </w:r>
+      <w:r>
+        <w:t xml:space="preserve"> </w:t>
+      </w:r>
+      <w:r>
+        <w:t xml:space="preserve">Movant</w:t>
+      </w:r>
+      <w:r>
+        <w:t xml:space="preserve"> </w:t>
+      </w:r>
+      <w:r>
+        <w:t xml:space="preserve">in</w:t>
+      </w:r>
+      <w:r>
+        <w:t xml:space="preserve"> </w:t>
+      </w:r>
+      <w:r>
+        <w:t xml:space="preserve">the</w:t>
+      </w:r>
+      <w:r>
+        <w:t xml:space="preserve"> </w:t>
+      </w:r>
+      <w:r>
+        <w:t xml:space="preserve">original</w:t>
+      </w:r>
+      <w:r>
+        <w:t xml:space="preserve"> </w:t>
+      </w:r>
+      <w:r>
+        <w:t xml:space="preserve">principal</w:t>
+      </w:r>
+      <w:r>
+        <w:t xml:space="preserve"> </w:t>
+      </w:r>
+      <w:r>
+        <w:t xml:space="preserve">amount</w:t>
+      </w:r>
+      <w:r>
+        <w:t xml:space="preserve"> </w:t>
+      </w:r>
+      <w:r>
+        <w:t xml:space="preserve">of</w:t>
+      </w:r>
+      <w:r>
+        <w:t xml:space="preserve"> </w:t>
+      </w:r>
+      <w:r>
+        <w:t xml:space="preserve">[$AMOUNT]</w:t>
+      </w:r>
+      <w:r>
+        <w:t xml:space="preserve"> </w:t>
+      </w:r>
+      <w:r>
+        <w:t xml:space="preserve">(the</w:t>
+      </w:r>
+      <w:r>
+        <w:t xml:space="preserve"> </w:t>
+      </w:r>
+      <w:r>
+        <w:t xml:space="preserve">“</w:t>
+      </w:r>
+      <w:r>
+        <w:t xml:space="preserve">Note</w:t>
+      </w:r>
+      <w:r>
+        <w:t xml:space="preserve">”</w:t>
+      </w:r>
+      <w:r>
+        <w:t xml:space="preserve">).</w:t>
+      </w:r>
+      <w:r>
+        <w:t xml:space="preserve"> </w:t>
+      </w:r>
+      <w:r>
+        <w:t xml:space="preserve">The</w:t>
+      </w:r>
+      <w:r>
+        <w:t xml:space="preserve"> </w:t>
+      </w:r>
+      <w:r>
+        <w:t xml:space="preserve">Note</w:t>
+      </w:r>
+      <w:r>
+        <w:t xml:space="preserve"> </w:t>
+      </w:r>
+      <w:r>
+        <w:t xml:space="preserve">bears</w:t>
+      </w:r>
+      <w:r>
+        <w:t xml:space="preserve"> </w:t>
+      </w:r>
+      <w:r>
+        <w:t xml:space="preserve">interest</w:t>
+      </w:r>
+      <w:r>
+        <w:t xml:space="preserve"> </w:t>
+      </w:r>
+      <w:r>
+        <w:t xml:space="preserve">at</w:t>
+      </w:r>
+      <w:r>
+        <w:t xml:space="preserve"> </w:t>
+      </w:r>
+      <w:r>
+        <w:t xml:space="preserve">[RATE]</w:t>
+      </w:r>
+      <w:r>
+        <w:t xml:space="preserve"> </w:t>
+      </w:r>
+      <w:r>
+        <w:t xml:space="preserve">percent</w:t>
+      </w:r>
+      <w:r>
+        <w:t xml:space="preserve"> </w:t>
+      </w:r>
+      <w:r>
+        <w:t xml:space="preserve">per</w:t>
+      </w:r>
+      <w:r>
+        <w:t xml:space="preserve"> </w:t>
+      </w:r>
+      <w:r>
+        <w:t xml:space="preserve">annum</w:t>
+      </w:r>
+      <w:r>
+        <w:t xml:space="preserve"> </w:t>
+      </w:r>
+      <w:r>
+        <w:t xml:space="preserve">and</w:t>
+      </w:r>
+      <w:r>
+        <w:t xml:space="preserve"> </w:t>
+      </w:r>
+      <w:r>
+        <w:t xml:space="preserve">matures</w:t>
+      </w:r>
+      <w:r>
+        <w:t xml:space="preserve"> </w:t>
+      </w:r>
+      <w:r>
+        <w:t xml:space="preserve">on</w:t>
+      </w:r>
+      <w:r>
+        <w:t xml:space="preserve"> </w:t>
+      </w:r>
+      <w:r>
+        <w:t xml:space="preserve">[DATE].</w:t>
+      </w:r>
+    </w:p>
+    <w:p>
+      <w:pPr>
+        <w:spacing w:before="0" w:after="0" w:line="480" w:lineRule="exact"/>
+        <w:ind w:left="0" w:firstLine="720"/>
+        <w:jc w:val="left"/>
+      </w:pPr>
+      <w:r>
+        <w:t xml:space="preserve">7. </w:t>
+      </w:r>
+      <w:r>
+        <w:t xml:space="preserve">To</w:t>
+      </w:r>
+      <w:r>
+        <w:t xml:space="preserve"> </w:t>
+      </w:r>
+      <w:r>
+        <w:t xml:space="preserve">secure</w:t>
+      </w:r>
+      <w:r>
+        <w:t xml:space="preserve"> </w:t>
+      </w:r>
+      <w:r>
+        <w:t xml:space="preserve">the</w:t>
+      </w:r>
+      <w:r>
+        <w:t xml:space="preserve"> </w:t>
+      </w:r>
+      <w:r>
+        <w:t xml:space="preserve">Note,</w:t>
+      </w:r>
+      <w:r>
+        <w:t xml:space="preserve"> </w:t>
+      </w:r>
+      <w:r>
+        <w:t xml:space="preserve">the</w:t>
+      </w:r>
+      <w:r>
+        <w:t xml:space="preserve"> </w:t>
+      </w:r>
+      <w:r>
+        <w:t xml:space="preserve">Debtor</w:t>
+      </w:r>
+      <w:r>
+        <w:t xml:space="preserve"> </w:t>
+      </w:r>
+      <w:r>
+        <w:t xml:space="preserve">granted</w:t>
+      </w:r>
+      <w:r>
+        <w:t xml:space="preserve"> </w:t>
+      </w:r>
+      <w:r>
+        <w:t xml:space="preserve">Movant</w:t>
+      </w:r>
+      <w:r>
+        <w:t xml:space="preserve"> </w:t>
+      </w:r>
+      <w:r>
+        <w:t xml:space="preserve">a</w:t>
+      </w:r>
+      <w:r>
+        <w:t xml:space="preserve"> </w:t>
+      </w:r>
+      <w:r>
+        <w:t xml:space="preserve">security</w:t>
+      </w:r>
+      <w:r>
+        <w:t xml:space="preserve"> </w:t>
+      </w:r>
+      <w:r>
+        <w:t xml:space="preserve">interest</w:t>
+      </w:r>
+      <w:r>
+        <w:t xml:space="preserve"> </w:t>
+      </w:r>
+      <w:r>
+        <w:t xml:space="preserve">in</w:t>
+      </w:r>
+      <w:r>
+        <w:t xml:space="preserve"> </w:t>
+      </w:r>
+      <w:r>
+        <w:t xml:space="preserve">certain</w:t>
+      </w:r>
+      <w:r>
+        <w:t xml:space="preserve"> </w:t>
+      </w:r>
+      <w:r>
+        <w:t xml:space="preserve">equipment</w:t>
+      </w:r>
+      <w:r>
+        <w:t xml:space="preserve"> </w:t>
+      </w:r>
+      <w:r>
+        <w:t xml:space="preserve">described</w:t>
+      </w:r>
+      <w:r>
+        <w:t xml:space="preserve"> </w:t>
+      </w:r>
+      <w:r>
+        <w:t xml:space="preserve">in</w:t>
+      </w:r>
+      <w:r>
+        <w:t xml:space="preserve"> </w:t>
+      </w:r>
+      <w:r>
+        <w:t xml:space="preserve">the</w:t>
+      </w:r>
+      <w:r>
+        <w:t xml:space="preserve"> </w:t>
+      </w:r>
+      <w:r>
+        <w:t xml:space="preserve">security</w:t>
+      </w:r>
+      <w:r>
+        <w:t xml:space="preserve"> </w:t>
+      </w:r>
+      <w:r>
+        <w:t xml:space="preserve">agreement</w:t>
+      </w:r>
+      <w:r>
+        <w:t xml:space="preserve"> </w:t>
+      </w:r>
+      <w:r>
+        <w:t xml:space="preserve">dated</w:t>
+      </w:r>
+      <w:r>
+        <w:t xml:space="preserve"> </w:t>
+      </w:r>
+      <w:r>
+        <w:t xml:space="preserve">[DATE]</w:t>
+      </w:r>
+      <w:r>
+        <w:t xml:space="preserve"> </w:t>
+      </w:r>
+      <w:r>
+        <w:t xml:space="preserve">and</w:t>
+      </w:r>
+      <w:r>
+        <w:t xml:space="preserve"> </w:t>
+      </w:r>
+      <w:r>
+        <w:t xml:space="preserve">attached</w:t>
+      </w:r>
+      <w:r>
+        <w:t xml:space="preserve"> </w:t>
+      </w:r>
+      <w:r>
+        <w:t xml:space="preserve">as</w:t>
+      </w:r>
+      <w:r>
+        <w:t xml:space="preserve"> </w:t>
+      </w:r>
+      <w:r>
+        <w:t xml:space="preserve">Exhibit</w:t>
+      </w:r>
+      <w:r>
+        <w:t xml:space="preserve"> </w:t>
+      </w:r>
+      <w:r>
+        <w:t xml:space="preserve">A</w:t>
+      </w:r>
+      <w:r>
+        <w:t xml:space="preserve"> </w:t>
+      </w:r>
+      <w:r>
+        <w:t xml:space="preserve">(the</w:t>
+      </w:r>
+      <w:r>
+        <w:t xml:space="preserve"> </w:t>
+      </w:r>
+      <w:r>
+        <w:t xml:space="preserve">“</w:t>
+      </w:r>
+      <w:r>
+        <w:t xml:space="preserve">Security</w:t>
+      </w:r>
+      <w:r>
+        <w:t xml:space="preserve"> </w:t>
+      </w:r>
+      <w:r>
+        <w:t xml:space="preserve">Agreement</w:t>
+      </w:r>
+      <w:r>
+        <w:t xml:space="preserve">”</w:t>
+      </w:r>
+      <w:r>
+        <w:t xml:space="preserve"> </w:t>
+      </w:r>
+      <w:r>
+        <w:t xml:space="preserve">and</w:t>
+      </w:r>
+      <w:r>
+        <w:t xml:space="preserve"> </w:t>
+      </w:r>
+      <w:r>
+        <w:t xml:space="preserve">the</w:t>
+      </w:r>
+      <w:r>
+        <w:t xml:space="preserve"> </w:t>
+      </w:r>
+      <w:r>
+        <w:t xml:space="preserve">“</w:t>
+      </w:r>
+      <w:r>
+        <w:t xml:space="preserve">Collateral</w:t>
+      </w:r>
+      <w:r>
+        <w:t xml:space="preserve">”</w:t>
+      </w:r>
+      <w:r>
+        <w:t xml:space="preserve">).</w:t>
+      </w:r>
+      <w:r>
+        <w:t xml:space="preserve"> </w:t>
+      </w:r>
+      <w:r>
+        <w:t xml:space="preserve">Movant</w:t>
+      </w:r>
+      <w:r>
+        <w:t xml:space="preserve"> </w:t>
+      </w:r>
+      <w:r>
+        <w:t xml:space="preserve">perfected</w:t>
+      </w:r>
+      <w:r>
+        <w:t xml:space="preserve"> </w:t>
+      </w:r>
+      <w:r>
+        <w:t xml:space="preserve">its</w:t>
+      </w:r>
+      <w:r>
+        <w:t xml:space="preserve"> </w:t>
+      </w:r>
+      <w:r>
+        <w:t xml:space="preserve">interest</w:t>
+      </w:r>
+      <w:r>
+        <w:t xml:space="preserve"> </w:t>
+      </w:r>
+      <w:r>
+        <w:t xml:space="preserve">by</w:t>
+      </w:r>
+      <w:r>
+        <w:t xml:space="preserve"> </w:t>
+      </w:r>
+      <w:r>
+        <w:t xml:space="preserve">filing</w:t>
+      </w:r>
+      <w:r>
+        <w:t xml:space="preserve"> </w:t>
+      </w:r>
+      <w:r>
+        <w:t xml:space="preserve">a</w:t>
+      </w:r>
+      <w:r>
+        <w:t xml:space="preserve"> </w:t>
+      </w:r>
+      <w:r>
+        <w:t xml:space="preserve">financing</w:t>
+      </w:r>
+      <w:r>
+        <w:t xml:space="preserve"> </w:t>
+      </w:r>
+      <w:r>
+        <w:t xml:space="preserve">statement</w:t>
+      </w:r>
+      <w:r>
+        <w:t xml:space="preserve"> </w:t>
+      </w:r>
+      <w:r>
+        <w:t xml:space="preserve">with</w:t>
+      </w:r>
+      <w:r>
+        <w:t xml:space="preserve"> </w:t>
+      </w:r>
+      <w:r>
+        <w:t xml:space="preserve">the</w:t>
+      </w:r>
+      <w:r>
+        <w:t xml:space="preserve"> </w:t>
+      </w:r>
+      <w:r>
+        <w:t xml:space="preserve">[Alabama</w:t>
+      </w:r>
+      <w:r>
+        <w:t xml:space="preserve"> </w:t>
+      </w:r>
+      <w:r>
+        <w:t xml:space="preserve">Secretary</w:t>
+      </w:r>
+      <w:r>
+        <w:t xml:space="preserve"> </w:t>
+      </w:r>
+      <w:r>
+        <w:t xml:space="preserve">of</w:t>
+      </w:r>
+      <w:r>
+        <w:t xml:space="preserve"> </w:t>
+      </w:r>
+      <w:r>
+        <w:t xml:space="preserve">State]</w:t>
+      </w:r>
+      <w:r>
+        <w:t xml:space="preserve"> </w:t>
+      </w:r>
+      <w:r>
+        <w:t xml:space="preserve">on</w:t>
+      </w:r>
+      <w:r>
+        <w:t xml:space="preserve"> </w:t>
+      </w:r>
+      <w:r>
+        <w:t xml:space="preserve">[DATE],</w:t>
+      </w:r>
+      <w:r>
+        <w:t xml:space="preserve"> </w:t>
+      </w:r>
+      <w:r>
+        <w:t xml:space="preserve">a</w:t>
+      </w:r>
+      <w:r>
+        <w:t xml:space="preserve"> </w:t>
+      </w:r>
+      <w:r>
+        <w:t xml:space="preserve">copy</w:t>
+      </w:r>
+      <w:r>
+        <w:t xml:space="preserve"> </w:t>
+      </w:r>
+      <w:r>
+        <w:t xml:space="preserve">of</w:t>
+      </w:r>
+      <w:r>
+        <w:t xml:space="preserve"> </w:t>
+      </w:r>
+      <w:r>
+        <w:t xml:space="preserve">which</w:t>
+      </w:r>
+      <w:r>
+        <w:t xml:space="preserve"> </w:t>
+      </w:r>
+      <w:r>
+        <w:t xml:space="preserve">is</w:t>
+      </w:r>
+      <w:r>
+        <w:t xml:space="preserve"> </w:t>
+      </w:r>
+      <w:r>
+        <w:t xml:space="preserve">attached</w:t>
+      </w:r>
+      <w:r>
+        <w:t xml:space="preserve"> </w:t>
+      </w:r>
+      <w:r>
+        <w:t xml:space="preserve">as</w:t>
+      </w:r>
+      <w:r>
+        <w:t xml:space="preserve"> </w:t>
+      </w:r>
+      <w:r>
+        <w:t xml:space="preserve">Exhibit</w:t>
+      </w:r>
+      <w:r>
+        <w:t xml:space="preserve"> </w:t>
+      </w:r>
+      <w:r>
+        <w:t xml:space="preserve">B.</w:t>
+      </w:r>
+    </w:p>
+    <w:p>
+      <w:pPr>
+        <w:spacing w:before="0" w:after="0" w:line="480" w:lineRule="exact"/>
+        <w:ind w:left="0" w:firstLine="720"/>
+        <w:jc w:val="left"/>
+      </w:pPr>
+      <w:r>
+        <w:t xml:space="preserve">8. </w:t>
+      </w:r>
+      <w:r>
+        <w:t xml:space="preserve">The</w:t>
+      </w:r>
+      <w:r>
+        <w:t xml:space="preserve"> </w:t>
+      </w:r>
+      <w:r>
+        <w:t xml:space="preserve">Collateral</w:t>
+      </w:r>
+      <w:r>
+        <w:t xml:space="preserve"> </w:t>
+      </w:r>
+      <w:r>
+        <w:t xml:space="preserve">consists</w:t>
+      </w:r>
+      <w:r>
+        <w:t xml:space="preserve"> </w:t>
+      </w:r>
+      <w:r>
+        <w:t xml:space="preserve">of</w:t>
+      </w:r>
+      <w:r>
+        <w:t xml:space="preserve"> </w:t>
+      </w:r>
+      <w:r>
+        <w:t xml:space="preserve">[DESCRIPTION</w:t>
+      </w:r>
+      <w:r>
+        <w:t xml:space="preserve"> </w:t>
+      </w:r>
+      <w:r>
+        <w:t xml:space="preserve">OF</w:t>
+      </w:r>
+      <w:r>
+        <w:t xml:space="preserve"> </w:t>
+      </w:r>
+      <w:r>
+        <w:t xml:space="preserve">EQUIPMENT,</w:t>
+      </w:r>
+      <w:r>
+        <w:t xml:space="preserve"> </w:t>
+      </w:r>
+      <w:r>
+        <w:t xml:space="preserve">INCLUDING</w:t>
+      </w:r>
+      <w:r>
+        <w:t xml:space="preserve"> </w:t>
+      </w:r>
+      <w:r>
+        <w:t xml:space="preserve">SERIAL</w:t>
+      </w:r>
+      <w:r>
+        <w:t xml:space="preserve"> </w:t>
+      </w:r>
+      <w:r>
+        <w:t xml:space="preserve">NUMBERS</w:t>
+      </w:r>
+      <w:r>
+        <w:t xml:space="preserve"> </w:t>
+      </w:r>
+      <w:r>
+        <w:t xml:space="preserve">OR</w:t>
+      </w:r>
+      <w:r>
+        <w:t xml:space="preserve"> </w:t>
+      </w:r>
+      <w:r>
+        <w:t xml:space="preserve">OTHER</w:t>
+      </w:r>
+      <w:r>
+        <w:t xml:space="preserve"> </w:t>
+      </w:r>
+      <w:r>
+        <w:t xml:space="preserve">IDENTIFYING</w:t>
+      </w:r>
+      <w:r>
+        <w:t xml:space="preserve"> </w:t>
+      </w:r>
+      <w:r>
+        <w:t xml:space="preserve">DATA</w:t>
+      </w:r>
+      <w:r>
+        <w:t xml:space="preserve"> </w:t>
+      </w:r>
+      <w:r>
+        <w:t xml:space="preserve">AS</w:t>
+      </w:r>
+      <w:r>
+        <w:t xml:space="preserve"> </w:t>
+      </w:r>
+      <w:r>
+        <w:t xml:space="preserve">SHOWN</w:t>
+      </w:r>
+      <w:r>
+        <w:t xml:space="preserve"> </w:t>
+      </w:r>
+      <w:r>
+        <w:t xml:space="preserve">IN</w:t>
+      </w:r>
+      <w:r>
+        <w:t xml:space="preserve"> </w:t>
+      </w:r>
+      <w:r>
+        <w:t xml:space="preserve">EXHIBIT</w:t>
+      </w:r>
+      <w:r>
+        <w:t xml:space="preserve"> </w:t>
+      </w:r>
+      <w:r>
+        <w:t xml:space="preserve">A].</w:t>
+      </w:r>
+    </w:p>
+    <w:p>
+      <w:pPr>
+        <w:spacing w:before="0" w:after="0" w:line="480" w:lineRule="exact"/>
+        <w:ind w:left="0" w:firstLine="720"/>
+        <w:jc w:val="left"/>
+      </w:pPr>
+      <w:r>
+        <w:t xml:space="preserve">9. </w:t>
+      </w:r>
+      <w:r>
+        <w:t xml:space="preserve">The</w:t>
+      </w:r>
+      <w:r>
+        <w:t xml:space="preserve"> </w:t>
+      </w:r>
+      <w:r>
+        <w:t xml:space="preserve">Debtor</w:t>
+      </w:r>
+      <w:r>
+        <w:t xml:space="preserve"> </w:t>
+      </w:r>
+      <w:r>
+        <w:t xml:space="preserve">has</w:t>
+      </w:r>
+      <w:r>
+        <w:t xml:space="preserve"> </w:t>
+      </w:r>
+      <w:r>
+        <w:t xml:space="preserve">made</w:t>
+      </w:r>
+      <w:r>
+        <w:t xml:space="preserve"> </w:t>
+      </w:r>
+      <w:r>
+        <w:t xml:space="preserve">no</w:t>
+      </w:r>
+      <w:r>
+        <w:t xml:space="preserve"> </w:t>
+      </w:r>
+      <w:r>
+        <w:t xml:space="preserve">payment</w:t>
+      </w:r>
+      <w:r>
+        <w:t xml:space="preserve"> </w:t>
+      </w:r>
+      <w:r>
+        <w:t xml:space="preserve">to</w:t>
+      </w:r>
+      <w:r>
+        <w:t xml:space="preserve"> </w:t>
+      </w:r>
+      <w:r>
+        <w:t xml:space="preserve">Movant</w:t>
+      </w:r>
+      <w:r>
+        <w:t xml:space="preserve"> </w:t>
+      </w:r>
+      <w:r>
+        <w:t xml:space="preserve">since</w:t>
+      </w:r>
+      <w:r>
+        <w:t xml:space="preserve"> </w:t>
+      </w:r>
+      <w:r>
+        <w:t xml:space="preserve">[DATE].</w:t>
+      </w:r>
+      <w:r>
+        <w:t xml:space="preserve"> </w:t>
+      </w:r>
+      <w:r>
+        <w:t xml:space="preserve">The</w:t>
+      </w:r>
+      <w:r>
+        <w:t xml:space="preserve"> </w:t>
+      </w:r>
+      <w:r>
+        <w:t xml:space="preserve">unpaid</w:t>
+      </w:r>
+      <w:r>
+        <w:t xml:space="preserve"> </w:t>
+      </w:r>
+      <w:r>
+        <w:t xml:space="preserve">balance</w:t>
+      </w:r>
+      <w:r>
+        <w:t xml:space="preserve"> </w:t>
+      </w:r>
+      <w:r>
+        <w:t xml:space="preserve">is</w:t>
+      </w:r>
+      <w:r>
+        <w:t xml:space="preserve"> </w:t>
+      </w:r>
+      <w:r>
+        <w:t xml:space="preserve">[$AMOUNT]</w:t>
+      </w:r>
+      <w:r>
+        <w:t xml:space="preserve"> </w:t>
+      </w:r>
+      <w:r>
+        <w:t xml:space="preserve">as</w:t>
+      </w:r>
+      <w:r>
+        <w:t xml:space="preserve"> </w:t>
+      </w:r>
+      <w:r>
+        <w:t xml:space="preserve">of</w:t>
+      </w:r>
+      <w:r>
+        <w:t xml:space="preserve"> </w:t>
+      </w:r>
+      <w:r>
+        <w:t xml:space="preserve">the</w:t>
+      </w:r>
+      <w:r>
+        <w:t xml:space="preserve"> </w:t>
+      </w:r>
+      <w:r>
+        <w:t xml:space="preserve">date</w:t>
+      </w:r>
+      <w:r>
+        <w:t xml:space="preserve"> </w:t>
+      </w:r>
+      <w:r>
+        <w:t xml:space="preserve">of</w:t>
+      </w:r>
+      <w:r>
+        <w:t xml:space="preserve"> </w:t>
+      </w:r>
+      <w:r>
+        <w:t xml:space="preserve">this</w:t>
+      </w:r>
+      <w:r>
+        <w:t xml:space="preserve"> </w:t>
+      </w:r>
+      <w:r>
+        <w:t xml:space="preserve">motion,</w:t>
+      </w:r>
+      <w:r>
+        <w:t xml:space="preserve"> </w:t>
+      </w:r>
+      <w:r>
+        <w:t xml:space="preserve">exclusive</w:t>
+      </w:r>
+      <w:r>
+        <w:t xml:space="preserve"> </w:t>
+      </w:r>
+      <w:r>
+        <w:t xml:space="preserve">of</w:t>
+      </w:r>
+      <w:r>
+        <w:t xml:space="preserve"> </w:t>
+      </w:r>
+      <w:r>
+        <w:t xml:space="preserve">attorney’s</w:t>
+      </w:r>
+      <w:r>
+        <w:t xml:space="preserve"> </w:t>
+      </w:r>
+      <w:r>
+        <w:t xml:space="preserve">fees</w:t>
+      </w:r>
+      <w:r>
+        <w:t xml:space="preserve"> </w:t>
+      </w:r>
+      <w:r>
+        <w:t xml:space="preserve">and</w:t>
+      </w:r>
+      <w:r>
+        <w:t xml:space="preserve"> </w:t>
+      </w:r>
+      <w:r>
+        <w:t xml:space="preserve">costs</w:t>
+      </w:r>
+      <w:r>
+        <w:t xml:space="preserve"> </w:t>
+      </w:r>
+      <w:r>
+        <w:t xml:space="preserve">that</w:t>
+      </w:r>
+      <w:r>
+        <w:t xml:space="preserve"> </w:t>
+      </w:r>
+      <w:r>
+        <w:t xml:space="preserve">may</w:t>
+      </w:r>
+      <w:r>
+        <w:t xml:space="preserve"> </w:t>
+      </w:r>
+      <w:r>
+        <w:t xml:space="preserve">be</w:t>
+      </w:r>
+      <w:r>
+        <w:t xml:space="preserve"> </w:t>
+      </w:r>
+      <w:r>
+        <w:t xml:space="preserve">allowed</w:t>
+      </w:r>
+      <w:r>
+        <w:t xml:space="preserve"> </w:t>
+      </w:r>
+      <w:r>
+        <w:t xml:space="preserve">under</w:t>
+      </w:r>
+      <w:r>
+        <w:t xml:space="preserve"> </w:t>
+      </w:r>
+      <w:r>
+        <w:t xml:space="preserve">the</w:t>
+      </w:r>
+      <w:r>
+        <w:t xml:space="preserve"> </w:t>
+      </w:r>
+      <w:r>
+        <w:t xml:space="preserve">loan</w:t>
+      </w:r>
+      <w:r>
+        <w:t xml:space="preserve"> </w:t>
+      </w:r>
+      <w:r>
+        <w:t xml:space="preserve">documents.</w:t>
+      </w:r>
+    </w:p>
+    <w:p>
+      <w:pPr>
+        <w:keepNext/>
+        <w:keepLines/>
+        <w:spacing w:before="0" w:after="0" w:line="480" w:lineRule="exact"/>
+        <w:ind w:left="0" w:firstLine="0"/>
+        <w:jc w:val="left"/>
+      </w:pPr>
+      <w:r>
+        <w:rPr>
+          <w:b/>
+          <w:bCs/>
+        </w:rPr>
+        <w:t xml:space="preserve">C.</w:t>
+      </w:r>
+      <w:r>
+        <w:rPr>
+          <w:b/>
+          <w:bCs/>
+        </w:rPr>
+        <w:t xml:space="preserve"> </w:t>
+      </w:r>
+      <w:r>
+        <w:rPr>
+          <w:b/>
+          <w:bCs/>
+        </w:rPr>
+        <w:t xml:space="preserve">The</w:t>
+      </w:r>
+      <w:r>
+        <w:rPr>
+          <w:b/>
+          <w:bCs/>
+        </w:rPr>
+        <w:t xml:space="preserve"> </w:t>
+      </w:r>
+      <w:r>
+        <w:rPr>
+          <w:b/>
+          <w:bCs/>
+        </w:rPr>
+        <w:t xml:space="preserve">Debtor’s</w:t>
+      </w:r>
+      <w:r>
+        <w:rPr>
+          <w:b/>
+          <w:bCs/>
+        </w:rPr>
+        <w:t xml:space="preserve"> </w:t>
+      </w:r>
+      <w:r>
+        <w:rPr>
+          <w:b/>
+          <w:bCs/>
+        </w:rPr>
+        <w:t xml:space="preserve">Default</w:t>
+      </w:r>
+      <w:r>
+        <w:rPr>
+          <w:b/>
+          <w:bCs/>
+        </w:rPr>
+        <w:t xml:space="preserve"> </w:t>
+      </w:r>
+      <w:r>
+        <w:rPr>
+          <w:b/>
+          <w:bCs/>
+        </w:rPr>
+        <w:t xml:space="preserve">and</w:t>
+      </w:r>
+      <w:r>
+        <w:rPr>
+          <w:b/>
+          <w:bCs/>
+        </w:rPr>
+        <w:t xml:space="preserve"> </w:t>
+      </w:r>
+      <w:r>
+        <w:rPr>
+          <w:b/>
+          <w:bCs/>
+        </w:rPr>
+        <w:t xml:space="preserve">Movant’s</w:t>
+      </w:r>
+      <w:r>
+        <w:rPr>
+          <w:b/>
+          <w:bCs/>
+        </w:rPr>
+        <w:t xml:space="preserve"> </w:t>
+      </w:r>
+      <w:r>
+        <w:rPr>
+          <w:b/>
+          <w:bCs/>
+        </w:rPr>
+        <w:t xml:space="preserve">Demand</w:t>
+      </w:r>
+    </w:p>
+    <w:p>
+      <w:pPr>
+        <w:spacing w:before="0" w:after="0" w:line="480" w:lineRule="exact"/>
+        <w:ind w:left="0" w:firstLine="720"/>
+        <w:jc w:val="left"/>
+      </w:pPr>
+      <w:r>
+        <w:t xml:space="preserve">10. </w:t>
+      </w:r>
+      <w:r>
+        <w:t xml:space="preserve">The</w:t>
+      </w:r>
+      <w:r>
+        <w:t xml:space="preserve"> </w:t>
+      </w:r>
+      <w:r>
+        <w:t xml:space="preserve">Debtor’s</w:t>
+      </w:r>
+      <w:r>
+        <w:t xml:space="preserve"> </w:t>
+      </w:r>
+      <w:r>
+        <w:t xml:space="preserve">failure</w:t>
+      </w:r>
+      <w:r>
+        <w:t xml:space="preserve"> </w:t>
+      </w:r>
+      <w:r>
+        <w:t xml:space="preserve">to</w:t>
+      </w:r>
+      <w:r>
+        <w:t xml:space="preserve"> </w:t>
+      </w:r>
+      <w:r>
+        <w:t xml:space="preserve">pay</w:t>
+      </w:r>
+      <w:r>
+        <w:t xml:space="preserve"> </w:t>
+      </w:r>
+      <w:r>
+        <w:t xml:space="preserve">is</w:t>
+      </w:r>
+      <w:r>
+        <w:t xml:space="preserve"> </w:t>
+      </w:r>
+      <w:r>
+        <w:t xml:space="preserve">a</w:t>
+      </w:r>
+      <w:r>
+        <w:t xml:space="preserve"> </w:t>
+      </w:r>
+      <w:r>
+        <w:t xml:space="preserve">default</w:t>
+      </w:r>
+      <w:r>
+        <w:t xml:space="preserve"> </w:t>
+      </w:r>
+      <w:r>
+        <w:t xml:space="preserve">under</w:t>
+      </w:r>
+      <w:r>
+        <w:t xml:space="preserve"> </w:t>
+      </w:r>
+      <w:r>
+        <w:t xml:space="preserve">Section</w:t>
+      </w:r>
+      <w:r>
+        <w:t xml:space="preserve"> </w:t>
+      </w:r>
+      <w:r>
+        <w:t xml:space="preserve">[__]</w:t>
+      </w:r>
+      <w:r>
+        <w:t xml:space="preserve"> </w:t>
+      </w:r>
+      <w:r>
+        <w:t xml:space="preserve">of</w:t>
+      </w:r>
+      <w:r>
+        <w:t xml:space="preserve"> </w:t>
+      </w:r>
+      <w:r>
+        <w:t xml:space="preserve">the</w:t>
+      </w:r>
+      <w:r>
+        <w:t xml:space="preserve"> </w:t>
+      </w:r>
+      <w:r>
+        <w:t xml:space="preserve">Security</w:t>
+      </w:r>
+      <w:r>
+        <w:t xml:space="preserve"> </w:t>
+      </w:r>
+      <w:r>
+        <w:t xml:space="preserve">Agreement.</w:t>
+      </w:r>
+      <w:r>
+        <w:t xml:space="preserve"> </w:t>
+      </w:r>
+      <w:r>
+        <w:t xml:space="preserve">On</w:t>
+      </w:r>
+      <w:r>
+        <w:t xml:space="preserve"> </w:t>
+      </w:r>
+      <w:r>
+        <w:t xml:space="preserve">[DATE],</w:t>
+      </w:r>
+      <w:r>
+        <w:t xml:space="preserve"> </w:t>
+      </w:r>
+      <w:r>
+        <w:t xml:space="preserve">Movant</w:t>
+      </w:r>
+      <w:r>
+        <w:t xml:space="preserve"> </w:t>
+      </w:r>
+      <w:r>
+        <w:t xml:space="preserve">sent</w:t>
+      </w:r>
+      <w:r>
+        <w:t xml:space="preserve"> </w:t>
+      </w:r>
+      <w:r>
+        <w:t xml:space="preserve">the</w:t>
+      </w:r>
+      <w:r>
+        <w:t xml:space="preserve"> </w:t>
+      </w:r>
+      <w:r>
+        <w:t xml:space="preserve">Debtor</w:t>
+      </w:r>
+      <w:r>
+        <w:t xml:space="preserve"> </w:t>
+      </w:r>
+      <w:r>
+        <w:t xml:space="preserve">a</w:t>
+      </w:r>
+      <w:r>
+        <w:t xml:space="preserve"> </w:t>
+      </w:r>
+      <w:r>
+        <w:t xml:space="preserve">written</w:t>
+      </w:r>
+      <w:r>
+        <w:t xml:space="preserve"> </w:t>
+      </w:r>
+      <w:r>
+        <w:t xml:space="preserve">notice</w:t>
+      </w:r>
+      <w:r>
+        <w:t xml:space="preserve"> </w:t>
+      </w:r>
+      <w:r>
+        <w:t xml:space="preserve">of</w:t>
+      </w:r>
+      <w:r>
+        <w:t xml:space="preserve"> </w:t>
+      </w:r>
+      <w:r>
+        <w:t xml:space="preserve">default</w:t>
+      </w:r>
+      <w:r>
+        <w:t xml:space="preserve"> </w:t>
+      </w:r>
+      <w:r>
+        <w:t xml:space="preserve">and</w:t>
+      </w:r>
+      <w:r>
+        <w:t xml:space="preserve"> </w:t>
+      </w:r>
+      <w:r>
+        <w:t xml:space="preserve">demand</w:t>
+      </w:r>
+      <w:r>
+        <w:t xml:space="preserve"> </w:t>
+      </w:r>
+      <w:r>
+        <w:t xml:space="preserve">for</w:t>
+      </w:r>
+      <w:r>
+        <w:t xml:space="preserve"> </w:t>
+      </w:r>
+      <w:r>
+        <w:t xml:space="preserve">payment,</w:t>
+      </w:r>
+      <w:r>
+        <w:t xml:space="preserve"> </w:t>
+      </w:r>
+      <w:r>
+        <w:t xml:space="preserve">a</w:t>
+      </w:r>
+      <w:r>
+        <w:t xml:space="preserve"> </w:t>
+      </w:r>
+      <w:r>
+        <w:t xml:space="preserve">copy</w:t>
+      </w:r>
+      <w:r>
+        <w:t xml:space="preserve"> </w:t>
+      </w:r>
+      <w:r>
+        <w:t xml:space="preserve">of</w:t>
+      </w:r>
+      <w:r>
+        <w:t xml:space="preserve"> </w:t>
+      </w:r>
+      <w:r>
+        <w:t xml:space="preserve">which</w:t>
+      </w:r>
+      <w:r>
+        <w:t xml:space="preserve"> </w:t>
+      </w:r>
+      <w:r>
+        <w:t xml:space="preserve">is</w:t>
+      </w:r>
+      <w:r>
+        <w:t xml:space="preserve"> </w:t>
+      </w:r>
+      <w:r>
+        <w:t xml:space="preserve">attached</w:t>
+      </w:r>
+      <w:r>
+        <w:t xml:space="preserve"> </w:t>
+      </w:r>
+      <w:r>
+        <w:t xml:space="preserve">as</w:t>
+      </w:r>
+      <w:r>
+        <w:t xml:space="preserve"> </w:t>
+      </w:r>
+      <w:r>
+        <w:t xml:space="preserve">Exhibit</w:t>
+      </w:r>
+      <w:r>
+        <w:t xml:space="preserve"> </w:t>
+      </w:r>
+      <w:r>
+        <w:t xml:space="preserve">C.</w:t>
+      </w:r>
+      <w:r>
+        <w:t xml:space="preserve"> </w:t>
+      </w:r>
+      <w:r>
+        <w:t xml:space="preserve">The</w:t>
+      </w:r>
+      <w:r>
+        <w:t xml:space="preserve"> </w:t>
+      </w:r>
+      <w:r>
+        <w:t xml:space="preserve">Debtor</w:t>
+      </w:r>
+      <w:r>
+        <w:t xml:space="preserve"> </w:t>
+      </w:r>
+      <w:r>
+        <w:t xml:space="preserve">did</w:t>
+      </w:r>
+      <w:r>
+        <w:t xml:space="preserve"> </w:t>
+      </w:r>
+      <w:r>
+        <w:t xml:space="preserve">not</w:t>
+      </w:r>
+      <w:r>
+        <w:t xml:space="preserve"> </w:t>
+      </w:r>
+      <w:r>
+        <w:t xml:space="preserve">cure</w:t>
+      </w:r>
+      <w:r>
+        <w:t xml:space="preserve"> </w:t>
+      </w:r>
+      <w:r>
+        <w:t xml:space="preserve">the</w:t>
+      </w:r>
+      <w:r>
+        <w:t xml:space="preserve"> </w:t>
+      </w:r>
+      <w:r>
+        <w:t xml:space="preserve">default</w:t>
+      </w:r>
+      <w:r>
+        <w:t xml:space="preserve"> </w:t>
+      </w:r>
+      <w:r>
+        <w:t xml:space="preserve">within</w:t>
+      </w:r>
+      <w:r>
+        <w:t xml:space="preserve"> </w:t>
+      </w:r>
+      <w:r>
+        <w:t xml:space="preserve">the</w:t>
+      </w:r>
+      <w:r>
+        <w:t xml:space="preserve"> </w:t>
+      </w:r>
+      <w:r>
+        <w:t xml:space="preserve">time</w:t>
+      </w:r>
+      <w:r>
+        <w:t xml:space="preserve"> </w:t>
+      </w:r>
+      <w:r>
+        <w:t xml:space="preserve">stated</w:t>
+      </w:r>
+      <w:r>
+        <w:t xml:space="preserve"> </w:t>
+      </w:r>
+      <w:r>
+        <w:t xml:space="preserve">in</w:t>
+      </w:r>
+      <w:r>
+        <w:t xml:space="preserve"> </w:t>
+      </w:r>
+      <w:r>
+        <w:t xml:space="preserve">that</w:t>
+      </w:r>
+      <w:r>
+        <w:t xml:space="preserve"> </w:t>
+      </w:r>
+      <w:r>
+        <w:t xml:space="preserve">notice.</w:t>
+      </w:r>
+    </w:p>
+    <w:p>
+      <w:pPr>
+        <w:spacing w:before="0" w:after="0" w:line="480" w:lineRule="exact"/>
+        <w:ind w:left="0" w:firstLine="720"/>
+        <w:jc w:val="left"/>
+      </w:pPr>
+      <w:r>
+        <w:t xml:space="preserve">11. </w:t>
+      </w:r>
+      <w:r>
+        <w:t xml:space="preserve">Movant</w:t>
+      </w:r>
+      <w:r>
+        <w:t xml:space="preserve"> </w:t>
+      </w:r>
+      <w:r>
+        <w:t xml:space="preserve">has</w:t>
+      </w:r>
+      <w:r>
+        <w:t xml:space="preserve"> </w:t>
+      </w:r>
+      <w:r>
+        <w:t xml:space="preserve">not</w:t>
+      </w:r>
+      <w:r>
+        <w:t xml:space="preserve"> </w:t>
+      </w:r>
+      <w:r>
+        <w:t xml:space="preserve">consented</w:t>
+      </w:r>
+      <w:r>
+        <w:t xml:space="preserve"> </w:t>
+      </w:r>
+      <w:r>
+        <w:t xml:space="preserve">to</w:t>
+      </w:r>
+      <w:r>
+        <w:t xml:space="preserve"> </w:t>
+      </w:r>
+      <w:r>
+        <w:t xml:space="preserve">the</w:t>
+      </w:r>
+      <w:r>
+        <w:t xml:space="preserve"> </w:t>
+      </w:r>
+      <w:r>
+        <w:t xml:space="preserve">Debtor’s</w:t>
+      </w:r>
+      <w:r>
+        <w:t xml:space="preserve"> </w:t>
+      </w:r>
+      <w:r>
+        <w:t xml:space="preserve">use</w:t>
+      </w:r>
+      <w:r>
+        <w:t xml:space="preserve"> </w:t>
+      </w:r>
+      <w:r>
+        <w:t xml:space="preserve">of</w:t>
+      </w:r>
+      <w:r>
+        <w:t xml:space="preserve"> </w:t>
+      </w:r>
+      <w:r>
+        <w:t xml:space="preserve">the</w:t>
+      </w:r>
+      <w:r>
+        <w:t xml:space="preserve"> </w:t>
+      </w:r>
+      <w:r>
+        <w:t xml:space="preserve">Collateral</w:t>
+      </w:r>
+      <w:r>
+        <w:t xml:space="preserve"> </w:t>
+      </w:r>
+      <w:r>
+        <w:t xml:space="preserve">in</w:t>
+      </w:r>
+      <w:r>
+        <w:t xml:space="preserve"> </w:t>
+      </w:r>
+      <w:r>
+        <w:t xml:space="preserve">the</w:t>
+      </w:r>
+      <w:r>
+        <w:t xml:space="preserve"> </w:t>
+      </w:r>
+      <w:r>
+        <w:t xml:space="preserve">ordinary</w:t>
+      </w:r>
+      <w:r>
+        <w:t xml:space="preserve"> </w:t>
+      </w:r>
+      <w:r>
+        <w:t xml:space="preserve">course</w:t>
+      </w:r>
+      <w:r>
+        <w:t xml:space="preserve"> </w:t>
+      </w:r>
+      <w:r>
+        <w:t xml:space="preserve">of</w:t>
+      </w:r>
+      <w:r>
+        <w:t xml:space="preserve"> </w:t>
+      </w:r>
+      <w:r>
+        <w:t xml:space="preserve">business</w:t>
+      </w:r>
+      <w:r>
+        <w:t xml:space="preserve"> </w:t>
+      </w:r>
+      <w:r>
+        <w:t xml:space="preserve">since</w:t>
+      </w:r>
+      <w:r>
+        <w:t xml:space="preserve"> </w:t>
+      </w:r>
+      <w:r>
+        <w:t xml:space="preserve">the</w:t>
+      </w:r>
+      <w:r>
+        <w:t xml:space="preserve"> </w:t>
+      </w:r>
+      <w:r>
+        <w:t xml:space="preserve">date</w:t>
+      </w:r>
+      <w:r>
+        <w:t xml:space="preserve"> </w:t>
+      </w:r>
+      <w:r>
+        <w:t xml:space="preserve">of</w:t>
+      </w:r>
+      <w:r>
+        <w:t xml:space="preserve"> </w:t>
+      </w:r>
+      <w:r>
+        <w:t xml:space="preserve">the</w:t>
+      </w:r>
+      <w:r>
+        <w:t xml:space="preserve"> </w:t>
+      </w:r>
+      <w:r>
+        <w:t xml:space="preserve">default,</w:t>
+      </w:r>
+      <w:r>
+        <w:t xml:space="preserve"> </w:t>
+      </w:r>
+      <w:r>
+        <w:t xml:space="preserve">and</w:t>
+      </w:r>
+      <w:r>
+        <w:t xml:space="preserve"> </w:t>
+      </w:r>
+      <w:r>
+        <w:t xml:space="preserve">no</w:t>
+      </w:r>
+      <w:r>
+        <w:t xml:space="preserve"> </w:t>
+      </w:r>
+      <w:r>
+        <w:t xml:space="preserve">cash</w:t>
+      </w:r>
+      <w:r>
+        <w:t xml:space="preserve"> </w:t>
+      </w:r>
+      <w:r>
+        <w:t xml:space="preserve">collateral</w:t>
+      </w:r>
+      <w:r>
+        <w:t xml:space="preserve"> </w:t>
+      </w:r>
+      <w:r>
+        <w:t xml:space="preserve">order</w:t>
+      </w:r>
+      <w:r>
+        <w:t xml:space="preserve"> </w:t>
+      </w:r>
+      <w:r>
+        <w:t xml:space="preserve">authorizing</w:t>
+      </w:r>
+      <w:r>
+        <w:t xml:space="preserve"> </w:t>
+      </w:r>
+      <w:r>
+        <w:t xml:space="preserve">that</w:t>
+      </w:r>
+      <w:r>
+        <w:t xml:space="preserve"> </w:t>
+      </w:r>
+      <w:r>
+        <w:t xml:space="preserve">use</w:t>
+      </w:r>
+      <w:r>
+        <w:t xml:space="preserve"> </w:t>
+      </w:r>
+      <w:r>
+        <w:t xml:space="preserve">has</w:t>
+      </w:r>
+      <w:r>
+        <w:t xml:space="preserve"> </w:t>
+      </w:r>
+      <w:r>
+        <w:t xml:space="preserve">been</w:t>
+      </w:r>
+      <w:r>
+        <w:t xml:space="preserve"> </w:t>
+      </w:r>
+      <w:r>
+        <w:t xml:space="preserve">entered</w:t>
+      </w:r>
+      <w:r>
+        <w:t xml:space="preserve"> </w:t>
+      </w:r>
+      <w:r>
+        <w:t xml:space="preserve">in</w:t>
+      </w:r>
+      <w:r>
+        <w:t xml:space="preserve"> </w:t>
+      </w:r>
+      <w:r>
+        <w:t xml:space="preserve">this</w:t>
+      </w:r>
+      <w:r>
+        <w:t xml:space="preserve"> </w:t>
+      </w:r>
+      <w:r>
+        <w:t xml:space="preserve">case.</w:t>
+      </w:r>
+    </w:p>
+    <w:p>
+      <w:pPr>
+        <w:keepNext/>
+        <w:keepLines/>
+        <w:spacing w:before="0" w:after="0" w:line="480" w:lineRule="exact"/>
+        <w:ind w:left="0" w:firstLine="0"/>
+        <w:jc w:val="center"/>
+      </w:pPr>
+      <w:r>
+        <w:rPr>
+          <w:b/>
+          <w:bCs/>
+        </w:rPr>
+        <w:t xml:space="preserve">III.</w:t>
+      </w:r>
+      <w:r>
+        <w:rPr>
+          <w:b/>
+          <w:bCs/>
+        </w:rPr>
+        <w:t xml:space="preserve"> </w:t>
+      </w:r>
+      <w:r>
+        <w:rPr>
+          <w:b/>
+          <w:bCs/>
+        </w:rPr>
+        <w:t xml:space="preserve">GROUNDS</w:t>
+      </w:r>
+      <w:r>
+        <w:rPr>
+          <w:b/>
+          <w:bCs/>
+        </w:rPr>
+        <w:t xml:space="preserve"> </w:t>
+      </w:r>
+      <w:r>
+        <w:rPr>
+          <w:b/>
+          <w:bCs/>
+        </w:rPr>
+        <w:t xml:space="preserve">FOR</w:t>
+      </w:r>
+      <w:r>
+        <w:rPr>
+          <w:b/>
+          <w:bCs/>
+        </w:rPr>
+        <w:t xml:space="preserve"> </w:t>
+      </w:r>
+      <w:r>
+        <w:rPr>
+          <w:b/>
+          <w:bCs/>
+        </w:rPr>
+        <w:t xml:space="preserve">RELIEF</w:t>
+      </w:r>
+    </w:p>
+    <w:p>
+      <w:pPr>
+        <w:keepNext/>
+        <w:keepLines/>
+        <w:spacing w:before="0" w:after="0" w:line="480" w:lineRule="exact"/>
+        <w:ind w:left="0" w:firstLine="0"/>
+        <w:jc w:val="left"/>
+      </w:pPr>
+      <w:r>
+        <w:rPr>
+          <w:b/>
+          <w:bCs/>
+        </w:rPr>
+        <w:t xml:space="preserve">A.</w:t>
+      </w:r>
+      <w:r>
+        <w:rPr>
+          <w:b/>
+          <w:bCs/>
+        </w:rPr>
+        <w:t xml:space="preserve"> </w:t>
+      </w:r>
+      <w:r>
+        <w:rPr>
+          <w:b/>
+          <w:bCs/>
+        </w:rPr>
+        <w:t xml:space="preserve">Cause</w:t>
+      </w:r>
+      <w:r>
+        <w:rPr>
+          <w:b/>
+          <w:bCs/>
+        </w:rPr>
+        <w:t xml:space="preserve"> </w:t>
+      </w:r>
+      <w:r>
+        <w:rPr>
+          <w:b/>
+          <w:bCs/>
+        </w:rPr>
+        <w:t xml:space="preserve">Exists</w:t>
+      </w:r>
+      <w:r>
+        <w:rPr>
+          <w:b/>
+          <w:bCs/>
+        </w:rPr>
+        <w:t xml:space="preserve"> </w:t>
+      </w:r>
+      <w:r>
+        <w:rPr>
+          <w:b/>
+          <w:bCs/>
+        </w:rPr>
+        <w:t xml:space="preserve">Under</w:t>
+      </w:r>
+      <w:r>
+        <w:rPr>
+          <w:b/>
+          <w:bCs/>
+        </w:rPr>
+        <w:t xml:space="preserve"> </w:t>
+      </w:r>
+      <w:r>
+        <w:rPr>
+          <w:b/>
+          <w:bCs/>
+        </w:rPr>
+        <w:t xml:space="preserve">11</w:t>
+      </w:r>
+      <w:r>
+        <w:rPr>
+          <w:b/>
+          <w:bCs/>
+        </w:rPr>
+        <w:t xml:space="preserve"> </w:t>
+      </w:r>
+      <w:r>
+        <w:rPr>
+          <w:b/>
+          <w:bCs/>
+        </w:rPr>
+        <w:t xml:space="preserve">U.S.C.</w:t>
+      </w:r>
+      <w:r>
+        <w:rPr>
+          <w:b/>
+          <w:bCs/>
+        </w:rPr>
+        <w:t xml:space="preserve"> </w:t>
+      </w:r>
+      <w:r>
+        <w:rPr>
+          <w:b/>
+          <w:bCs/>
+        </w:rPr>
+        <w:t xml:space="preserve">§</w:t>
+      </w:r>
+      <w:r>
+        <w:rPr>
+          <w:b/>
+          <w:bCs/>
+        </w:rPr>
+        <w:t xml:space="preserve"> </w:t>
+      </w:r>
+      <w:r>
+        <w:rPr>
+          <w:b/>
+          <w:bCs/>
+        </w:rPr>
+        <w:t xml:space="preserve">362(d)⁠(1)</w:t>
+      </w:r>
+    </w:p>
+    <w:p>
+      <w:pPr>
+        <w:spacing w:before="0" w:after="0" w:line="480" w:lineRule="exact"/>
+        <w:ind w:left="0" w:firstLine="720"/>
+        <w:jc w:val="left"/>
+      </w:pPr>
+      <w:r>
+        <w:t xml:space="preserve">12. </w:t>
+      </w:r>
+      <w:r>
+        <w:t xml:space="preserve">Under</w:t>
+      </w:r>
+      <w:r>
+        <w:t xml:space="preserve"> </w:t>
+      </w:r>
+      <w:r>
+        <w:t xml:space="preserve">11</w:t>
+      </w:r>
+      <w:r>
+        <w:t xml:space="preserve"> </w:t>
+      </w:r>
+      <w:r>
+        <w:t xml:space="preserve">U.S.C.</w:t>
+      </w:r>
+      <w:r>
+        <w:t xml:space="preserve"> </w:t>
+      </w:r>
+      <w:r>
+        <w:t xml:space="preserve">§</w:t>
+      </w:r>
+      <w:r>
+        <w:t xml:space="preserve"> </w:t>
+      </w:r>
+      <w:r>
+        <w:t xml:space="preserve">362(d)⁠(1),</w:t>
+      </w:r>
+      <w:r>
+        <w:t xml:space="preserve"> </w:t>
+      </w:r>
+      <w:r>
+        <w:t xml:space="preserve">the</w:t>
+      </w:r>
+      <w:r>
+        <w:t xml:space="preserve"> </w:t>
+      </w:r>
+      <w:r>
+        <w:t xml:space="preserve">Court</w:t>
+      </w:r>
+      <w:r>
+        <w:t xml:space="preserve"> </w:t>
+      </w:r>
+      <w:r>
+        <w:t xml:space="preserve">shall</w:t>
+      </w:r>
+      <w:r>
+        <w:t xml:space="preserve"> </w:t>
+      </w:r>
+      <w:r>
+        <w:t xml:space="preserve">grant</w:t>
+      </w:r>
+      <w:r>
+        <w:t xml:space="preserve"> </w:t>
+      </w:r>
+      <w:r>
+        <w:t xml:space="preserve">relief</w:t>
+      </w:r>
+      <w:r>
+        <w:t xml:space="preserve"> </w:t>
+      </w:r>
+      <w:r>
+        <w:t xml:space="preserve">from</w:t>
+      </w:r>
+      <w:r>
+        <w:t xml:space="preserve"> </w:t>
+      </w:r>
+      <w:r>
+        <w:t xml:space="preserve">the</w:t>
+      </w:r>
+      <w:r>
+        <w:t xml:space="preserve"> </w:t>
+      </w:r>
+      <w:r>
+        <w:t xml:space="preserve">stay</w:t>
+      </w:r>
+      <w:r>
+        <w:t xml:space="preserve"> </w:t>
+      </w:r>
+      <w:r>
+        <w:t xml:space="preserve">for</w:t>
+      </w:r>
+      <w:r>
+        <w:t xml:space="preserve"> </w:t>
+      </w:r>
+      <w:r>
+        <w:t xml:space="preserve">cause,</w:t>
+      </w:r>
+      <w:r>
+        <w:t xml:space="preserve"> </w:t>
+      </w:r>
+      <w:r>
+        <w:t xml:space="preserve">including</w:t>
+      </w:r>
+      <w:r>
+        <w:t xml:space="preserve"> </w:t>
+      </w:r>
+      <w:r>
+        <w:t xml:space="preserve">lack</w:t>
+      </w:r>
+      <w:r>
+        <w:t xml:space="preserve"> </w:t>
+      </w:r>
+      <w:r>
+        <w:t xml:space="preserve">of</w:t>
+      </w:r>
+      <w:r>
+        <w:t xml:space="preserve"> </w:t>
+      </w:r>
+      <w:r>
+        <w:t xml:space="preserve">adequate</w:t>
+      </w:r>
+      <w:r>
+        <w:t xml:space="preserve"> </w:t>
+      </w:r>
+      <w:r>
+        <w:t xml:space="preserve">protection</w:t>
+      </w:r>
+      <w:r>
+        <w:t xml:space="preserve"> </w:t>
+      </w:r>
+      <w:r>
+        <w:t xml:space="preserve">of</w:t>
+      </w:r>
+      <w:r>
+        <w:t xml:space="preserve"> </w:t>
+      </w:r>
+      <w:r>
+        <w:t xml:space="preserve">an</w:t>
+      </w:r>
+      <w:r>
+        <w:t xml:space="preserve"> </w:t>
+      </w:r>
+      <w:r>
+        <w:t xml:space="preserve">interest</w:t>
+      </w:r>
+      <w:r>
+        <w:t xml:space="preserve"> </w:t>
+      </w:r>
+      <w:r>
+        <w:t xml:space="preserve">in</w:t>
+      </w:r>
+      <w:r>
+        <w:t xml:space="preserve"> </w:t>
+      </w:r>
+      <w:r>
+        <w:t xml:space="preserve">property.</w:t>
+      </w:r>
+    </w:p>
+    <w:p>
+      <w:pPr>
+        <w:spacing w:before="0" w:after="0" w:line="480" w:lineRule="exact"/>
+        <w:ind w:left="0" w:firstLine="720"/>
+        <w:jc w:val="left"/>
+      </w:pPr>
+      <w:r>
+        <w:t xml:space="preserve">13. </w:t>
+      </w:r>
+      <w:r>
+        <w:t xml:space="preserve">Movant’s</w:t>
+      </w:r>
+      <w:r>
+        <w:t xml:space="preserve"> </w:t>
+      </w:r>
+      <w:r>
+        <w:t xml:space="preserve">interest</w:t>
+      </w:r>
+      <w:r>
+        <w:t xml:space="preserve"> </w:t>
+      </w:r>
+      <w:r>
+        <w:t xml:space="preserve">in</w:t>
+      </w:r>
+      <w:r>
+        <w:t xml:space="preserve"> </w:t>
+      </w:r>
+      <w:r>
+        <w:t xml:space="preserve">the</w:t>
+      </w:r>
+      <w:r>
+        <w:t xml:space="preserve"> </w:t>
+      </w:r>
+      <w:r>
+        <w:t xml:space="preserve">Collateral</w:t>
+      </w:r>
+      <w:r>
+        <w:t xml:space="preserve"> </w:t>
+      </w:r>
+      <w:r>
+        <w:t xml:space="preserve">is</w:t>
+      </w:r>
+      <w:r>
+        <w:t xml:space="preserve"> </w:t>
+      </w:r>
+      <w:r>
+        <w:t xml:space="preserve">an</w:t>
+      </w:r>
+      <w:r>
+        <w:t xml:space="preserve"> </w:t>
+      </w:r>
+      <w:r>
+        <w:t xml:space="preserve">interest</w:t>
+      </w:r>
+      <w:r>
+        <w:t xml:space="preserve"> </w:t>
+      </w:r>
+      <w:r>
+        <w:t xml:space="preserve">in</w:t>
+      </w:r>
+      <w:r>
+        <w:t xml:space="preserve"> </w:t>
+      </w:r>
+      <w:r>
+        <w:t xml:space="preserve">property</w:t>
+      </w:r>
+      <w:r>
+        <w:t xml:space="preserve"> </w:t>
+      </w:r>
+      <w:r>
+        <w:t xml:space="preserve">within</w:t>
+      </w:r>
+      <w:r>
+        <w:t xml:space="preserve"> </w:t>
+      </w:r>
+      <w:r>
+        <w:t xml:space="preserve">the</w:t>
+      </w:r>
+      <w:r>
+        <w:t xml:space="preserve"> </w:t>
+      </w:r>
+      <w:r>
+        <w:t xml:space="preserve">meaning</w:t>
+      </w:r>
+      <w:r>
+        <w:t xml:space="preserve"> </w:t>
+      </w:r>
+      <w:r>
+        <w:t xml:space="preserve">of</w:t>
+      </w:r>
+      <w:r>
+        <w:t xml:space="preserve"> </w:t>
+      </w:r>
+      <w:r>
+        <w:t xml:space="preserve">§</w:t>
+      </w:r>
+      <w:r>
+        <w:t xml:space="preserve"> </w:t>
+      </w:r>
+      <w:r>
+        <w:t xml:space="preserve">362(d)⁠(1).</w:t>
+      </w:r>
+      <w:r>
+        <w:t xml:space="preserve"> </w:t>
+      </w:r>
+      <w:r>
+        <w:t xml:space="preserve">The</w:t>
+      </w:r>
+      <w:r>
+        <w:t xml:space="preserve"> </w:t>
+      </w:r>
+      <w:r>
+        <w:t xml:space="preserve">Collateral</w:t>
+      </w:r>
+      <w:r>
+        <w:t xml:space="preserve"> </w:t>
+      </w:r>
+      <w:r>
+        <w:t xml:space="preserve">is</w:t>
+      </w:r>
+      <w:r>
+        <w:t xml:space="preserve"> </w:t>
+      </w:r>
+      <w:r>
+        <w:t xml:space="preserve">depreciating,</w:t>
+      </w:r>
+      <w:r>
+        <w:t xml:space="preserve"> </w:t>
+      </w:r>
+      <w:r>
+        <w:t xml:space="preserve">and</w:t>
+      </w:r>
+      <w:r>
+        <w:t xml:space="preserve"> </w:t>
+      </w:r>
+      <w:r>
+        <w:t xml:space="preserve">the</w:t>
+      </w:r>
+      <w:r>
+        <w:t xml:space="preserve"> </w:t>
+      </w:r>
+      <w:r>
+        <w:t xml:space="preserve">Debtor</w:t>
+      </w:r>
+      <w:r>
+        <w:t xml:space="preserve"> </w:t>
+      </w:r>
+      <w:r>
+        <w:t xml:space="preserve">has</w:t>
+      </w:r>
+      <w:r>
+        <w:t xml:space="preserve"> </w:t>
+      </w:r>
+      <w:r>
+        <w:t xml:space="preserve">not</w:t>
+      </w:r>
+      <w:r>
+        <w:t xml:space="preserve"> </w:t>
+      </w:r>
+      <w:r>
+        <w:t xml:space="preserve">proposed</w:t>
+      </w:r>
+      <w:r>
+        <w:t xml:space="preserve"> </w:t>
+      </w:r>
+      <w:r>
+        <w:t xml:space="preserve">any</w:t>
+      </w:r>
+      <w:r>
+        <w:t xml:space="preserve"> </w:t>
+      </w:r>
+      <w:r>
+        <w:t xml:space="preserve">payment,</w:t>
+      </w:r>
+      <w:r>
+        <w:t xml:space="preserve"> </w:t>
+      </w:r>
+      <w:r>
+        <w:t xml:space="preserve">replacement</w:t>
+      </w:r>
+      <w:r>
+        <w:t xml:space="preserve"> </w:t>
+      </w:r>
+      <w:r>
+        <w:t xml:space="preserve">lien</w:t>
+      </w:r>
+      <w:r>
+        <w:t xml:space="preserve"> </w:t>
+      </w:r>
+      <w:r>
+        <w:t xml:space="preserve">or</w:t>
+      </w:r>
+      <w:r>
+        <w:t xml:space="preserve"> </w:t>
+      </w:r>
+      <w:r>
+        <w:t xml:space="preserve">other</w:t>
+      </w:r>
+      <w:r>
+        <w:t xml:space="preserve"> </w:t>
+      </w:r>
+      <w:r>
+        <w:t xml:space="preserve">form</w:t>
+      </w:r>
+      <w:r>
+        <w:t xml:space="preserve"> </w:t>
+      </w:r>
+      <w:r>
+        <w:t xml:space="preserve">of</w:t>
+      </w:r>
+      <w:r>
+        <w:t xml:space="preserve"> </w:t>
+      </w:r>
+      <w:r>
+        <w:t xml:space="preserve">adequate</w:t>
+      </w:r>
+      <w:r>
+        <w:t xml:space="preserve"> </w:t>
+      </w:r>
+      <w:r>
+        <w:t xml:space="preserve">protection.</w:t>
+      </w:r>
+    </w:p>
+    <w:p>
+      <w:pPr>
+        <w:spacing w:before="0" w:after="0" w:line="480" w:lineRule="exact"/>
+        <w:ind w:left="0" w:firstLine="720"/>
+        <w:jc w:val="left"/>
+      </w:pPr>
+      <w:r>
+        <w:t xml:space="preserve">14. </w:t>
+      </w:r>
+      <w:r>
+        <w:t xml:space="preserve">The</w:t>
+      </w:r>
+      <w:r>
+        <w:t xml:space="preserve"> </w:t>
+      </w:r>
+      <w:r>
+        <w:t xml:space="preserve">Debtor</w:t>
+      </w:r>
+      <w:r>
+        <w:t xml:space="preserve"> </w:t>
+      </w:r>
+      <w:r>
+        <w:t xml:space="preserve">bears</w:t>
+      </w:r>
+      <w:r>
+        <w:t xml:space="preserve"> </w:t>
+      </w:r>
+      <w:r>
+        <w:t xml:space="preserve">the</w:t>
+      </w:r>
+      <w:r>
+        <w:t xml:space="preserve"> </w:t>
+      </w:r>
+      <w:r>
+        <w:t xml:space="preserve">burden</w:t>
+      </w:r>
+      <w:r>
+        <w:t xml:space="preserve"> </w:t>
+      </w:r>
+      <w:r>
+        <w:t xml:space="preserve">of</w:t>
+      </w:r>
+      <w:r>
+        <w:t xml:space="preserve"> </w:t>
+      </w:r>
+      <w:r>
+        <w:t xml:space="preserve">proving</w:t>
+      </w:r>
+      <w:r>
+        <w:t xml:space="preserve"> </w:t>
+      </w:r>
+      <w:r>
+        <w:t xml:space="preserve">the</w:t>
+      </w:r>
+      <w:r>
+        <w:t xml:space="preserve"> </w:t>
+      </w:r>
+      <w:r>
+        <w:t xml:space="preserve">absence</w:t>
+      </w:r>
+      <w:r>
+        <w:t xml:space="preserve"> </w:t>
+      </w:r>
+      <w:r>
+        <w:t xml:space="preserve">of</w:t>
+      </w:r>
+      <w:r>
+        <w:t xml:space="preserve"> </w:t>
+      </w:r>
+      <w:r>
+        <w:t xml:space="preserve">cause</w:t>
+      </w:r>
+      <w:r>
+        <w:t xml:space="preserve"> </w:t>
+      </w:r>
+      <w:r>
+        <w:t xml:space="preserve">under</w:t>
+      </w:r>
+      <w:r>
+        <w:t xml:space="preserve"> </w:t>
+      </w:r>
+      <w:r>
+        <w:t xml:space="preserve">§</w:t>
+      </w:r>
+      <w:r>
+        <w:t xml:space="preserve"> </w:t>
+      </w:r>
+      <w:r>
+        <w:t xml:space="preserve">362(g).</w:t>
+      </w:r>
+      <w:r>
+        <w:t xml:space="preserve"> </w:t>
+      </w:r>
+      <w:r>
+        <w:t xml:space="preserve">The</w:t>
+      </w:r>
+      <w:r>
+        <w:t xml:space="preserve"> </w:t>
+      </w:r>
+      <w:r>
+        <w:t xml:space="preserve">Debtor</w:t>
+      </w:r>
+      <w:r>
+        <w:t xml:space="preserve"> </w:t>
+      </w:r>
+      <w:r>
+        <w:t xml:space="preserve">has</w:t>
+      </w:r>
+      <w:r>
+        <w:t xml:space="preserve"> </w:t>
+      </w:r>
+      <w:r>
+        <w:t xml:space="preserve">not</w:t>
+      </w:r>
+      <w:r>
+        <w:t xml:space="preserve"> </w:t>
+      </w:r>
+      <w:r>
+        <w:t xml:space="preserve">yet</w:t>
+      </w:r>
+      <w:r>
+        <w:t xml:space="preserve"> </w:t>
+      </w:r>
+      <w:r>
+        <w:t xml:space="preserve">made</w:t>
+      </w:r>
+      <w:r>
+        <w:t xml:space="preserve"> </w:t>
+      </w:r>
+      <w:r>
+        <w:t xml:space="preserve">any</w:t>
+      </w:r>
+      <w:r>
+        <w:t xml:space="preserve"> </w:t>
+      </w:r>
+      <w:r>
+        <w:t xml:space="preserve">showing</w:t>
+      </w:r>
+      <w:r>
+        <w:t xml:space="preserve"> </w:t>
+      </w:r>
+      <w:r>
+        <w:t xml:space="preserve">on</w:t>
+      </w:r>
+      <w:r>
+        <w:t xml:space="preserve"> </w:t>
+      </w:r>
+      <w:r>
+        <w:t xml:space="preserve">that</w:t>
+      </w:r>
+      <w:r>
+        <w:t xml:space="preserve"> </w:t>
+      </w:r>
+      <w:r>
+        <w:t xml:space="preserve">point.</w:t>
+      </w:r>
+    </w:p>
+    <w:p>
+      <w:pPr>
+        <w:keepNext/>
+        <w:keepLines/>
+        <w:spacing w:before="0" w:after="0" w:line="480" w:lineRule="exact"/>
+        <w:ind w:left="0" w:firstLine="0"/>
+        <w:jc w:val="left"/>
+      </w:pPr>
+      <w:r>
+        <w:rPr>
+          <w:b/>
+          <w:bCs/>
+        </w:rPr>
+        <w:t xml:space="preserve">B.</w:t>
+      </w:r>
+      <w:r>
+        <w:rPr>
+          <w:b/>
+          <w:bCs/>
+        </w:rPr>
+        <w:t xml:space="preserve"> </w:t>
+      </w:r>
+      <w:r>
+        <w:rPr>
+          <w:b/>
+          <w:bCs/>
+        </w:rPr>
+        <w:t xml:space="preserve">The</w:t>
+      </w:r>
+      <w:r>
+        <w:rPr>
+          <w:b/>
+          <w:bCs/>
+        </w:rPr>
+        <w:t xml:space="preserve"> </w:t>
+      </w:r>
+      <w:r>
+        <w:rPr>
+          <w:b/>
+          <w:bCs/>
+        </w:rPr>
+        <w:t xml:space="preserve">Debtor</w:t>
+      </w:r>
+      <w:r>
+        <w:rPr>
+          <w:b/>
+          <w:bCs/>
+        </w:rPr>
+        <w:t xml:space="preserve"> </w:t>
+      </w:r>
+      <w:r>
+        <w:rPr>
+          <w:b/>
+          <w:bCs/>
+        </w:rPr>
+        <w:t xml:space="preserve">Has</w:t>
+      </w:r>
+      <w:r>
+        <w:rPr>
+          <w:b/>
+          <w:bCs/>
+        </w:rPr>
+        <w:t xml:space="preserve"> </w:t>
+      </w:r>
+      <w:r>
+        <w:rPr>
+          <w:b/>
+          <w:bCs/>
+        </w:rPr>
+        <w:t xml:space="preserve">No</w:t>
+      </w:r>
+      <w:r>
+        <w:rPr>
+          <w:b/>
+          <w:bCs/>
+        </w:rPr>
+        <w:t xml:space="preserve"> </w:t>
+      </w:r>
+      <w:r>
+        <w:rPr>
+          <w:b/>
+          <w:bCs/>
+        </w:rPr>
+        <w:t xml:space="preserve">Equity</w:t>
+      </w:r>
+      <w:r>
+        <w:rPr>
+          <w:b/>
+          <w:bCs/>
+        </w:rPr>
+        <w:t xml:space="preserve"> </w:t>
+      </w:r>
+      <w:r>
+        <w:rPr>
+          <w:b/>
+          <w:bCs/>
+        </w:rPr>
+        <w:t xml:space="preserve">in</w:t>
+      </w:r>
+      <w:r>
+        <w:rPr>
+          <w:b/>
+          <w:bCs/>
+        </w:rPr>
+        <w:t xml:space="preserve"> </w:t>
+      </w:r>
+      <w:r>
+        <w:rPr>
+          <w:b/>
+          <w:bCs/>
+        </w:rPr>
+        <w:t xml:space="preserve">the</w:t>
+      </w:r>
+      <w:r>
+        <w:rPr>
+          <w:b/>
+          <w:bCs/>
+        </w:rPr>
+        <w:t xml:space="preserve"> </w:t>
+      </w:r>
+      <w:r>
+        <w:rPr>
+          <w:b/>
+          <w:bCs/>
+        </w:rPr>
+        <w:t xml:space="preserve">Collateral</w:t>
+      </w:r>
+    </w:p>
+    <w:p>
+      <w:pPr>
+        <w:spacing w:before="0" w:after="0" w:line="480" w:lineRule="exact"/>
+        <w:ind w:left="0" w:firstLine="720"/>
+        <w:jc w:val="left"/>
+      </w:pPr>
+      <w:r>
+        <w:t xml:space="preserve">15. </w:t>
+      </w:r>
+      <w:r>
+        <w:t xml:space="preserve">Under</w:t>
+      </w:r>
+      <w:r>
+        <w:t xml:space="preserve"> </w:t>
+      </w:r>
+      <w:r>
+        <w:t xml:space="preserve">11</w:t>
+      </w:r>
+      <w:r>
+        <w:t xml:space="preserve"> </w:t>
+      </w:r>
+      <w:r>
+        <w:t xml:space="preserve">U.S.C.</w:t>
+      </w:r>
+      <w:r>
+        <w:t xml:space="preserve"> </w:t>
+      </w:r>
+      <w:r>
+        <w:t xml:space="preserve">§</w:t>
+      </w:r>
+      <w:r>
+        <w:t xml:space="preserve"> </w:t>
+      </w:r>
+      <w:r>
+        <w:t xml:space="preserve">362(d)⁠(2)⁠(A),</w:t>
+      </w:r>
+      <w:r>
+        <w:t xml:space="preserve"> </w:t>
+      </w:r>
+      <w:r>
+        <w:t xml:space="preserve">the</w:t>
+      </w:r>
+      <w:r>
+        <w:t xml:space="preserve"> </w:t>
+      </w:r>
+      <w:r>
+        <w:t xml:space="preserve">Court</w:t>
+      </w:r>
+      <w:r>
+        <w:t xml:space="preserve"> </w:t>
+      </w:r>
+      <w:r>
+        <w:t xml:space="preserve">shall</w:t>
+      </w:r>
+      <w:r>
+        <w:t xml:space="preserve"> </w:t>
+      </w:r>
+      <w:r>
+        <w:t xml:space="preserve">grant</w:t>
+      </w:r>
+      <w:r>
+        <w:t xml:space="preserve"> </w:t>
+      </w:r>
+      <w:r>
+        <w:t xml:space="preserve">relief</w:t>
+      </w:r>
+      <w:r>
+        <w:t xml:space="preserve"> </w:t>
+      </w:r>
+      <w:r>
+        <w:t xml:space="preserve">from</w:t>
+      </w:r>
+      <w:r>
+        <w:t xml:space="preserve"> </w:t>
+      </w:r>
+      <w:r>
+        <w:t xml:space="preserve">the</w:t>
+      </w:r>
+      <w:r>
+        <w:t xml:space="preserve"> </w:t>
+      </w:r>
+      <w:r>
+        <w:t xml:space="preserve">stay</w:t>
+      </w:r>
+      <w:r>
+        <w:t xml:space="preserve"> </w:t>
+      </w:r>
+      <w:r>
+        <w:t xml:space="preserve">if</w:t>
+      </w:r>
+      <w:r>
+        <w:t xml:space="preserve"> </w:t>
+      </w:r>
+      <w:r>
+        <w:t xml:space="preserve">the</w:t>
+      </w:r>
+      <w:r>
+        <w:t xml:space="preserve"> </w:t>
+      </w:r>
+      <w:r>
+        <w:t xml:space="preserve">debtor</w:t>
+      </w:r>
+      <w:r>
+        <w:t xml:space="preserve"> </w:t>
+      </w:r>
+      <w:r>
+        <w:t xml:space="preserve">does</w:t>
+      </w:r>
+      <w:r>
+        <w:t xml:space="preserve"> </w:t>
+      </w:r>
+      <w:r>
+        <w:t xml:space="preserve">not</w:t>
+      </w:r>
+      <w:r>
+        <w:t xml:space="preserve"> </w:t>
+      </w:r>
+      <w:r>
+        <w:t xml:space="preserve">have</w:t>
+      </w:r>
+      <w:r>
+        <w:t xml:space="preserve"> </w:t>
+      </w:r>
+      <w:r>
+        <w:t xml:space="preserve">an</w:t>
+      </w:r>
+      <w:r>
+        <w:t xml:space="preserve"> </w:t>
+      </w:r>
+      <w:r>
+        <w:t xml:space="preserve">equity</w:t>
+      </w:r>
+      <w:r>
+        <w:t xml:space="preserve"> </w:t>
+      </w:r>
+      <w:r>
+        <w:t xml:space="preserve">in</w:t>
+      </w:r>
+      <w:r>
+        <w:t xml:space="preserve"> </w:t>
+      </w:r>
+      <w:r>
+        <w:t xml:space="preserve">the</w:t>
+      </w:r>
+      <w:r>
+        <w:t xml:space="preserve"> </w:t>
+      </w:r>
+      <w:r>
+        <w:t xml:space="preserve">property</w:t>
+      </w:r>
+      <w:r>
+        <w:t xml:space="preserve"> </w:t>
+      </w:r>
+      <w:r>
+        <w:t xml:space="preserve">and</w:t>
+      </w:r>
+      <w:r>
+        <w:t xml:space="preserve"> </w:t>
+      </w:r>
+      <w:r>
+        <w:t xml:space="preserve">the</w:t>
+      </w:r>
+      <w:r>
+        <w:t xml:space="preserve"> </w:t>
+      </w:r>
+      <w:r>
+        <w:t xml:space="preserve">property</w:t>
+      </w:r>
+      <w:r>
+        <w:t xml:space="preserve"> </w:t>
+      </w:r>
+      <w:r>
+        <w:t xml:space="preserve">is</w:t>
+      </w:r>
+      <w:r>
+        <w:t xml:space="preserve"> </w:t>
+      </w:r>
+      <w:r>
+        <w:t xml:space="preserve">not</w:t>
+      </w:r>
+      <w:r>
+        <w:t xml:space="preserve"> </w:t>
+      </w:r>
+      <w:r>
+        <w:t xml:space="preserve">necessary</w:t>
+      </w:r>
+      <w:r>
+        <w:t xml:space="preserve"> </w:t>
+      </w:r>
+      <w:r>
+        <w:t xml:space="preserve">to</w:t>
+      </w:r>
+      <w:r>
+        <w:t xml:space="preserve"> </w:t>
+      </w:r>
+      <w:r>
+        <w:t xml:space="preserve">an</w:t>
+      </w:r>
+      <w:r>
+        <w:t xml:space="preserve"> </w:t>
+      </w:r>
+      <w:r>
+        <w:t xml:space="preserve">effective</w:t>
+      </w:r>
+      <w:r>
+        <w:t xml:space="preserve"> </w:t>
+      </w:r>
+      <w:r>
+        <w:t xml:space="preserve">reorganization.</w:t>
+      </w:r>
+    </w:p>
+    <w:p>
+      <w:pPr>
+        <w:spacing w:before="0" w:after="0" w:line="480" w:lineRule="exact"/>
+        <w:ind w:left="0" w:firstLine="720"/>
+        <w:jc w:val="left"/>
+      </w:pPr>
+      <w:r>
+        <w:t xml:space="preserve">16. </w:t>
+      </w:r>
+      <w:r>
+        <w:t xml:space="preserve">The</w:t>
+      </w:r>
+      <w:r>
+        <w:t xml:space="preserve"> </w:t>
+      </w:r>
+      <w:r>
+        <w:t xml:space="preserve">Debtor</w:t>
+      </w:r>
+      <w:r>
+        <w:t xml:space="preserve"> </w:t>
+      </w:r>
+      <w:r>
+        <w:t xml:space="preserve">has</w:t>
+      </w:r>
+      <w:r>
+        <w:t xml:space="preserve"> </w:t>
+      </w:r>
+      <w:r>
+        <w:t xml:space="preserve">no</w:t>
+      </w:r>
+      <w:r>
+        <w:t xml:space="preserve"> </w:t>
+      </w:r>
+      <w:r>
+        <w:t xml:space="preserve">equity</w:t>
+      </w:r>
+      <w:r>
+        <w:t xml:space="preserve"> </w:t>
+      </w:r>
+      <w:r>
+        <w:t xml:space="preserve">in</w:t>
+      </w:r>
+      <w:r>
+        <w:t xml:space="preserve"> </w:t>
+      </w:r>
+      <w:r>
+        <w:t xml:space="preserve">the</w:t>
+      </w:r>
+      <w:r>
+        <w:t xml:space="preserve"> </w:t>
+      </w:r>
+      <w:r>
+        <w:t xml:space="preserve">Collateral.</w:t>
+      </w:r>
+      <w:r>
+        <w:t xml:space="preserve"> </w:t>
+      </w:r>
+      <w:r>
+        <w:t xml:space="preserve">Based</w:t>
+      </w:r>
+      <w:r>
+        <w:t xml:space="preserve"> </w:t>
+      </w:r>
+      <w:r>
+        <w:t xml:space="preserve">on</w:t>
+      </w:r>
+      <w:r>
+        <w:t xml:space="preserve"> </w:t>
+      </w:r>
+      <w:r>
+        <w:t xml:space="preserve">the</w:t>
+      </w:r>
+      <w:r>
+        <w:t xml:space="preserve"> </w:t>
+      </w:r>
+      <w:r>
+        <w:t xml:space="preserve">values</w:t>
+      </w:r>
+      <w:r>
+        <w:t xml:space="preserve"> </w:t>
+      </w:r>
+      <w:r>
+        <w:t xml:space="preserve">stated</w:t>
+      </w:r>
+      <w:r>
+        <w:t xml:space="preserve"> </w:t>
+      </w:r>
+      <w:r>
+        <w:t xml:space="preserve">in</w:t>
+      </w:r>
+      <w:r>
+        <w:t xml:space="preserve"> </w:t>
+      </w:r>
+      <w:r>
+        <w:t xml:space="preserve">the</w:t>
+      </w:r>
+      <w:r>
+        <w:t xml:space="preserve"> </w:t>
+      </w:r>
+      <w:r>
+        <w:t xml:space="preserve">Debtor’s</w:t>
+      </w:r>
+      <w:r>
+        <w:t xml:space="preserve"> </w:t>
+      </w:r>
+      <w:r>
+        <w:t xml:space="preserve">own</w:t>
+      </w:r>
+      <w:r>
+        <w:t xml:space="preserve"> </w:t>
+      </w:r>
+      <w:r>
+        <w:t xml:space="preserve">schedules,</w:t>
+      </w:r>
+      <w:r>
+        <w:t xml:space="preserve"> </w:t>
+      </w:r>
+      <w:r>
+        <w:t xml:space="preserve">the</w:t>
+      </w:r>
+      <w:r>
+        <w:t xml:space="preserve"> </w:t>
+      </w:r>
+      <w:r>
+        <w:t xml:space="preserve">total</w:t>
+      </w:r>
+      <w:r>
+        <w:t xml:space="preserve"> </w:t>
+      </w:r>
+      <w:r>
+        <w:t xml:space="preserve">of</w:t>
+      </w:r>
+      <w:r>
+        <w:t xml:space="preserve"> </w:t>
+      </w:r>
+      <w:r>
+        <w:t xml:space="preserve">all</w:t>
+      </w:r>
+      <w:r>
+        <w:t xml:space="preserve"> </w:t>
+      </w:r>
+      <w:r>
+        <w:t xml:space="preserve">liens</w:t>
+      </w:r>
+      <w:r>
+        <w:t xml:space="preserve"> </w:t>
+      </w:r>
+      <w:r>
+        <w:t xml:space="preserve">against</w:t>
+      </w:r>
+      <w:r>
+        <w:t xml:space="preserve"> </w:t>
+      </w:r>
+      <w:r>
+        <w:t xml:space="preserve">the</w:t>
+      </w:r>
+      <w:r>
+        <w:t xml:space="preserve"> </w:t>
+      </w:r>
+      <w:r>
+        <w:t xml:space="preserve">Collateral</w:t>
+      </w:r>
+      <w:r>
+        <w:t xml:space="preserve"> </w:t>
+      </w:r>
+      <w:r>
+        <w:t xml:space="preserve">exceeds</w:t>
+      </w:r>
+      <w:r>
+        <w:t xml:space="preserve"> </w:t>
+      </w:r>
+      <w:r>
+        <w:t xml:space="preserve">its</w:t>
+      </w:r>
+      <w:r>
+        <w:t xml:space="preserve"> </w:t>
+      </w:r>
+      <w:r>
+        <w:t xml:space="preserve">value.</w:t>
+      </w:r>
+    </w:p>
+    <w:p>
+      <w:pPr>
+        <w:spacing w:before="0" w:after="0" w:line="480" w:lineRule="exact"/>
+        <w:ind w:left="0" w:firstLine="720"/>
+        <w:jc w:val="left"/>
+      </w:pPr>
+      <w:r>
+        <w:t xml:space="preserve">17. </w:t>
+      </w:r>
+      <w:r>
+        <w:t xml:space="preserve">The</w:t>
+      </w:r>
+      <w:r>
+        <w:t xml:space="preserve"> </w:t>
+      </w:r>
+      <w:r>
+        <w:t xml:space="preserve">Collateral</w:t>
+      </w:r>
+      <w:r>
+        <w:t xml:space="preserve"> </w:t>
+      </w:r>
+      <w:r>
+        <w:t xml:space="preserve">is</w:t>
+      </w:r>
+      <w:r>
+        <w:t xml:space="preserve"> </w:t>
+      </w:r>
+      <w:r>
+        <w:t xml:space="preserve">not</w:t>
+      </w:r>
+      <w:r>
+        <w:t xml:space="preserve"> </w:t>
+      </w:r>
+      <w:r>
+        <w:t xml:space="preserve">necessary</w:t>
+      </w:r>
+      <w:r>
+        <w:t xml:space="preserve"> </w:t>
+      </w:r>
+      <w:r>
+        <w:t xml:space="preserve">to</w:t>
+      </w:r>
+      <w:r>
+        <w:t xml:space="preserve"> </w:t>
+      </w:r>
+      <w:r>
+        <w:t xml:space="preserve">an</w:t>
+      </w:r>
+      <w:r>
+        <w:t xml:space="preserve"> </w:t>
+      </w:r>
+      <w:r>
+        <w:t xml:space="preserve">effective</w:t>
+      </w:r>
+      <w:r>
+        <w:t xml:space="preserve"> </w:t>
+      </w:r>
+      <w:r>
+        <w:t xml:space="preserve">reorganization.</w:t>
+      </w:r>
+      <w:r>
+        <w:t xml:space="preserve"> </w:t>
+      </w:r>
+      <w:r>
+        <w:t xml:space="preserve">The</w:t>
+      </w:r>
+      <w:r>
+        <w:t xml:space="preserve"> </w:t>
+      </w:r>
+      <w:r>
+        <w:t xml:space="preserve">Debtor’s</w:t>
+      </w:r>
+      <w:r>
+        <w:t xml:space="preserve"> </w:t>
+      </w:r>
+      <w:r>
+        <w:t xml:space="preserve">plan,</w:t>
+      </w:r>
+      <w:r>
+        <w:t xml:space="preserve"> </w:t>
+      </w:r>
+      <w:r>
+        <w:t xml:space="preserve">as</w:t>
+      </w:r>
+      <w:r>
+        <w:t xml:space="preserve"> </w:t>
+      </w:r>
+      <w:r>
+        <w:t xml:space="preserve">it</w:t>
+      </w:r>
+      <w:r>
+        <w:t xml:space="preserve"> </w:t>
+      </w:r>
+      <w:r>
+        <w:t xml:space="preserve">has</w:t>
+      </w:r>
+      <w:r>
+        <w:t xml:space="preserve"> </w:t>
+      </w:r>
+      <w:r>
+        <w:t xml:space="preserve">been</w:t>
+      </w:r>
+      <w:r>
+        <w:t xml:space="preserve"> </w:t>
+      </w:r>
+      <w:r>
+        <w:t xml:space="preserve">described</w:t>
+      </w:r>
+      <w:r>
+        <w:t xml:space="preserve"> </w:t>
+      </w:r>
+      <w:r>
+        <w:t xml:space="preserve">to</w:t>
+      </w:r>
+      <w:r>
+        <w:t xml:space="preserve"> </w:t>
+      </w:r>
+      <w:r>
+        <w:t xml:space="preserve">Movant,</w:t>
+      </w:r>
+      <w:r>
+        <w:t xml:space="preserve"> </w:t>
+      </w:r>
+      <w:r>
+        <w:t xml:space="preserve">does</w:t>
+      </w:r>
+      <w:r>
+        <w:t xml:space="preserve"> </w:t>
+      </w:r>
+      <w:r>
+        <w:t xml:space="preserve">not</w:t>
+      </w:r>
+      <w:r>
+        <w:t xml:space="preserve"> </w:t>
+      </w:r>
+      <w:r>
+        <w:t xml:space="preserve">depend</w:t>
+      </w:r>
+      <w:r>
+        <w:t xml:space="preserve"> </w:t>
+      </w:r>
+      <w:r>
+        <w:t xml:space="preserve">on</w:t>
+      </w:r>
+      <w:r>
+        <w:t xml:space="preserve"> </w:t>
+      </w:r>
+      <w:r>
+        <w:t xml:space="preserve">the</w:t>
+      </w:r>
+      <w:r>
+        <w:t xml:space="preserve"> </w:t>
+      </w:r>
+      <w:r>
+        <w:t xml:space="preserve">continued</w:t>
+      </w:r>
+      <w:r>
+        <w:t xml:space="preserve"> </w:t>
+      </w:r>
+      <w:r>
+        <w:t xml:space="preserve">use</w:t>
+      </w:r>
+      <w:r>
+        <w:t xml:space="preserve"> </w:t>
+      </w:r>
+      <w:r>
+        <w:t xml:space="preserve">of</w:t>
+      </w:r>
+      <w:r>
+        <w:t xml:space="preserve"> </w:t>
+      </w:r>
+      <w:r>
+        <w:t xml:space="preserve">this</w:t>
+      </w:r>
+      <w:r>
+        <w:t xml:space="preserve"> </w:t>
+      </w:r>
+      <w:r>
+        <w:t xml:space="preserve">equipment,</w:t>
+      </w:r>
+      <w:r>
+        <w:t xml:space="preserve"> </w:t>
+      </w:r>
+      <w:r>
+        <w:t xml:space="preserve">and</w:t>
+      </w:r>
+      <w:r>
+        <w:t xml:space="preserve"> </w:t>
+      </w:r>
+      <w:r>
+        <w:t xml:space="preserve">the</w:t>
+      </w:r>
+      <w:r>
+        <w:t xml:space="preserve"> </w:t>
+      </w:r>
+      <w:r>
+        <w:t xml:space="preserve">Debtor</w:t>
+      </w:r>
+      <w:r>
+        <w:t xml:space="preserve"> </w:t>
+      </w:r>
+      <w:r>
+        <w:t xml:space="preserve">has</w:t>
+      </w:r>
+      <w:r>
+        <w:t xml:space="preserve"> </w:t>
+      </w:r>
+      <w:r>
+        <w:t xml:space="preserve">not</w:t>
+      </w:r>
+      <w:r>
+        <w:t xml:space="preserve"> </w:t>
+      </w:r>
+      <w:r>
+        <w:t xml:space="preserve">shown</w:t>
+      </w:r>
+      <w:r>
+        <w:t xml:space="preserve"> </w:t>
+      </w:r>
+      <w:r>
+        <w:t xml:space="preserve">any</w:t>
+      </w:r>
+      <w:r>
+        <w:t xml:space="preserve"> </w:t>
+      </w:r>
+      <w:r>
+        <w:t xml:space="preserve">reasonable</w:t>
+      </w:r>
+      <w:r>
+        <w:t xml:space="preserve"> </w:t>
+      </w:r>
+      <w:r>
+        <w:t xml:space="preserve">prospect</w:t>
+      </w:r>
+      <w:r>
+        <w:t xml:space="preserve"> </w:t>
+      </w:r>
+      <w:r>
+        <w:t xml:space="preserve">of</w:t>
+      </w:r>
+      <w:r>
+        <w:t xml:space="preserve"> </w:t>
+      </w:r>
+      <w:r>
+        <w:t xml:space="preserve">reorganizing</w:t>
+      </w:r>
+      <w:r>
+        <w:t xml:space="preserve"> </w:t>
+      </w:r>
+      <w:r>
+        <w:t xml:space="preserve">around</w:t>
+      </w:r>
+      <w:r>
+        <w:t xml:space="preserve"> </w:t>
+      </w:r>
+      <w:r>
+        <w:t xml:space="preserve">it.</w:t>
+      </w:r>
+    </w:p>
+    <w:p>
+      <w:pPr>
+        <w:keepNext/>
+        <w:keepLines/>
+        <w:spacing w:before="0" w:after="0" w:line="480" w:lineRule="exact"/>
+        <w:ind w:left="0" w:firstLine="0"/>
+        <w:jc w:val="left"/>
+      </w:pPr>
+      <w:r>
+        <w:rPr>
+          <w:b/>
+          <w:bCs/>
+        </w:rPr>
+        <w:t xml:space="preserve">C.</w:t>
+      </w:r>
+      <w:r>
+        <w:rPr>
+          <w:b/>
+          <w:bCs/>
+        </w:rPr>
+        <w:t xml:space="preserve"> </w:t>
+      </w:r>
+      <w:r>
+        <w:rPr>
+          <w:b/>
+          <w:bCs/>
+        </w:rPr>
+        <w:t xml:space="preserve">The</w:t>
+      </w:r>
+      <w:r>
+        <w:rPr>
+          <w:b/>
+          <w:bCs/>
+        </w:rPr>
+        <w:t xml:space="preserve"> </w:t>
+      </w:r>
+      <w:r>
+        <w:rPr>
+          <w:b/>
+          <w:bCs/>
+        </w:rPr>
+        <w:t xml:space="preserve">Requested</w:t>
+      </w:r>
+      <w:r>
+        <w:rPr>
+          <w:b/>
+          <w:bCs/>
+        </w:rPr>
+        <w:t xml:space="preserve"> </w:t>
+      </w:r>
+      <w:r>
+        <w:rPr>
+          <w:b/>
+          <w:bCs/>
+        </w:rPr>
+        <w:t xml:space="preserve">Modification</w:t>
+      </w:r>
+      <w:r>
+        <w:rPr>
+          <w:b/>
+          <w:bCs/>
+        </w:rPr>
+        <w:t xml:space="preserve"> </w:t>
+      </w:r>
+      <w:r>
+        <w:rPr>
+          <w:b/>
+          <w:bCs/>
+        </w:rPr>
+        <w:t xml:space="preserve">Is</w:t>
+      </w:r>
+      <w:r>
+        <w:rPr>
+          <w:b/>
+          <w:bCs/>
+        </w:rPr>
+        <w:t xml:space="preserve"> </w:t>
+      </w:r>
+      <w:r>
+        <w:rPr>
+          <w:b/>
+          <w:bCs/>
+        </w:rPr>
+        <w:t xml:space="preserve">Narrow</w:t>
+      </w:r>
+    </w:p>
+    <w:p>
+      <w:pPr>
+        <w:spacing w:before="0" w:after="0" w:line="480" w:lineRule="exact"/>
+        <w:ind w:left="0" w:firstLine="720"/>
+        <w:jc w:val="left"/>
+      </w:pPr>
+      <w:r>
+        <w:t xml:space="preserve">18. </w:t>
+      </w:r>
+      <w:r>
+        <w:t xml:space="preserve">Movant</w:t>
+      </w:r>
+      <w:r>
+        <w:t xml:space="preserve"> </w:t>
+      </w:r>
+      <w:r>
+        <w:t xml:space="preserve">does</w:t>
+      </w:r>
+      <w:r>
+        <w:t xml:space="preserve"> </w:t>
+      </w:r>
+      <w:r>
+        <w:t xml:space="preserve">not</w:t>
+      </w:r>
+      <w:r>
+        <w:t xml:space="preserve"> </w:t>
+      </w:r>
+      <w:r>
+        <w:t xml:space="preserve">ask</w:t>
+      </w:r>
+      <w:r>
+        <w:t xml:space="preserve"> </w:t>
+      </w:r>
+      <w:r>
+        <w:t xml:space="preserve">the</w:t>
+      </w:r>
+      <w:r>
+        <w:t xml:space="preserve"> </w:t>
+      </w:r>
+      <w:r>
+        <w:t xml:space="preserve">Court</w:t>
+      </w:r>
+      <w:r>
+        <w:t xml:space="preserve"> </w:t>
+      </w:r>
+      <w:r>
+        <w:t xml:space="preserve">to</w:t>
+      </w:r>
+      <w:r>
+        <w:t xml:space="preserve"> </w:t>
+      </w:r>
+      <w:r>
+        <w:t xml:space="preserve">adjudicate</w:t>
+      </w:r>
+      <w:r>
+        <w:t xml:space="preserve"> </w:t>
+      </w:r>
+      <w:r>
+        <w:t xml:space="preserve">the</w:t>
+      </w:r>
+      <w:r>
+        <w:t xml:space="preserve"> </w:t>
+      </w:r>
+      <w:r>
+        <w:t xml:space="preserve">amount</w:t>
+      </w:r>
+      <w:r>
+        <w:t xml:space="preserve"> </w:t>
+      </w:r>
+      <w:r>
+        <w:t xml:space="preserve">of</w:t>
+      </w:r>
+      <w:r>
+        <w:t xml:space="preserve"> </w:t>
+      </w:r>
+      <w:r>
+        <w:t xml:space="preserve">its</w:t>
+      </w:r>
+      <w:r>
+        <w:t xml:space="preserve"> </w:t>
+      </w:r>
+      <w:r>
+        <w:t xml:space="preserve">claim</w:t>
+      </w:r>
+      <w:r>
+        <w:t xml:space="preserve"> </w:t>
+      </w:r>
+      <w:r>
+        <w:t xml:space="preserve">or</w:t>
+      </w:r>
+      <w:r>
+        <w:t xml:space="preserve"> </w:t>
+      </w:r>
+      <w:r>
+        <w:t xml:space="preserve">the</w:t>
+      </w:r>
+      <w:r>
+        <w:t xml:space="preserve"> </w:t>
+      </w:r>
+      <w:r>
+        <w:t xml:space="preserve">validity</w:t>
+      </w:r>
+      <w:r>
+        <w:t xml:space="preserve"> </w:t>
+      </w:r>
+      <w:r>
+        <w:t xml:space="preserve">of</w:t>
+      </w:r>
+      <w:r>
+        <w:t xml:space="preserve"> </w:t>
+      </w:r>
+      <w:r>
+        <w:t xml:space="preserve">any</w:t>
+      </w:r>
+      <w:r>
+        <w:t xml:space="preserve"> </w:t>
+      </w:r>
+      <w:r>
+        <w:t xml:space="preserve">other</w:t>
+      </w:r>
+      <w:r>
+        <w:t xml:space="preserve"> </w:t>
+      </w:r>
+      <w:r>
+        <w:t xml:space="preserve">lien.</w:t>
+      </w:r>
+      <w:r>
+        <w:t xml:space="preserve"> </w:t>
+      </w:r>
+      <w:r>
+        <w:t xml:space="preserve">It</w:t>
+      </w:r>
+      <w:r>
+        <w:t xml:space="preserve"> </w:t>
+      </w:r>
+      <w:r>
+        <w:t xml:space="preserve">asks</w:t>
+      </w:r>
+      <w:r>
+        <w:t xml:space="preserve"> </w:t>
+      </w:r>
+      <w:r>
+        <w:t xml:space="preserve">only</w:t>
+      </w:r>
+      <w:r>
+        <w:t xml:space="preserve"> </w:t>
+      </w:r>
+      <w:r>
+        <w:t xml:space="preserve">that</w:t>
+      </w:r>
+      <w:r>
+        <w:t xml:space="preserve"> </w:t>
+      </w:r>
+      <w:r>
+        <w:t xml:space="preserve">the</w:t>
+      </w:r>
+      <w:r>
+        <w:t xml:space="preserve"> </w:t>
+      </w:r>
+      <w:r>
+        <w:t xml:space="preserve">stay</w:t>
+      </w:r>
+      <w:r>
+        <w:t xml:space="preserve"> </w:t>
+      </w:r>
+      <w:r>
+        <w:t xml:space="preserve">be</w:t>
+      </w:r>
+      <w:r>
+        <w:t xml:space="preserve"> </w:t>
+      </w:r>
+      <w:r>
+        <w:t xml:space="preserve">modified</w:t>
+      </w:r>
+      <w:r>
+        <w:t xml:space="preserve"> </w:t>
+      </w:r>
+      <w:r>
+        <w:t xml:space="preserve">so</w:t>
+      </w:r>
+      <w:r>
+        <w:t xml:space="preserve"> </w:t>
+      </w:r>
+      <w:r>
+        <w:t xml:space="preserve">that</w:t>
+      </w:r>
+      <w:r>
+        <w:t xml:space="preserve"> </w:t>
+      </w:r>
+      <w:r>
+        <w:t xml:space="preserve">Movant</w:t>
+      </w:r>
+      <w:r>
+        <w:t xml:space="preserve"> </w:t>
+      </w:r>
+      <w:r>
+        <w:t xml:space="preserve">may</w:t>
+      </w:r>
+      <w:r>
+        <w:t xml:space="preserve"> </w:t>
+      </w:r>
+      <w:r>
+        <w:t xml:space="preserve">exercise</w:t>
+      </w:r>
+      <w:r>
+        <w:t xml:space="preserve"> </w:t>
+      </w:r>
+      <w:r>
+        <w:t xml:space="preserve">its</w:t>
+      </w:r>
+      <w:r>
+        <w:t xml:space="preserve"> </w:t>
+      </w:r>
+      <w:r>
+        <w:t xml:space="preserve">rights</w:t>
+      </w:r>
+      <w:r>
+        <w:t xml:space="preserve"> </w:t>
+      </w:r>
+      <w:r>
+        <w:t xml:space="preserve">under</w:t>
+      </w:r>
+      <w:r>
+        <w:t xml:space="preserve"> </w:t>
+      </w:r>
+      <w:r>
+        <w:t xml:space="preserve">applicable</w:t>
+      </w:r>
+      <w:r>
+        <w:t xml:space="preserve"> </w:t>
+      </w:r>
+      <w:r>
+        <w:t xml:space="preserve">non-bankruptcy</w:t>
+      </w:r>
+      <w:r>
+        <w:t xml:space="preserve"> </w:t>
+      </w:r>
+      <w:r>
+        <w:t xml:space="preserve">law</w:t>
+      </w:r>
+      <w:r>
+        <w:t xml:space="preserve"> </w:t>
+      </w:r>
+      <w:r>
+        <w:t xml:space="preserve">with</w:t>
+      </w:r>
+      <w:r>
+        <w:t xml:space="preserve"> </w:t>
+      </w:r>
+      <w:r>
+        <w:t xml:space="preserve">respect</w:t>
+      </w:r>
+      <w:r>
+        <w:t xml:space="preserve"> </w:t>
+      </w:r>
+      <w:r>
+        <w:t xml:space="preserve">to</w:t>
+      </w:r>
+      <w:r>
+        <w:t xml:space="preserve"> </w:t>
+      </w:r>
+      <w:r>
+        <w:t xml:space="preserve">the</w:t>
+      </w:r>
+      <w:r>
+        <w:t xml:space="preserve"> </w:t>
+      </w:r>
+      <w:r>
+        <w:t xml:space="preserve">Collateral.</w:t>
+      </w:r>
+    </w:p>
+    <w:p>
+      <w:pPr>
+        <w:spacing w:before="0" w:after="0" w:line="480" w:lineRule="exact"/>
+        <w:ind w:left="0" w:firstLine="720"/>
+        <w:jc w:val="left"/>
+      </w:pPr>
+      <w:r>
+        <w:t xml:space="preserve">19. </w:t>
+      </w:r>
+      <w:r>
+        <w:t xml:space="preserve">Movant</w:t>
+      </w:r>
+      <w:r>
+        <w:t xml:space="preserve"> </w:t>
+      </w:r>
+      <w:r>
+        <w:t xml:space="preserve">asks</w:t>
+      </w:r>
+      <w:r>
+        <w:t xml:space="preserve"> </w:t>
+      </w:r>
+      <w:r>
+        <w:t xml:space="preserve">that</w:t>
+      </w:r>
+      <w:r>
+        <w:t xml:space="preserve"> </w:t>
+      </w:r>
+      <w:r>
+        <w:t xml:space="preserve">the</w:t>
+      </w:r>
+      <w:r>
+        <w:t xml:space="preserve"> </w:t>
+      </w:r>
+      <w:r>
+        <w:t xml:space="preserve">order</w:t>
+      </w:r>
+      <w:r>
+        <w:t xml:space="preserve"> </w:t>
+      </w:r>
+      <w:r>
+        <w:t xml:space="preserve">granting</w:t>
+      </w:r>
+      <w:r>
+        <w:t xml:space="preserve"> </w:t>
+      </w:r>
+      <w:r>
+        <w:t xml:space="preserve">this</w:t>
+      </w:r>
+      <w:r>
+        <w:t xml:space="preserve"> </w:t>
+      </w:r>
+      <w:r>
+        <w:t xml:space="preserve">motion</w:t>
+      </w:r>
+      <w:r>
+        <w:t xml:space="preserve"> </w:t>
+      </w:r>
+      <w:r>
+        <w:t xml:space="preserve">waive</w:t>
+      </w:r>
+      <w:r>
+        <w:t xml:space="preserve"> </w:t>
+      </w:r>
+      <w:r>
+        <w:t xml:space="preserve">the</w:t>
+      </w:r>
+      <w:r>
+        <w:t xml:space="preserve"> </w:t>
+      </w:r>
+      <w:r>
+        <w:t xml:space="preserve">fourteen-day</w:t>
+      </w:r>
+      <w:r>
+        <w:t xml:space="preserve"> </w:t>
+      </w:r>
+      <w:r>
+        <w:t xml:space="preserve">stay</w:t>
+      </w:r>
+      <w:r>
+        <w:t xml:space="preserve"> </w:t>
+      </w:r>
+      <w:r>
+        <w:t xml:space="preserve">of</w:t>
+      </w:r>
+      <w:r>
+        <w:t xml:space="preserve"> </w:t>
+      </w:r>
+      <w:r>
+        <w:t xml:space="preserve">Federal</w:t>
+      </w:r>
+      <w:r>
+        <w:t xml:space="preserve"> </w:t>
+      </w:r>
+      <w:r>
+        <w:t xml:space="preserve">Rule</w:t>
+      </w:r>
+      <w:r>
+        <w:t xml:space="preserve"> </w:t>
+      </w:r>
+      <w:r>
+        <w:t xml:space="preserve">of</w:t>
+      </w:r>
+      <w:r>
+        <w:t xml:space="preserve"> </w:t>
+      </w:r>
+      <w:r>
+        <w:t xml:space="preserve">Bankruptcy</w:t>
+      </w:r>
+      <w:r>
+        <w:t xml:space="preserve"> </w:t>
+      </w:r>
+      <w:r>
+        <w:t xml:space="preserve">Procedure</w:t>
+      </w:r>
+      <w:r>
+        <w:t xml:space="preserve"> </w:t>
+      </w:r>
+      <w:r>
+        <w:t xml:space="preserve">4001(a)⁠(3),</w:t>
+      </w:r>
+      <w:r>
+        <w:t xml:space="preserve"> </w:t>
+      </w:r>
+      <w:r>
+        <w:t xml:space="preserve">so</w:t>
+      </w:r>
+      <w:r>
+        <w:t xml:space="preserve"> </w:t>
+      </w:r>
+      <w:r>
+        <w:t xml:space="preserve">that</w:t>
+      </w:r>
+      <w:r>
+        <w:t xml:space="preserve"> </w:t>
+      </w:r>
+      <w:r>
+        <w:t xml:space="preserve">Movant</w:t>
+      </w:r>
+      <w:r>
+        <w:t xml:space="preserve"> </w:t>
+      </w:r>
+      <w:r>
+        <w:t xml:space="preserve">may</w:t>
+      </w:r>
+      <w:r>
+        <w:t xml:space="preserve"> </w:t>
+      </w:r>
+      <w:r>
+        <w:t xml:space="preserve">act</w:t>
+      </w:r>
+      <w:r>
+        <w:t xml:space="preserve"> </w:t>
+      </w:r>
+      <w:r>
+        <w:t xml:space="preserve">promptly</w:t>
+      </w:r>
+      <w:r>
+        <w:t xml:space="preserve"> </w:t>
+      </w:r>
+      <w:r>
+        <w:t xml:space="preserve">to</w:t>
+      </w:r>
+      <w:r>
+        <w:t xml:space="preserve"> </w:t>
+      </w:r>
+      <w:r>
+        <w:t xml:space="preserve">protect</w:t>
+      </w:r>
+      <w:r>
+        <w:t xml:space="preserve"> </w:t>
+      </w:r>
+      <w:r>
+        <w:t xml:space="preserve">the</w:t>
+      </w:r>
+      <w:r>
+        <w:t xml:space="preserve"> </w:t>
+      </w:r>
+      <w:r>
+        <w:t xml:space="preserve">Collateral.</w:t>
+      </w:r>
+    </w:p>
+    <w:p>
+      <w:pPr>
+        <w:spacing w:before="240" w:after="240" w:line="276" w:lineRule="exact"/>
+        <w:ind w:left="720" w:right="720" w:firstLine="0"/>
+        <w:jc w:val="left"/>
+      </w:pPr>
+      <w:r>
+        <w:t xml:space="preserve">The</w:t>
+      </w:r>
+      <w:r>
+        <w:t xml:space="preserve"> </w:t>
+      </w:r>
+      <w:r>
+        <w:t xml:space="preserve">Court</w:t>
+      </w:r>
+      <w:r>
+        <w:t xml:space="preserve"> </w:t>
+      </w:r>
+      <w:r>
+        <w:t xml:space="preserve">may</w:t>
+      </w:r>
+      <w:r>
+        <w:t xml:space="preserve"> </w:t>
+      </w:r>
+      <w:r>
+        <w:t xml:space="preserve">grant</w:t>
+      </w:r>
+      <w:r>
+        <w:t xml:space="preserve"> </w:t>
+      </w:r>
+      <w:r>
+        <w:t xml:space="preserve">relief</w:t>
+      </w:r>
+      <w:r>
+        <w:t xml:space="preserve"> </w:t>
+      </w:r>
+      <w:r>
+        <w:t xml:space="preserve">from</w:t>
+      </w:r>
+      <w:r>
+        <w:t xml:space="preserve"> </w:t>
+      </w:r>
+      <w:r>
+        <w:t xml:space="preserve">the</w:t>
+      </w:r>
+      <w:r>
+        <w:t xml:space="preserve"> </w:t>
+      </w:r>
+      <w:r>
+        <w:t xml:space="preserve">stay</w:t>
+      </w:r>
+      <w:r>
+        <w:t xml:space="preserve"> </w:t>
+      </w:r>
+      <w:r>
+        <w:t xml:space="preserve">“</w:t>
+      </w:r>
+      <w:r>
+        <w:t xml:space="preserve">for</w:t>
+      </w:r>
+      <w:r>
+        <w:t xml:space="preserve"> </w:t>
+      </w:r>
+      <w:r>
+        <w:t xml:space="preserve">cause,</w:t>
+      </w:r>
+      <w:r>
+        <w:t xml:space="preserve"> </w:t>
+      </w:r>
+      <w:r>
+        <w:t xml:space="preserve">including</w:t>
+      </w:r>
+      <w:r>
+        <w:t xml:space="preserve"> </w:t>
+      </w:r>
+      <w:r>
+        <w:t xml:space="preserve">the</w:t>
+      </w:r>
+      <w:r>
+        <w:t xml:space="preserve"> </w:t>
+      </w:r>
+      <w:r>
+        <w:t xml:space="preserve">lack</w:t>
+      </w:r>
+      <w:r>
+        <w:t xml:space="preserve"> </w:t>
+      </w:r>
+      <w:r>
+        <w:t xml:space="preserve">of</w:t>
+      </w:r>
+      <w:r>
+        <w:t xml:space="preserve"> </w:t>
+      </w:r>
+      <w:r>
+        <w:t xml:space="preserve">adequate</w:t>
+      </w:r>
+      <w:r>
+        <w:t xml:space="preserve"> </w:t>
+      </w:r>
+      <w:r>
+        <w:t xml:space="preserve">protection</w:t>
+      </w:r>
+      <w:r>
+        <w:t xml:space="preserve"> </w:t>
+      </w:r>
+      <w:r>
+        <w:t xml:space="preserve">of</w:t>
+      </w:r>
+      <w:r>
+        <w:t xml:space="preserve"> </w:t>
+      </w:r>
+      <w:r>
+        <w:t xml:space="preserve">an</w:t>
+      </w:r>
+      <w:r>
+        <w:t xml:space="preserve"> </w:t>
+      </w:r>
+      <w:r>
+        <w:t xml:space="preserve">interest</w:t>
+      </w:r>
+      <w:r>
+        <w:t xml:space="preserve"> </w:t>
+      </w:r>
+      <w:r>
+        <w:t xml:space="preserve">in</w:t>
+      </w:r>
+      <w:r>
+        <w:t xml:space="preserve"> </w:t>
+      </w:r>
+      <w:r>
+        <w:t xml:space="preserve">property</w:t>
+      </w:r>
+      <w:r>
+        <w:t xml:space="preserve"> </w:t>
+      </w:r>
+      <w:r>
+        <w:t xml:space="preserve">of</w:t>
+      </w:r>
+      <w:r>
+        <w:t xml:space="preserve"> </w:t>
+      </w:r>
+      <w:r>
+        <w:t xml:space="preserve">such</w:t>
+      </w:r>
+      <w:r>
+        <w:t xml:space="preserve"> </w:t>
+      </w:r>
+      <w:r>
+        <w:t xml:space="preserve">creditor.</w:t>
+      </w:r>
+      <w:r>
+        <w:t xml:space="preserve">”</w:t>
+      </w:r>
+      <w:r>
+        <w:t xml:space="preserve"> </w:t>
+      </w:r>
+      <w:r>
+        <w:t xml:space="preserve">11</w:t>
+      </w:r>
+      <w:r>
+        <w:t xml:space="preserve"> </w:t>
+      </w:r>
+      <w:r>
+        <w:t xml:space="preserve">U.S.C.</w:t>
+      </w:r>
+      <w:r>
+        <w:t xml:space="preserve"> </w:t>
+      </w:r>
+      <w:r>
+        <w:t xml:space="preserve">§</w:t>
+      </w:r>
+      <w:r>
+        <w:t xml:space="preserve"> </w:t>
+      </w:r>
+      <w:r>
+        <w:t xml:space="preserve">362(d)⁠(1).</w:t>
+      </w:r>
+    </w:p>
+    <w:p>
+      <w:pPr>
+        <w:spacing w:before="0" w:after="0" w:line="480" w:lineRule="exact"/>
+        <w:ind w:left="0" w:firstLine="720"/>
+        <w:jc w:val="left"/>
+      </w:pPr>
+      <w:r>
+        <w:t xml:space="preserve">20. </w:t>
+      </w:r>
+      <w:r>
+        <w:t xml:space="preserve">The</w:t>
+      </w:r>
+      <w:r>
+        <w:t xml:space="preserve"> </w:t>
+      </w:r>
+      <w:r>
+        <w:t xml:space="preserve">statute</w:t>
+      </w:r>
+      <w:r>
+        <w:t xml:space="preserve"> </w:t>
+      </w:r>
+      <w:r>
+        <w:t xml:space="preserve">states</w:t>
+      </w:r>
+      <w:r>
+        <w:t xml:space="preserve"> </w:t>
+      </w:r>
+      <w:r>
+        <w:t xml:space="preserve">the</w:t>
+      </w:r>
+      <w:r>
+        <w:t xml:space="preserve"> </w:t>
+      </w:r>
+      <w:r>
+        <w:t xml:space="preserve">grounds;</w:t>
+      </w:r>
+      <w:r>
+        <w:t xml:space="preserve"> </w:t>
+      </w:r>
+      <w:r>
+        <w:t xml:space="preserve">the</w:t>
+      </w:r>
+      <w:r>
+        <w:t xml:space="preserve"> </w:t>
+      </w:r>
+      <w:r>
+        <w:t xml:space="preserve">record</w:t>
+      </w:r>
+      <w:r>
+        <w:t xml:space="preserve"> </w:t>
+      </w:r>
+      <w:r>
+        <w:t xml:space="preserve">shows</w:t>
+      </w:r>
+      <w:r>
+        <w:t xml:space="preserve"> </w:t>
+      </w:r>
+      <w:r>
+        <w:t xml:space="preserve">them.</w:t>
+      </w:r>
+      <w:r>
+        <w:t xml:space="preserve"> </w:t>
+      </w:r>
+      <w:r>
+        <w:t xml:space="preserve">Each</w:t>
+      </w:r>
+      <w:r>
+        <w:t xml:space="preserve"> </w:t>
+      </w:r>
+      <w:r>
+        <w:t xml:space="preserve">of</w:t>
+      </w:r>
+      <w:r>
+        <w:t xml:space="preserve"> </w:t>
+      </w:r>
+      <w:r>
+        <w:t xml:space="preserve">the</w:t>
+      </w:r>
+      <w:r>
+        <w:t xml:space="preserve"> </w:t>
+      </w:r>
+      <w:r>
+        <w:t xml:space="preserve">grounds</w:t>
+      </w:r>
+      <w:r>
+        <w:t xml:space="preserve"> </w:t>
+      </w:r>
+      <w:r>
+        <w:t xml:space="preserve">above</w:t>
+      </w:r>
+      <w:r>
+        <w:t xml:space="preserve"> </w:t>
+      </w:r>
+      <w:r>
+        <w:t xml:space="preserve">is</w:t>
+      </w:r>
+      <w:r>
+        <w:t xml:space="preserve"> </w:t>
+      </w:r>
+      <w:r>
+        <w:t xml:space="preserve">supported</w:t>
+      </w:r>
+      <w:r>
+        <w:t xml:space="preserve"> </w:t>
+      </w:r>
+      <w:r>
+        <w:t xml:space="preserve">by</w:t>
+      </w:r>
+      <w:r>
+        <w:t xml:space="preserve"> </w:t>
+      </w:r>
+      <w:r>
+        <w:t xml:space="preserve">the</w:t>
+      </w:r>
+      <w:r>
+        <w:t xml:space="preserve"> </w:t>
+      </w:r>
+      <w:r>
+        <w:t xml:space="preserve">Note,</w:t>
+      </w:r>
+      <w:r>
+        <w:t xml:space="preserve"> </w:t>
+      </w:r>
+      <w:r>
+        <w:t xml:space="preserve">the</w:t>
+      </w:r>
+      <w:r>
+        <w:t xml:space="preserve"> </w:t>
+      </w:r>
+      <w:r>
+        <w:t xml:space="preserve">Security</w:t>
+      </w:r>
+      <w:r>
+        <w:t xml:space="preserve"> </w:t>
+      </w:r>
+      <w:r>
+        <w:t xml:space="preserve">Agreement</w:t>
+      </w:r>
+      <w:r>
+        <w:t xml:space="preserve"> </w:t>
+      </w:r>
+      <w:r>
+        <w:t xml:space="preserve">and</w:t>
+      </w:r>
+      <w:r>
+        <w:t xml:space="preserve"> </w:t>
+      </w:r>
+      <w:r>
+        <w:t xml:space="preserve">the</w:t>
+      </w:r>
+      <w:r>
+        <w:t xml:space="preserve"> </w:t>
+      </w:r>
+      <w:r>
+        <w:t xml:space="preserve">Debtor’s</w:t>
+      </w:r>
+      <w:r>
+        <w:t xml:space="preserve"> </w:t>
+      </w:r>
+      <w:r>
+        <w:t xml:space="preserve">own</w:t>
+      </w:r>
+      <w:r>
+        <w:t xml:space="preserve"> </w:t>
+      </w:r>
+      <w:r>
+        <w:t xml:space="preserve">schedules,</w:t>
+      </w:r>
+      <w:r>
+        <w:t xml:space="preserve"> </w:t>
+      </w:r>
+      <w:r>
+        <w:t xml:space="preserve">and</w:t>
+      </w:r>
+      <w:r>
+        <w:t xml:space="preserve"> </w:t>
+      </w:r>
+      <w:r>
+        <w:t xml:space="preserve">Movant</w:t>
+      </w:r>
+      <w:r>
+        <w:t xml:space="preserve"> </w:t>
+      </w:r>
+      <w:r>
+        <w:t xml:space="preserve">asks</w:t>
+      </w:r>
+      <w:r>
+        <w:t xml:space="preserve"> </w:t>
+      </w:r>
+      <w:r>
+        <w:t xml:space="preserve">the</w:t>
+      </w:r>
+      <w:r>
+        <w:t xml:space="preserve"> </w:t>
+      </w:r>
+      <w:r>
+        <w:t xml:space="preserve">Court</w:t>
+      </w:r>
+      <w:r>
+        <w:t xml:space="preserve"> </w:t>
+      </w:r>
+      <w:r>
+        <w:t xml:space="preserve">to</w:t>
+      </w:r>
+      <w:r>
+        <w:t xml:space="preserve"> </w:t>
+      </w:r>
+      <w:r>
+        <w:t xml:space="preserve">take</w:t>
+      </w:r>
+      <w:r>
+        <w:t xml:space="preserve"> </w:t>
+      </w:r>
+      <w:r>
+        <w:t xml:space="preserve">judicial</w:t>
+      </w:r>
+      <w:r>
+        <w:t xml:space="preserve"> </w:t>
+      </w:r>
+      <w:r>
+        <w:t xml:space="preserve">notice</w:t>
+      </w:r>
+      <w:r>
+        <w:t xml:space="preserve"> </w:t>
+      </w:r>
+      <w:r>
+        <w:t xml:space="preserve">of</w:t>
+      </w:r>
+      <w:r>
+        <w:t xml:space="preserve"> </w:t>
+      </w:r>
+      <w:r>
+        <w:t xml:space="preserve">the</w:t>
+      </w:r>
+      <w:r>
+        <w:t xml:space="preserve"> </w:t>
+      </w:r>
+      <w:r>
+        <w:t xml:space="preserve">Debtor’s</w:t>
+      </w:r>
+      <w:r>
+        <w:t xml:space="preserve"> </w:t>
+      </w:r>
+      <w:r>
+        <w:t xml:space="preserve">schedules</w:t>
+      </w:r>
+      <w:r>
+        <w:t xml:space="preserve"> </w:t>
+      </w:r>
+      <w:r>
+        <w:t xml:space="preserve">under</w:t>
+      </w:r>
+      <w:r>
+        <w:t xml:space="preserve"> </w:t>
+      </w:r>
+      <w:r>
+        <w:t xml:space="preserve">Federal</w:t>
+      </w:r>
+      <w:r>
+        <w:t xml:space="preserve"> </w:t>
+      </w:r>
+      <w:r>
+        <w:t xml:space="preserve">Rule</w:t>
+      </w:r>
+      <w:r>
+        <w:t xml:space="preserve"> </w:t>
+      </w:r>
+      <w:r>
+        <w:t xml:space="preserve">of</w:t>
+      </w:r>
+      <w:r>
+        <w:t xml:space="preserve"> </w:t>
+      </w:r>
+      <w:r>
+        <w:t xml:space="preserve">Evidence</w:t>
+      </w:r>
+      <w:r>
+        <w:t xml:space="preserve"> </w:t>
+      </w:r>
+      <w:r>
+        <w:t xml:space="preserve">201.</w:t>
+      </w:r>
+    </w:p>
+    <w:p>
+      <w:pPr>
+        <w:keepNext/>
+        <w:keepLines/>
+        <w:spacing w:before="0" w:after="0" w:line="480" w:lineRule="exact"/>
+        <w:ind w:left="0" w:firstLine="0"/>
+        <w:jc w:val="center"/>
+      </w:pPr>
+      <w:r>
+        <w:rPr>
+          <w:b/>
+          <w:bCs/>
+        </w:rPr>
+        <w:t xml:space="preserve">IV.</w:t>
+      </w:r>
+      <w:r>
+        <w:rPr>
+          <w:b/>
+          <w:bCs/>
+        </w:rPr>
+        <w:t xml:space="preserve"> </w:t>
+      </w:r>
+      <w:r>
+        <w:rPr>
+          <w:b/>
+          <w:bCs/>
+        </w:rPr>
+        <w:t xml:space="preserve">RESERVATION</w:t>
+      </w:r>
+      <w:r>
+        <w:rPr>
+          <w:b/>
+          <w:bCs/>
+        </w:rPr>
+        <w:t xml:space="preserve"> </w:t>
+      </w:r>
+      <w:r>
+        <w:rPr>
+          <w:b/>
+          <w:bCs/>
+        </w:rPr>
+        <w:t xml:space="preserve">OF</w:t>
+      </w:r>
+      <w:r>
+        <w:rPr>
+          <w:b/>
+          <w:bCs/>
+        </w:rPr>
+        <w:t xml:space="preserve"> </w:t>
+      </w:r>
+      <w:r>
+        <w:rPr>
+          <w:b/>
+          <w:bCs/>
+        </w:rPr>
+        <w:t xml:space="preserve">RIGHTS</w:t>
+      </w:r>
+    </w:p>
+    <w:p>
+      <w:pPr>
+        <w:spacing w:before="0" w:after="0" w:line="480" w:lineRule="exact"/>
+        <w:ind w:left="0" w:firstLine="720"/>
+        <w:jc w:val="left"/>
+      </w:pPr>
+      <w:r>
+        <w:t xml:space="preserve">21. </w:t>
+      </w:r>
+      <w:r>
+        <w:t xml:space="preserve">Movant</w:t>
+      </w:r>
+      <w:r>
+        <w:t xml:space="preserve"> </w:t>
+      </w:r>
+      <w:r>
+        <w:t xml:space="preserve">reserves</w:t>
+      </w:r>
+      <w:r>
+        <w:t xml:space="preserve"> </w:t>
+      </w:r>
+      <w:r>
+        <w:t xml:space="preserve">the</w:t>
+      </w:r>
+      <w:r>
+        <w:t xml:space="preserve"> </w:t>
+      </w:r>
+      <w:r>
+        <w:t xml:space="preserve">right</w:t>
+      </w:r>
+      <w:r>
+        <w:t xml:space="preserve"> </w:t>
+      </w:r>
+      <w:r>
+        <w:t xml:space="preserve">to</w:t>
+      </w:r>
+      <w:r>
+        <w:t xml:space="preserve"> </w:t>
+      </w:r>
+      <w:r>
+        <w:t xml:space="preserve">supplement</w:t>
+      </w:r>
+      <w:r>
+        <w:t xml:space="preserve"> </w:t>
+      </w:r>
+      <w:r>
+        <w:t xml:space="preserve">this</w:t>
+      </w:r>
+      <w:r>
+        <w:t xml:space="preserve"> </w:t>
+      </w:r>
+      <w:r>
+        <w:t xml:space="preserve">motion,</w:t>
+      </w:r>
+      <w:r>
+        <w:t xml:space="preserve"> </w:t>
+      </w:r>
+      <w:r>
+        <w:t xml:space="preserve">to</w:t>
+      </w:r>
+      <w:r>
+        <w:t xml:space="preserve"> </w:t>
+      </w:r>
+      <w:r>
+        <w:t xml:space="preserve">file</w:t>
+      </w:r>
+      <w:r>
+        <w:t xml:space="preserve"> </w:t>
+      </w:r>
+      <w:r>
+        <w:t xml:space="preserve">a</w:t>
+      </w:r>
+      <w:r>
+        <w:t xml:space="preserve"> </w:t>
+      </w:r>
+      <w:r>
+        <w:t xml:space="preserve">reply</w:t>
+      </w:r>
+      <w:r>
+        <w:t xml:space="preserve"> </w:t>
+      </w:r>
+      <w:r>
+        <w:t xml:space="preserve">to</w:t>
+      </w:r>
+      <w:r>
+        <w:t xml:space="preserve"> </w:t>
+      </w:r>
+      <w:r>
+        <w:t xml:space="preserve">any</w:t>
+      </w:r>
+      <w:r>
+        <w:t xml:space="preserve"> </w:t>
+      </w:r>
+      <w:r>
+        <w:t xml:space="preserve">response,</w:t>
+      </w:r>
+      <w:r>
+        <w:t xml:space="preserve"> </w:t>
+      </w:r>
+      <w:r>
+        <w:t xml:space="preserve">and</w:t>
+      </w:r>
+      <w:r>
+        <w:t xml:space="preserve"> </w:t>
+      </w:r>
+      <w:r>
+        <w:t xml:space="preserve">to</w:t>
+      </w:r>
+      <w:r>
+        <w:t xml:space="preserve"> </w:t>
+      </w:r>
+      <w:r>
+        <w:t xml:space="preserve">present</w:t>
+      </w:r>
+      <w:r>
+        <w:t xml:space="preserve"> </w:t>
+      </w:r>
+      <w:r>
+        <w:t xml:space="preserve">evidence</w:t>
+      </w:r>
+      <w:r>
+        <w:t xml:space="preserve"> </w:t>
+      </w:r>
+      <w:r>
+        <w:t xml:space="preserve">at</w:t>
+      </w:r>
+      <w:r>
+        <w:t xml:space="preserve"> </w:t>
+      </w:r>
+      <w:r>
+        <w:t xml:space="preserve">any</w:t>
+      </w:r>
+      <w:r>
+        <w:t xml:space="preserve"> </w:t>
+      </w:r>
+      <w:r>
+        <w:t xml:space="preserve">hearing.</w:t>
+      </w:r>
+      <w:r>
+        <w:t xml:space="preserve"> </w:t>
+      </w:r>
+      <w:r>
+        <w:t xml:space="preserve">Nothing</w:t>
+      </w:r>
+      <w:r>
+        <w:t xml:space="preserve"> </w:t>
+      </w:r>
+      <w:r>
+        <w:t xml:space="preserve">in</w:t>
+      </w:r>
+      <w:r>
+        <w:t xml:space="preserve"> </w:t>
+      </w:r>
+      <w:r>
+        <w:t xml:space="preserve">this</w:t>
+      </w:r>
+      <w:r>
+        <w:t xml:space="preserve"> </w:t>
+      </w:r>
+      <w:r>
+        <w:t xml:space="preserve">motion</w:t>
+      </w:r>
+      <w:r>
+        <w:t xml:space="preserve"> </w:t>
+      </w:r>
+      <w:r>
+        <w:t xml:space="preserve">waives</w:t>
+      </w:r>
+      <w:r>
+        <w:t xml:space="preserve"> </w:t>
+      </w:r>
+      <w:r>
+        <w:t xml:space="preserve">any</w:t>
+      </w:r>
+      <w:r>
+        <w:t xml:space="preserve"> </w:t>
+      </w:r>
+      <w:r>
+        <w:t xml:space="preserve">right</w:t>
+      </w:r>
+      <w:r>
+        <w:t xml:space="preserve"> </w:t>
+      </w:r>
+      <w:r>
+        <w:t xml:space="preserve">or</w:t>
+      </w:r>
+      <w:r>
+        <w:t xml:space="preserve"> </w:t>
+      </w:r>
+      <w:r>
+        <w:t xml:space="preserve">remedy</w:t>
+      </w:r>
+      <w:r>
+        <w:t xml:space="preserve"> </w:t>
+      </w:r>
+      <w:r>
+        <w:t xml:space="preserve">Movant</w:t>
+      </w:r>
+      <w:r>
+        <w:t xml:space="preserve"> </w:t>
+      </w:r>
+      <w:r>
+        <w:t xml:space="preserve">holds</w:t>
+      </w:r>
+      <w:r>
+        <w:t xml:space="preserve"> </w:t>
+      </w:r>
+      <w:r>
+        <w:t xml:space="preserve">under</w:t>
+      </w:r>
+      <w:r>
+        <w:t xml:space="preserve"> </w:t>
+      </w:r>
+      <w:r>
+        <w:t xml:space="preserve">the</w:t>
+      </w:r>
+      <w:r>
+        <w:t xml:space="preserve"> </w:t>
+      </w:r>
+      <w:r>
+        <w:t xml:space="preserve">Note,</w:t>
+      </w:r>
+      <w:r>
+        <w:t xml:space="preserve"> </w:t>
+      </w:r>
+      <w:r>
+        <w:t xml:space="preserve">the</w:t>
+      </w:r>
+      <w:r>
+        <w:t xml:space="preserve"> </w:t>
+      </w:r>
+      <w:r>
+        <w:t xml:space="preserve">Security</w:t>
+      </w:r>
+      <w:r>
+        <w:t xml:space="preserve"> </w:t>
+      </w:r>
+      <w:r>
+        <w:t xml:space="preserve">Agreement</w:t>
+      </w:r>
+      <w:r>
+        <w:t xml:space="preserve"> </w:t>
+      </w:r>
+      <w:r>
+        <w:t xml:space="preserve">or</w:t>
+      </w:r>
+      <w:r>
+        <w:t xml:space="preserve"> </w:t>
+      </w:r>
+      <w:r>
+        <w:t xml:space="preserve">applicable</w:t>
+      </w:r>
+      <w:r>
+        <w:t xml:space="preserve"> </w:t>
+      </w:r>
+      <w:r>
+        <w:t xml:space="preserve">law.</w:t>
+      </w:r>
+    </w:p>
+    <w:p>
+      <w:pPr>
+        <w:keepNext/>
+        <w:keepLines/>
+        <w:spacing w:before="0" w:after="0" w:line="480" w:lineRule="exact"/>
+        <w:ind w:left="0" w:firstLine="0"/>
+        <w:jc w:val="center"/>
+      </w:pPr>
+      <w:r>
+        <w:rPr>
+          <w:b/>
+          <w:bCs/>
+        </w:rPr>
+        <w:t xml:space="preserve">V.</w:t>
+      </w:r>
+      <w:r>
+        <w:rPr>
+          <w:b/>
+          <w:bCs/>
+        </w:rPr>
+        <w:t xml:space="preserve"> </w:t>
+      </w:r>
+      <w:r>
+        <w:rPr>
+          <w:b/>
+          <w:bCs/>
+        </w:rPr>
+        <w:t xml:space="preserve">NOTICE</w:t>
+      </w:r>
+      <w:r>
+        <w:rPr>
+          <w:b/>
+          <w:bCs/>
+        </w:rPr>
+        <w:t xml:space="preserve"> </w:t>
+      </w:r>
+      <w:r>
+        <w:rPr>
+          <w:b/>
+          <w:bCs/>
+        </w:rPr>
+        <w:t xml:space="preserve">AND</w:t>
+      </w:r>
+      <w:r>
+        <w:rPr>
+          <w:b/>
+          <w:bCs/>
+        </w:rPr>
+        <w:t xml:space="preserve"> </w:t>
+      </w:r>
+      <w:r>
+        <w:rPr>
+          <w:b/>
+          <w:bCs/>
+        </w:rPr>
+        <w:t xml:space="preserve">HEARING</w:t>
+      </w:r>
+    </w:p>
+    <w:p>
+      <w:pPr>
+        <w:spacing w:before="0" w:after="0" w:line="480" w:lineRule="exact"/>
+        <w:ind w:left="0" w:firstLine="720"/>
+        <w:jc w:val="left"/>
+      </w:pPr>
+      <w:r>
+        <w:t xml:space="preserve">22. </w:t>
+      </w:r>
+      <w:r>
+        <w:t xml:space="preserve">Movant</w:t>
+      </w:r>
+      <w:r>
+        <w:t xml:space="preserve"> </w:t>
+      </w:r>
+      <w:r>
+        <w:t xml:space="preserve">requests</w:t>
+      </w:r>
+      <w:r>
+        <w:t xml:space="preserve"> </w:t>
+      </w:r>
+      <w:r>
+        <w:t xml:space="preserve">that</w:t>
+      </w:r>
+      <w:r>
+        <w:t xml:space="preserve"> </w:t>
+      </w:r>
+      <w:r>
+        <w:t xml:space="preserve">the</w:t>
+      </w:r>
+      <w:r>
+        <w:t xml:space="preserve"> </w:t>
+      </w:r>
+      <w:r>
+        <w:t xml:space="preserve">Court</w:t>
+      </w:r>
+      <w:r>
+        <w:t xml:space="preserve"> </w:t>
+      </w:r>
+      <w:r>
+        <w:t xml:space="preserve">set</w:t>
+      </w:r>
+      <w:r>
+        <w:t xml:space="preserve"> </w:t>
+      </w:r>
+      <w:r>
+        <w:t xml:space="preserve">this</w:t>
+      </w:r>
+      <w:r>
+        <w:t xml:space="preserve"> </w:t>
+      </w:r>
+      <w:r>
+        <w:t xml:space="preserve">motion</w:t>
+      </w:r>
+      <w:r>
+        <w:t xml:space="preserve"> </w:t>
+      </w:r>
+      <w:r>
+        <w:t xml:space="preserve">for</w:t>
+      </w:r>
+      <w:r>
+        <w:t xml:space="preserve"> </w:t>
+      </w:r>
+      <w:r>
+        <w:t xml:space="preserve">hearing</w:t>
+      </w:r>
+      <w:r>
+        <w:t xml:space="preserve"> </w:t>
+      </w:r>
+      <w:r>
+        <w:t xml:space="preserve">on</w:t>
+      </w:r>
+      <w:r>
+        <w:t xml:space="preserve"> </w:t>
+      </w:r>
+      <w:r>
+        <w:t xml:space="preserve">the</w:t>
+      </w:r>
+      <w:r>
+        <w:t xml:space="preserve"> </w:t>
+      </w:r>
+      <w:r>
+        <w:t xml:space="preserve">next</w:t>
+      </w:r>
+      <w:r>
+        <w:t xml:space="preserve"> </w:t>
+      </w:r>
+      <w:r>
+        <w:t xml:space="preserve">available</w:t>
+      </w:r>
+      <w:r>
+        <w:t xml:space="preserve"> </w:t>
+      </w:r>
+      <w:r>
+        <w:t xml:space="preserve">date</w:t>
+      </w:r>
+      <w:r>
+        <w:t xml:space="preserve"> </w:t>
+      </w:r>
+      <w:r>
+        <w:t xml:space="preserve">after</w:t>
+      </w:r>
+      <w:r>
+        <w:t xml:space="preserve"> </w:t>
+      </w:r>
+      <w:r>
+        <w:t xml:space="preserve">the</w:t>
+      </w:r>
+      <w:r>
+        <w:t xml:space="preserve"> </w:t>
+      </w:r>
+      <w:r>
+        <w:t xml:space="preserve">response</w:t>
+      </w:r>
+      <w:r>
+        <w:t xml:space="preserve"> </w:t>
+      </w:r>
+      <w:r>
+        <w:t xml:space="preserve">period</w:t>
+      </w:r>
+      <w:r>
+        <w:t xml:space="preserve"> </w:t>
+      </w:r>
+      <w:r>
+        <w:t xml:space="preserve">under</w:t>
+      </w:r>
+      <w:r>
+        <w:t xml:space="preserve"> </w:t>
+      </w:r>
+      <w:r>
+        <w:t xml:space="preserve">the</w:t>
+      </w:r>
+      <w:r>
+        <w:t xml:space="preserve"> </w:t>
+      </w:r>
+      <w:r>
+        <w:t xml:space="preserve">Court’s</w:t>
+      </w:r>
+      <w:r>
+        <w:t xml:space="preserve"> </w:t>
+      </w:r>
+      <w:r>
+        <w:t xml:space="preserve">local</w:t>
+      </w:r>
+      <w:r>
+        <w:t xml:space="preserve"> </w:t>
+      </w:r>
+      <w:r>
+        <w:t xml:space="preserve">rules,</w:t>
+      </w:r>
+      <w:r>
+        <w:t xml:space="preserve"> </w:t>
+      </w:r>
+      <w:r>
+        <w:t xml:space="preserve">and</w:t>
+      </w:r>
+      <w:r>
+        <w:t xml:space="preserve"> </w:t>
+      </w:r>
+      <w:r>
+        <w:t xml:space="preserve">that</w:t>
+      </w:r>
+      <w:r>
+        <w:t xml:space="preserve"> </w:t>
+      </w:r>
+      <w:r>
+        <w:t xml:space="preserve">any</w:t>
+      </w:r>
+      <w:r>
+        <w:t xml:space="preserve"> </w:t>
+      </w:r>
+      <w:r>
+        <w:t xml:space="preserve">objection</w:t>
+      </w:r>
+      <w:r>
+        <w:t xml:space="preserve"> </w:t>
+      </w:r>
+      <w:r>
+        <w:t xml:space="preserve">be</w:t>
+      </w:r>
+      <w:r>
+        <w:t xml:space="preserve"> </w:t>
+      </w:r>
+      <w:r>
+        <w:t xml:space="preserve">filed</w:t>
+      </w:r>
+      <w:r>
+        <w:t xml:space="preserve"> </w:t>
+      </w:r>
+      <w:r>
+        <w:t xml:space="preserve">and</w:t>
+      </w:r>
+      <w:r>
+        <w:t xml:space="preserve"> </w:t>
+      </w:r>
+      <w:r>
+        <w:t xml:space="preserve">served</w:t>
+      </w:r>
+      <w:r>
+        <w:t xml:space="preserve"> </w:t>
+      </w:r>
+      <w:r>
+        <w:t xml:space="preserve">in</w:t>
+      </w:r>
+      <w:r>
+        <w:t xml:space="preserve"> </w:t>
+      </w:r>
+      <w:r>
+        <w:t xml:space="preserve">accordance</w:t>
+      </w:r>
+      <w:r>
+        <w:t xml:space="preserve"> </w:t>
+      </w:r>
+      <w:r>
+        <w:t xml:space="preserve">with</w:t>
+      </w:r>
+      <w:r>
+        <w:t xml:space="preserve"> </w:t>
+      </w:r>
+      <w:r>
+        <w:t xml:space="preserve">the</w:t>
+      </w:r>
+      <w:r>
+        <w:t xml:space="preserve"> </w:t>
+      </w:r>
+      <w:r>
+        <w:t xml:space="preserve">notice</w:t>
+      </w:r>
+      <w:r>
+        <w:t xml:space="preserve"> </w:t>
+      </w:r>
+      <w:r>
+        <w:t xml:space="preserve">of</w:t>
+      </w:r>
+      <w:r>
+        <w:t xml:space="preserve"> </w:t>
+      </w:r>
+      <w:r>
+        <w:t xml:space="preserve">hearing</w:t>
+      </w:r>
+      <w:r>
+        <w:t xml:space="preserve"> </w:t>
+      </w:r>
+      <w:r>
+        <w:t xml:space="preserve">that</w:t>
+      </w:r>
+      <w:r>
+        <w:t xml:space="preserve"> </w:t>
+      </w:r>
+      <w:r>
+        <w:t xml:space="preserve">accompanies</w:t>
+      </w:r>
+      <w:r>
+        <w:t xml:space="preserve"> </w:t>
+      </w:r>
+      <w:r>
+        <w:t xml:space="preserve">this</w:t>
+      </w:r>
+      <w:r>
+        <w:t xml:space="preserve"> </w:t>
+      </w:r>
+      <w:r>
+        <w:t xml:space="preserve">motion.</w:t>
+      </w:r>
+    </w:p>
+    <w:p>
+      <w:pPr>
+        <w:keepNext/>
+        <w:keepLines/>
+        <w:spacing w:before="0" w:after="0" w:line="480" w:lineRule="exact"/>
+        <w:ind w:left="0" w:firstLine="720"/>
+        <w:jc w:val="left"/>
+      </w:pPr>
+      <w:r>
+        <w:t xml:space="preserve">WHEREFORE,</w:t>
+      </w:r>
+      <w:r>
+        <w:t xml:space="preserve"> </w:t>
+      </w:r>
+      <w:r>
+        <w:t xml:space="preserve">Movant</w:t>
+      </w:r>
+      <w:r>
+        <w:t xml:space="preserve"> </w:t>
+      </w:r>
+      <w:r>
+        <w:t xml:space="preserve">asks</w:t>
+      </w:r>
+      <w:r>
+        <w:t xml:space="preserve"> </w:t>
+      </w:r>
+      <w:r>
+        <w:t xml:space="preserve">the</w:t>
+      </w:r>
+      <w:r>
+        <w:t xml:space="preserve"> </w:t>
+      </w:r>
+      <w:r>
+        <w:t xml:space="preserve">Court</w:t>
+      </w:r>
+      <w:r>
+        <w:t xml:space="preserve"> </w:t>
+      </w:r>
+      <w:r>
+        <w:t xml:space="preserve">to</w:t>
+      </w:r>
+      <w:r>
+        <w:t xml:space="preserve"> </w:t>
+      </w:r>
+      <w:r>
+        <w:t xml:space="preserve">modify</w:t>
+      </w:r>
+      <w:r>
+        <w:t xml:space="preserve"> </w:t>
+      </w:r>
+      <w:r>
+        <w:t xml:space="preserve">the</w:t>
+      </w:r>
+      <w:r>
+        <w:t xml:space="preserve"> </w:t>
+      </w:r>
+      <w:r>
+        <w:t xml:space="preserve">automatic</w:t>
+      </w:r>
+      <w:r>
+        <w:t xml:space="preserve"> </w:t>
+      </w:r>
+      <w:r>
+        <w:t xml:space="preserve">stay</w:t>
+      </w:r>
+      <w:r>
+        <w:t xml:space="preserve"> </w:t>
+      </w:r>
+      <w:r>
+        <w:t xml:space="preserve">under</w:t>
+      </w:r>
+      <w:r>
+        <w:t xml:space="preserve"> </w:t>
+      </w:r>
+      <w:r>
+        <w:t xml:space="preserve">11</w:t>
+      </w:r>
+      <w:r>
+        <w:t xml:space="preserve"> </w:t>
+      </w:r>
+      <w:r>
+        <w:t xml:space="preserve">U.S.C.</w:t>
+      </w:r>
+      <w:r>
+        <w:t xml:space="preserve"> </w:t>
+      </w:r>
+      <w:r>
+        <w:t xml:space="preserve">§</w:t>
+      </w:r>
+      <w:r>
+        <w:t xml:space="preserve"> </w:t>
+      </w:r>
+      <w:r>
+        <w:t xml:space="preserve">362(d)</w:t>
+      </w:r>
+      <w:r>
+        <w:t xml:space="preserve"> </w:t>
+      </w:r>
+      <w:r>
+        <w:t xml:space="preserve">to</w:t>
+      </w:r>
+      <w:r>
+        <w:t xml:space="preserve"> </w:t>
+      </w:r>
+      <w:r>
+        <w:t xml:space="preserve">permit</w:t>
+      </w:r>
+      <w:r>
+        <w:t xml:space="preserve"> </w:t>
+      </w:r>
+      <w:r>
+        <w:t xml:space="preserve">Movant</w:t>
+      </w:r>
+      <w:r>
+        <w:t xml:space="preserve"> </w:t>
+      </w:r>
+      <w:r>
+        <w:t xml:space="preserve">to</w:t>
+      </w:r>
+      <w:r>
+        <w:t xml:space="preserve"> </w:t>
+      </w:r>
+      <w:r>
+        <w:t xml:space="preserve">enforce</w:t>
+      </w:r>
+      <w:r>
+        <w:t xml:space="preserve"> </w:t>
+      </w:r>
+      <w:r>
+        <w:t xml:space="preserve">its</w:t>
+      </w:r>
+      <w:r>
+        <w:t xml:space="preserve"> </w:t>
+      </w:r>
+      <w:r>
+        <w:t xml:space="preserve">rights</w:t>
+      </w:r>
+      <w:r>
+        <w:t xml:space="preserve"> </w:t>
+      </w:r>
+      <w:r>
+        <w:t xml:space="preserve">in</w:t>
+      </w:r>
+      <w:r>
+        <w:t xml:space="preserve"> </w:t>
+      </w:r>
+      <w:r>
+        <w:t xml:space="preserve">the</w:t>
+      </w:r>
+      <w:r>
+        <w:t xml:space="preserve"> </w:t>
+      </w:r>
+      <w:r>
+        <w:t xml:space="preserve">Collateral;</w:t>
+      </w:r>
+      <w:r>
+        <w:t xml:space="preserve"> </w:t>
+      </w:r>
+      <w:r>
+        <w:t xml:space="preserve">to</w:t>
+      </w:r>
+      <w:r>
+        <w:t xml:space="preserve"> </w:t>
+      </w:r>
+      <w:r>
+        <w:t xml:space="preserve">waive</w:t>
+      </w:r>
+      <w:r>
+        <w:t xml:space="preserve"> </w:t>
+      </w:r>
+      <w:r>
+        <w:t xml:space="preserve">the</w:t>
+      </w:r>
+      <w:r>
+        <w:t xml:space="preserve"> </w:t>
+      </w:r>
+      <w:r>
+        <w:t xml:space="preserve">stay</w:t>
+      </w:r>
+      <w:r>
+        <w:t xml:space="preserve"> </w:t>
+      </w:r>
+      <w:r>
+        <w:t xml:space="preserve">of</w:t>
+      </w:r>
+      <w:r>
+        <w:t xml:space="preserve"> </w:t>
+      </w:r>
+      <w:r>
+        <w:t xml:space="preserve">Federal</w:t>
+      </w:r>
+      <w:r>
+        <w:t xml:space="preserve"> </w:t>
+      </w:r>
+      <w:r>
+        <w:t xml:space="preserve">Rule</w:t>
+      </w:r>
+      <w:r>
+        <w:t xml:space="preserve"> </w:t>
+      </w:r>
+      <w:r>
+        <w:t xml:space="preserve">of</w:t>
+      </w:r>
+      <w:r>
+        <w:t xml:space="preserve"> </w:t>
+      </w:r>
+      <w:r>
+        <w:t xml:space="preserve">Bankruptcy</w:t>
+      </w:r>
+      <w:r>
+        <w:t xml:space="preserve"> </w:t>
+      </w:r>
+      <w:r>
+        <w:t xml:space="preserve">Procedure</w:t>
+      </w:r>
+      <w:r>
+        <w:t xml:space="preserve"> </w:t>
+      </w:r>
+      <w:r>
+        <w:t xml:space="preserve">4001(a)⁠(3);</w:t>
+      </w:r>
+      <w:r>
+        <w:t xml:space="preserve"> </w:t>
+      </w:r>
+      <w:r>
+        <w:t xml:space="preserve">and</w:t>
+      </w:r>
+      <w:r>
+        <w:t xml:space="preserve"> </w:t>
+      </w:r>
+      <w:r>
+        <w:t xml:space="preserve">to</w:t>
+      </w:r>
+      <w:r>
+        <w:t xml:space="preserve"> </w:t>
+      </w:r>
+      <w:r>
+        <w:t xml:space="preserve">grant</w:t>
+      </w:r>
+      <w:r>
+        <w:t xml:space="preserve"> </w:t>
+      </w:r>
+      <w:r>
+        <w:t xml:space="preserve">such</w:t>
+      </w:r>
+      <w:r>
+        <w:t xml:space="preserve"> </w:t>
+      </w:r>
+      <w:r>
+        <w:t xml:space="preserve">other</w:t>
+      </w:r>
+      <w:r>
+        <w:t xml:space="preserve"> </w:t>
+      </w:r>
+      <w:r>
+        <w:t xml:space="preserve">relief</w:t>
+      </w:r>
+      <w:r>
+        <w:t xml:space="preserve"> </w:t>
+      </w:r>
+      <w:r>
+        <w:t xml:space="preserve">as</w:t>
+      </w:r>
+      <w:r>
+        <w:t xml:space="preserve"> </w:t>
+      </w:r>
+      <w:r>
+        <w:t xml:space="preserve">the</w:t>
+      </w:r>
+      <w:r>
+        <w:t xml:space="preserve"> </w:t>
+      </w:r>
+      <w:r>
+        <w:t xml:space="preserve">Court</w:t>
+      </w:r>
+      <w:r>
+        <w:t xml:space="preserve"> </w:t>
+      </w:r>
+      <w:r>
+        <w:t xml:space="preserve">finds</w:t>
+      </w:r>
+      <w:r>
+        <w:t xml:space="preserve"> </w:t>
+      </w:r>
+      <w:r>
+        <w:t xml:space="preserve">just.</w:t>
+      </w:r>
+    </w:p>
+    <w:p>
+      <w:pPr>
+        <w:keepNext/>
+        <w:keepLines/>
+        <w:spacing w:before="276" w:after="0" w:line="276" w:lineRule="exact"/>
+        <w:ind w:left="4752" w:firstLine="0"/>
+        <w:jc w:val="left"/>
+      </w:pPr>
+      <w:r>
+        <w:t xml:space="preserve">Respectfully submitted,</w:t>
+      </w:r>
+    </w:p>
+    <w:p>
+      <w:pPr>
+        <w:keepNext/>
+        <w:keepLines/>
+        <w:spacing w:before="276" w:after="0" w:line="276" w:lineRule="exact"/>
+        <w:ind w:left="4752" w:firstLine="0"/>
+        <w:jc w:val="left"/>
+      </w:pPr>
+      <w:r>
+        <w:t xml:space="preserve">[FIRM</w:t>
+      </w:r>
+      <w:r>
+        <w:t xml:space="preserve"> </w:t>
+      </w:r>
+      <w:r>
+        <w:t xml:space="preserve">NAME]</w:t>
+      </w:r>
+    </w:p>
+    <w:p>
+      <w:pPr>
+        <w:keepNext/>
+        <w:keepLines/>
+        <w:spacing w:before="276" w:after="0" w:line="276" w:lineRule="exact"/>
+        <w:ind w:left="4752" w:firstLine="0"/>
+        <w:jc w:val="left"/>
+      </w:pPr>
+      <w:r>
+        <w:t xml:space="preserve">/s/ </w:t>
+      </w:r>
+      <w:r>
+        <w:t xml:space="preserve">[Attorney</w:t>
+      </w:r>
+      <w:r>
+        <w:t xml:space="preserve"> </w:t>
+      </w:r>
+      <w:r>
+        <w:t xml:space="preserve">Name]</w:t>
+      </w:r>
+      <w:r>
+        <w:t xml:space="preserve"> </w:t>
+      </w:r>
+      <w:r>
+        <w:t xml:space="preserve">(Bar</w:t>
+      </w:r>
+      <w:r>
+        <w:t xml:space="preserve"> </w:t>
+      </w:r>
+      <w:r>
+        <w:t xml:space="preserve">No.</w:t>
+      </w:r>
+      <w:r>
+        <w:t xml:space="preserve"> </w:t>
+      </w:r>
+      <w:r>
+        <w:t xml:space="preserve">[      ])</w:t>
+      </w:r>
+    </w:p>
+    <w:p>
+      <w:pPr>
+        <w:keepNext/>
+        <w:keepLines/>
+        <w:spacing w:before="0" w:after="0" w:line="276" w:lineRule="exact"/>
+        <w:ind w:left="4752" w:firstLine="0"/>
+        <w:jc w:val="left"/>
+      </w:pPr>
+      <w:r>
+        <w:t xml:space="preserve">[Mailing</w:t>
+      </w:r>
+      <w:r>
+        <w:t xml:space="preserve"> </w:t>
+      </w:r>
+      <w:r>
+        <w:t xml:space="preserve">address]</w:t>
+      </w:r>
+    </w:p>
+    <w:p>
+      <w:pPr>
+        <w:keepNext/>
+        <w:keepLines/>
+        <w:spacing w:before="0" w:after="0" w:line="276" w:lineRule="exact"/>
+        <w:ind w:left="4752" w:firstLine="0"/>
+        <w:jc w:val="left"/>
+      </w:pPr>
+      <w:r>
+        <w:t xml:space="preserve">[City],</w:t>
+      </w:r>
+      <w:r>
+        <w:t xml:space="preserve"> </w:t>
+      </w:r>
+      <w:r>
+        <w:t xml:space="preserve">AL</w:t>
+      </w:r>
+      <w:r>
+        <w:t xml:space="preserve"> </w:t>
+      </w:r>
+      <w:r>
+        <w:t xml:space="preserve">[ZIP]</w:t>
+      </w:r>
+    </w:p>
+    <w:p>
+      <w:pPr>
+        <w:keepNext/>
+        <w:keepLines/>
+        <w:spacing w:before="0" w:after="0" w:line="276" w:lineRule="exact"/>
+        <w:ind w:left="4752" w:firstLine="0"/>
+        <w:jc w:val="left"/>
+      </w:pPr>
+      <w:r>
+        <w:t xml:space="preserve">Tel:</w:t>
+      </w:r>
+      <w:r>
+        <w:t xml:space="preserve"> </w:t>
+      </w:r>
+      <w:r>
+        <w:t xml:space="preserve">[TELEPHONE]</w:t>
+      </w:r>
+    </w:p>
+    <w:p>
+      <w:pPr>
+        <w:keepNext/>
+        <w:keepLines/>
+        <w:spacing w:before="0" w:after="0" w:line="276" w:lineRule="exact"/>
+        <w:ind w:left="4752" w:firstLine="0"/>
+        <w:jc w:val="left"/>
+      </w:pPr>
+      <w:r>
+        <w:t xml:space="preserve">Email:</w:t>
+      </w:r>
+      <w:r>
+        <w:t xml:space="preserve"> </w:t>
+      </w:r>
+      <w:r>
+        <w:t xml:space="preserve">[address]</w:t>
+      </w:r>
+    </w:p>
+    <w:p>
+      <w:pPr>
+        <w:spacing w:before="0" w:after="0" w:line="276" w:lineRule="exact"/>
+        <w:ind w:left="4752" w:firstLine="0"/>
+        <w:jc w:val="left"/>
+      </w:pPr>
+      <w:r>
+        <w:t xml:space="preserve">Counsel</w:t>
+      </w:r>
+      <w:r>
+        <w:t xml:space="preserve"> </w:t>
+      </w:r>
+      <w:r>
+        <w:t xml:space="preserve">for</w:t>
+      </w:r>
+      <w:r>
+        <w:t xml:space="preserve"> </w:t>
+      </w:r>
+      <w:r>
+        <w:t xml:space="preserve">Movant</w:t>
+      </w:r>
+      <w:r>
+        <w:t xml:space="preserve"> </w:t>
+      </w:r>
+      <w:r>
+        <w:t xml:space="preserve">[Movant</w:t>
+      </w:r>
+      <w:r>
+        <w:t xml:space="preserve"> </w:t>
+      </w:r>
+      <w:r>
+        <w:t xml:space="preserve">Name]</w:t>
+      </w:r>
+    </w:p>
+    <w:p>
+      <w:pPr>
+        <w:keepNext/>
+        <w:keepLines/>
+        <w:pageBreakBefore/>
+        <w:spacing w:before="0" w:after="0" w:line="480" w:lineRule="exact"/>
+        <w:ind w:left="0" w:firstLine="0"/>
+        <w:jc w:val="center"/>
+      </w:pPr>
+      <w:r>
+        <w:rPr>
+          <w:b/>
+          <w:bCs/>
+        </w:rPr>
+        <w:t xml:space="preserve">CERTIFICATE OF SERVICE</w:t>
+      </w:r>
+    </w:p>
+    <w:p>
+      <w:pPr>
+        <w:spacing w:before="0" w:after="0" w:line="480" w:lineRule="exact"/>
+        <w:ind w:left="0" w:firstLine="720"/>
+        <w:jc w:val="left"/>
+      </w:pPr>
+      <w:r>
+        <w:t xml:space="preserve">I</w:t>
+      </w:r>
+      <w:r>
+        <w:t xml:space="preserve"> </w:t>
+      </w:r>
+      <w:r>
+        <w:t xml:space="preserve">certify</w:t>
+      </w:r>
+      <w:r>
+        <w:t xml:space="preserve"> </w:t>
+      </w:r>
+      <w:r>
+        <w:t xml:space="preserve">that</w:t>
+      </w:r>
+      <w:r>
+        <w:t xml:space="preserve"> </w:t>
+      </w:r>
+      <w:r>
+        <w:t xml:space="preserve">on</w:t>
+      </w:r>
+      <w:r>
+        <w:t xml:space="preserve"> </w:t>
+      </w:r>
+      <w:r>
+        <w:t xml:space="preserve">[DATE],</w:t>
+      </w:r>
+      <w:r>
+        <w:t xml:space="preserve"> </w:t>
+      </w:r>
+      <w:r>
+        <w:t xml:space="preserve">I</w:t>
+      </w:r>
+      <w:r>
+        <w:t xml:space="preserve"> </w:t>
+      </w:r>
+      <w:r>
+        <w:t xml:space="preserve">served</w:t>
+      </w:r>
+      <w:r>
+        <w:t xml:space="preserve"> </w:t>
+      </w:r>
+      <w:r>
+        <w:t xml:space="preserve">a</w:t>
+      </w:r>
+      <w:r>
+        <w:t xml:space="preserve"> </w:t>
+      </w:r>
+      <w:r>
+        <w:t xml:space="preserve">copy</w:t>
+      </w:r>
+      <w:r>
+        <w:t xml:space="preserve"> </w:t>
+      </w:r>
+      <w:r>
+        <w:t xml:space="preserve">of</w:t>
+      </w:r>
+      <w:r>
+        <w:t xml:space="preserve"> </w:t>
+      </w:r>
+      <w:r>
+        <w:t xml:space="preserve">this</w:t>
+      </w:r>
+      <w:r>
+        <w:t xml:space="preserve"> </w:t>
+      </w:r>
+      <w:r>
+        <w:t xml:space="preserve">motion</w:t>
+      </w:r>
+      <w:r>
+        <w:t xml:space="preserve"> </w:t>
+      </w:r>
+      <w:r>
+        <w:t xml:space="preserve">on</w:t>
+      </w:r>
+      <w:r>
+        <w:t xml:space="preserve"> </w:t>
+      </w:r>
+      <w:r>
+        <w:t xml:space="preserve">the</w:t>
+      </w:r>
+      <w:r>
+        <w:t xml:space="preserve"> </w:t>
+      </w:r>
+      <w:r>
+        <w:t xml:space="preserve">debtor,</w:t>
+      </w:r>
+      <w:r>
+        <w:t xml:space="preserve"> </w:t>
+      </w:r>
+      <w:r>
+        <w:t xml:space="preserve">the</w:t>
+      </w:r>
+      <w:r>
+        <w:t xml:space="preserve"> </w:t>
+      </w:r>
+      <w:r>
+        <w:t xml:space="preserve">debtor’s</w:t>
+      </w:r>
+      <w:r>
+        <w:t xml:space="preserve"> </w:t>
+      </w:r>
+      <w:r>
+        <w:t xml:space="preserve">counsel,</w:t>
+      </w:r>
+      <w:r>
+        <w:t xml:space="preserve"> </w:t>
+      </w:r>
+      <w:r>
+        <w:t xml:space="preserve">the</w:t>
+      </w:r>
+      <w:r>
+        <w:t xml:space="preserve"> </w:t>
+      </w:r>
+      <w:r>
+        <w:t xml:space="preserve">chapter</w:t>
+      </w:r>
+      <w:r>
+        <w:t xml:space="preserve"> </w:t>
+      </w:r>
+      <w:r>
+        <w:t xml:space="preserve">trustee</w:t>
+      </w:r>
+      <w:r>
+        <w:t xml:space="preserve"> </w:t>
+      </w:r>
+      <w:r>
+        <w:t xml:space="preserve">and</w:t>
+      </w:r>
+      <w:r>
+        <w:t xml:space="preserve"> </w:t>
+      </w:r>
+      <w:r>
+        <w:t xml:space="preserve">all</w:t>
+      </w:r>
+      <w:r>
+        <w:t xml:space="preserve"> </w:t>
+      </w:r>
+      <w:r>
+        <w:t xml:space="preserve">parties</w:t>
+      </w:r>
+      <w:r>
+        <w:t xml:space="preserve"> </w:t>
+      </w:r>
+      <w:r>
+        <w:t xml:space="preserve">requesting</w:t>
+      </w:r>
+      <w:r>
+        <w:t xml:space="preserve"> </w:t>
+      </w:r>
+      <w:r>
+        <w:t xml:space="preserve">notice</w:t>
+      </w:r>
+      <w:r>
+        <w:t xml:space="preserve"> </w:t>
+      </w:r>
+      <w:r>
+        <w:t xml:space="preserve">by</w:t>
+      </w:r>
+      <w:r>
+        <w:t xml:space="preserve"> </w:t>
+      </w:r>
+      <w:r>
+        <w:t xml:space="preserve">[method]</w:t>
+      </w:r>
+      <w:r>
+        <w:t xml:space="preserve"> </w:t>
+      </w:r>
+      <w:r>
+        <w:t xml:space="preserve">at</w:t>
+      </w:r>
+      <w:r>
+        <w:t xml:space="preserve"> </w:t>
+      </w:r>
+      <w:r>
+        <w:t xml:space="preserve">the</w:t>
+      </w:r>
+      <w:r>
+        <w:t xml:space="preserve"> </w:t>
+      </w:r>
+      <w:r>
+        <w:t xml:space="preserve">addresses</w:t>
+      </w:r>
+      <w:r>
+        <w:t xml:space="preserve"> </w:t>
+      </w:r>
+      <w:r>
+        <w:t xml:space="preserve">shown</w:t>
+      </w:r>
+      <w:r>
+        <w:t xml:space="preserve"> </w:t>
+      </w:r>
+      <w:r>
+        <w:t xml:space="preserve">in</w:t>
+      </w:r>
+      <w:r>
+        <w:t xml:space="preserve"> </w:t>
+      </w:r>
+      <w:r>
+        <w:t xml:space="preserve">the</w:t>
+      </w:r>
+      <w:r>
+        <w:t xml:space="preserve"> </w:t>
+      </w:r>
+      <w:r>
+        <w:t xml:space="preserve">Court’s</w:t>
+      </w:r>
+      <w:r>
+        <w:t xml:space="preserve"> </w:t>
+      </w:r>
+      <w:r>
+        <w:t xml:space="preserve">CM/​ECF</w:t>
+      </w:r>
+      <w:r>
+        <w:t xml:space="preserve"> </w:t>
+      </w:r>
+      <w:r>
+        <w:t xml:space="preserve">system</w:t>
+      </w:r>
+      <w:r>
+        <w:t xml:space="preserve"> </w:t>
+      </w:r>
+      <w:r>
+        <w:t xml:space="preserve">and</w:t>
+      </w:r>
+      <w:r>
+        <w:t xml:space="preserve"> </w:t>
+      </w:r>
+      <w:r>
+        <w:t xml:space="preserve">by</w:t>
+      </w:r>
+      <w:r>
+        <w:t xml:space="preserve"> </w:t>
+      </w:r>
+      <w:r>
+        <w:t xml:space="preserve">mail</w:t>
+      </w:r>
+      <w:r>
+        <w:t xml:space="preserve"> </w:t>
+      </w:r>
+      <w:r>
+        <w:t xml:space="preserve">to</w:t>
+      </w:r>
+      <w:r>
+        <w:t xml:space="preserve"> </w:t>
+      </w:r>
+      <w:r>
+        <w:t xml:space="preserve">the</w:t>
+      </w:r>
+      <w:r>
+        <w:t xml:space="preserve"> </w:t>
+      </w:r>
+      <w:r>
+        <w:t xml:space="preserve">addresses</w:t>
+      </w:r>
+      <w:r>
+        <w:t xml:space="preserve"> </w:t>
+      </w:r>
+      <w:r>
+        <w:t xml:space="preserve">shown</w:t>
+      </w:r>
+      <w:r>
+        <w:t xml:space="preserve"> </w:t>
+      </w:r>
+      <w:r>
+        <w:t xml:space="preserve">on</w:t>
+      </w:r>
+      <w:r>
+        <w:t xml:space="preserve"> </w:t>
+      </w:r>
+      <w:r>
+        <w:t xml:space="preserve">the</w:t>
+      </w:r>
+      <w:r>
+        <w:t xml:space="preserve"> </w:t>
+      </w:r>
+      <w:r>
+        <w:t xml:space="preserve">attached</w:t>
+      </w:r>
+      <w:r>
+        <w:t xml:space="preserve"> </w:t>
+      </w:r>
+      <w:r>
+        <w:t xml:space="preserve">list.</w:t>
+      </w:r>
+      <w:r>
+        <w:t xml:space="preserve"> </w:t>
+      </w:r>
+      <w:r>
+        <w:t xml:space="preserve">[Signature</w:t>
+      </w:r>
+      <w:r>
+        <w:t xml:space="preserve"> </w:t>
+      </w:r>
+      <w:r>
+        <w:t xml:space="preserve">block]</w:t>
+      </w:r>
     </w:p>
     <w:sectPr>
-      <w:footerReference w:type="default" r:id="rIdFooter1"/>
-      <w:footnotePr>
-        <w:numRestart w:val="eachSect"/>
-      </w:footnotePr>
+      <w:footerReference w:type="default" r:id="rIdFtrDash"/>
       <w:pgSz w:w="12240" w:h="15840"/>
-      <w:pgMar w:top="1440" w:right="1440" w:bottom="1440" w:left="1440" w:header="720" w:footer="720" w:gutter="0"/>
+      <w:pgMar w:top="1440" w:right="1440" w:bottom="1440" w:left="1440" w:header="720" w:footer="755" w:gutter="0"/>
     </w:sectPr>
   </w:body>
 </w:document>
@@ -689,6 +7006,32 @@
 <w:ftr xmlns:w="http://schemas.openxmlformats.org/wordprocessingml/2006/main" xmlns:r="http://schemas.openxmlformats.org/officeDocument/2006/relationships">
   <w:p>
     <w:pPr>
+      <w:jc w:val="center"/>
+    </w:pPr>
+    <w:r>
+      <w:fldChar w:fldCharType="begin"/>
+    </w:r>
+    <w:r>
+      <w:instrText xml:space="preserve"> PAGE </w:instrText>
+    </w:r>
+    <w:r>
+      <w:fldChar w:fldCharType="separate"/>
+    </w:r>
+    <w:r>
+      <w:t>1</w:t>
+    </w:r>
+    <w:r>
+      <w:fldChar w:fldCharType="end"/>
+    </w:r>
+  </w:p>
+</w:ftr>
+</file>
+
+<file path=word/footer2.xml><?xml version="1.0" encoding="utf-8"?>
+<w:ftr xmlns:w="http://schemas.openxmlformats.org/wordprocessingml/2006/main" xmlns:r="http://schemas.openxmlformats.org/officeDocument/2006/relationships">
+  <w:p>
+    <w:pPr>
+      <w:spacing w:before="0" w:after="0" w:line="253" w:lineRule="exact"/>
       <w:jc w:val="center"/>
     </w:pPr>
     <w:r>
@@ -852,21 +7195,38 @@
   <w:docDefaults>
     <w:rPrDefault>
       <w:rPr>
-        <w:rFonts w:ascii="EB Garamond" w:hAnsi="EB Garamond" w:eastAsia="EB Garamond" w:cs="EB Garamond"/>
-        <w:sz w:val="26"/>
-        <w:szCs w:val="26"/>
+        <w:rFonts w:ascii="Times New Roman" w:hAnsi="Times New Roman" w:eastAsia="Times New Roman" w:cs="Times New Roman"/>
+        <w:sz w:val="24"/>
+        <w:szCs w:val="24"/>
         <w:lang w:val="en-US" w:eastAsia="zh-CN" w:bidi="ar-SA"/>
       </w:rPr>
     </w:rPrDefault>
     <w:pPrDefault>
       <w:pPr>
-        <w:spacing w:after="0" w:line="240" w:lineRule="auto"/>
+        <w:widowControl/>
+        <w:spacing w:after="0"/>
       </w:pPr>
     </w:pPrDefault>
   </w:docDefaults>
   <w:latentStyles w:defLockedState="0" w:defUIPriority="0" w:defSemiHidden="0" w:defUnhideWhenUsed="0" w:defQFormat="0" w:count="276"/>
   <w:style w:type="paragraph" w:default="1" w:styleId="Normal">
     <w:name w:val="Normal"/>
+    <w:qFormat/>
+  </w:style>
+  <w:style w:type="paragraph" w:styleId="BodyText">
+    <w:name w:val="Body Text"/>
+    <w:basedOn w:val="Normal"/>
+    <w:link w:val="BodyTextChar"/>
+    <w:qFormat/>
+    <w:pPr>
+      <w:spacing w:before="0" w:after="0" w:line="480" w:lineRule="exact"/>
+      <w:ind w:firstLine="720"/>
+    </w:pPr>
+  </w:style>
+  <w:style w:type="paragraph" w:customStyle="1" w:styleId="FirstParagraph">
+    <w:name w:val="First Paragraph"/>
+    <w:basedOn w:val="BodyText"/>
+    <w:next w:val="BodyText"/>
     <w:qFormat/>
   </w:style>
   <w:style w:type="paragraph" w:customStyle="1" w:styleId="Compact">
@@ -891,7 +7251,7 @@
       <w:jc w:val="center"/>
     </w:pPr>
     <w:rPr>
-      <w:rFonts w:ascii="EB Garamond" w:hAnsi="EB Garamond" w:eastAsia="EB Garamond" w:cs="EB Garamond"/>
+      <w:rFonts w:asciiTheme="majorHAnsi" w:eastAsiaTheme="majorEastAsia" w:hAnsiTheme="majorHAnsi" w:cstheme="majorBidi"/>
       <w:sz w:val="56"/>
       <w:szCs w:val="56"/>
     </w:rPr>
@@ -903,7 +7263,7 @@
     <w:uiPriority w:val="10"/>
     <w:rsid w:val="00A10FD9"/>
     <w:rPr>
-      <w:rFonts w:ascii="EB Garamond" w:hAnsi="EB Garamond" w:eastAsia="EB Garamond" w:cs="EB Garamond"/>
+      <w:rFonts w:asciiTheme="majorHAnsi" w:eastAsiaTheme="majorEastAsia" w:hAnsiTheme="majorHAnsi" w:cstheme="majorBidi"/>
       <w:sz w:val="56"/>
       <w:szCs w:val="56"/>
     </w:rPr>
@@ -922,7 +7282,7 @@
       </w:numPr>
     </w:pPr>
     <w:rPr>
-      <w:rFonts w:ascii="EB Garamond" w:hAnsi="EB Garamond" w:eastAsia="EB Garamond" w:cs="EB Garamond"/>
+      <w:rFonts w:eastAsiaTheme="majorEastAsia" w:cstheme="majorBidi"/>
       <w:spacing w:val="15"/>
       <w:sz w:val="28"/>
       <w:szCs w:val="28"/>
@@ -935,7 +7295,7 @@
     <w:uiPriority w:val="11"/>
     <w:rsid w:val="00A10FD9"/>
     <w:rPr>
-      <w:rFonts w:ascii="EB Garamond" w:hAnsi="EB Garamond" w:eastAsia="EB Garamond" w:cs="EB Garamond"/>
+      <w:rFonts w:eastAsiaTheme="majorEastAsia" w:cstheme="majorBidi"/>
       <w:color w:val="595959" w:themeColor="text1" w:themeTint="A6"/>
       <w:spacing w:val="15"/>
       <w:sz w:val="28"/>
@@ -1010,6 +7370,84 @@
     <w:pPr/>
     <w:rPr/>
   </w:style>
+  <w:style w:type="paragraph" w:styleId="Heading1">
+    <w:name w:val="heading 1"/>
+    <w:basedOn w:val="Normal"/>
+    <w:next w:val="BodyText"/>
+    <w:link w:val="Heading1Char"/>
+    <w:uiPriority w:val="9"/>
+    <w:qFormat/>
+    <w:rsid w:val="00A10FD9"/>
+    <w:pPr>
+      <w:keepNext/>
+      <w:keepLines/>
+      <w:spacing w:before="0" w:after="0" w:line="480" w:lineRule="exact"/>
+      <w:ind w:firstLine="0"/>
+      <w:jc w:val="center"/>
+      <w:outlineLvl w:val="0"/>
+    </w:pPr>
+    <w:rPr>
+      <w:rFonts w:ascii="Times New Roman" w:hAnsi="Times New Roman" w:eastAsia="Times New Roman" w:cs="Times New Roman"/>
+      <w:b/>
+      <w:bCs/>
+      <w:caps/>
+      <w:color w:val="000000"/>
+      <w:sz w:val="24"/>
+      <w:szCs w:val="24"/>
+    </w:rPr>
+  </w:style>
+  <w:style w:type="paragraph" w:styleId="Heading2">
+    <w:name w:val="heading 2"/>
+    <w:basedOn w:val="Normal"/>
+    <w:next w:val="BodyText"/>
+    <w:link w:val="Heading2Char"/>
+    <w:uiPriority w:val="9"/>
+    <w:semiHidden/>
+    <w:unhideWhenUsed/>
+    <w:qFormat/>
+    <w:rsid w:val="00A10FD9"/>
+    <w:pPr>
+      <w:keepNext/>
+      <w:keepLines/>
+      <w:spacing w:before="0" w:after="0" w:line="480" w:lineRule="exact"/>
+      <w:ind w:firstLine="0"/>
+      <w:outlineLvl w:val="1"/>
+    </w:pPr>
+    <w:rPr>
+      <w:rFonts w:ascii="Times New Roman" w:hAnsi="Times New Roman" w:eastAsia="Times New Roman" w:cs="Times New Roman"/>
+      <w:b/>
+      <w:bCs/>
+      <w:color w:val="000000"/>
+      <w:sz w:val="24"/>
+      <w:szCs w:val="24"/>
+    </w:rPr>
+  </w:style>
+  <w:style w:type="paragraph" w:styleId="Heading3">
+    <w:name w:val="heading 3"/>
+    <w:basedOn w:val="Normal"/>
+    <w:next w:val="BodyText"/>
+    <w:link w:val="Heading3Char"/>
+    <w:uiPriority w:val="9"/>
+    <w:semiHidden/>
+    <w:unhideWhenUsed/>
+    <w:qFormat/>
+    <w:rsid w:val="00A10FD9"/>
+    <w:pPr>
+      <w:keepNext/>
+      <w:keepLines/>
+      <w:spacing w:before="0" w:after="0" w:line="480" w:lineRule="exact"/>
+      <w:ind w:firstLine="0"/>
+      <w:outlineLvl w:val="2"/>
+    </w:pPr>
+    <w:rPr>
+      <w:rFonts w:ascii="Times New Roman" w:hAnsi="Times New Roman" w:eastAsia="Times New Roman" w:cs="Times New Roman"/>
+      <w:b/>
+      <w:bCs/>
+      <w:color w:val="000000"/>
+      <w:sz w:val="24"/>
+      <w:szCs w:val="24"/>
+    </w:rPr>
+  </w:style>
   <w:style w:type="paragraph" w:styleId="Heading4">
     <w:name w:val="heading 4"/>
     <w:basedOn w:val="Normal"/>
@@ -1023,14 +7461,18 @@
     <w:pPr>
       <w:keepNext/>
       <w:keepLines/>
-      <w:spacing w:before="80" w:after="40"/>
+      <w:spacing w:before="0" w:after="0" w:line="480" w:lineRule="exact"/>
+      <w:ind w:firstLine="0"/>
       <w:outlineLvl w:val="3"/>
     </w:pPr>
     <w:rPr>
-      <w:rFonts w:ascii="EB Garamond" w:hAnsi="EB Garamond" w:eastAsia="EB Garamond" w:cs="EB Garamond"/>
+      <w:rFonts w:ascii="Times New Roman" w:hAnsi="Times New Roman" w:eastAsia="Times New Roman" w:cs="Times New Roman"/>
+      <w:b/>
+      <w:bCs/>
       <w:i/>
-      <w:iCs/>
-      <w:color w:val="0F4761" w:themeColor="accent1" w:themeShade="BF"/>
+      <w:color w:val="000000"/>
+      <w:sz w:val="24"/>
+      <w:szCs w:val="24"/>
     </w:rPr>
   </w:style>
   <w:style w:type="paragraph" w:styleId="Heading5">
@@ -1046,12 +7488,18 @@
     <w:pPr>
       <w:keepNext/>
       <w:keepLines/>
-      <w:spacing w:before="80" w:after="40"/>
+      <w:spacing w:before="0" w:after="0" w:line="480" w:lineRule="exact"/>
+      <w:ind w:firstLine="0"/>
       <w:outlineLvl w:val="4"/>
     </w:pPr>
     <w:rPr>
-      <w:rFonts w:ascii="EB Garamond" w:hAnsi="EB Garamond" w:eastAsia="EB Garamond" w:cs="EB Garamond"/>
-      <w:color w:val="0F4761" w:themeColor="accent1" w:themeShade="BF"/>
+      <w:rFonts w:ascii="Times New Roman" w:hAnsi="Times New Roman" w:eastAsia="Times New Roman" w:cs="Times New Roman"/>
+      <w:b/>
+      <w:bCs/>
+      <w:i/>
+      <w:color w:val="000000"/>
+      <w:sz w:val="24"/>
+      <w:szCs w:val="24"/>
     </w:rPr>
   </w:style>
   <w:style w:type="paragraph" w:styleId="Heading6">
@@ -1071,7 +7519,7 @@
       <w:outlineLvl w:val="5"/>
     </w:pPr>
     <w:rPr>
-      <w:rFonts w:ascii="EB Garamond" w:hAnsi="EB Garamond" w:eastAsia="EB Garamond" w:cs="EB Garamond"/>
+      <w:rFonts w:eastAsiaTheme="majorEastAsia" w:cstheme="majorBidi"/>
       <w:i/>
       <w:iCs/>
       <w:color w:val="595959" w:themeColor="text1" w:themeTint="A6"/>
@@ -1094,7 +7542,7 @@
       <w:outlineLvl w:val="6"/>
     </w:pPr>
     <w:rPr>
-      <w:rFonts w:ascii="EB Garamond" w:hAnsi="EB Garamond" w:eastAsia="EB Garamond" w:cs="EB Garamond"/>
+      <w:rFonts w:eastAsiaTheme="majorEastAsia" w:cstheme="majorBidi"/>
       <w:color w:val="595959" w:themeColor="text1" w:themeTint="A6"/>
     </w:rPr>
   </w:style>
@@ -1115,7 +7563,7 @@
       <w:outlineLvl w:val="7"/>
     </w:pPr>
     <w:rPr>
-      <w:rFonts w:ascii="EB Garamond" w:hAnsi="EB Garamond" w:eastAsia="EB Garamond" w:cs="EB Garamond"/>
+      <w:rFonts w:eastAsiaTheme="majorEastAsia" w:cstheme="majorBidi"/>
       <w:i/>
       <w:iCs/>
       <w:color w:val="272727" w:themeColor="text1" w:themeTint="D8"/>
@@ -1138,7 +7586,7 @@
       <w:outlineLvl w:val="8"/>
     </w:pPr>
     <w:rPr>
-      <w:rFonts w:ascii="EB Garamond" w:hAnsi="EB Garamond" w:eastAsia="EB Garamond" w:cs="EB Garamond"/>
+      <w:rFonts w:eastAsiaTheme="majorEastAsia" w:cstheme="majorBidi"/>
       <w:color w:val="272727" w:themeColor="text1" w:themeTint="D8"/>
     </w:rPr>
   </w:style>
@@ -1149,7 +7597,7 @@
     <w:uiPriority w:val="9"/>
     <w:rsid w:val="00A10FD9"/>
     <w:rPr>
-      <w:rFonts w:ascii="EB Garamond" w:hAnsi="EB Garamond" w:eastAsia="EB Garamond" w:cs="EB Garamond"/>
+      <w:rFonts w:asciiTheme="majorHAnsi" w:eastAsiaTheme="majorEastAsia" w:hAnsiTheme="majorHAnsi" w:cstheme="majorBidi"/>
       <w:color w:val="0F4761" w:themeColor="accent1" w:themeShade="BF"/>
       <w:sz w:val="40"/>
       <w:szCs w:val="40"/>
@@ -1163,7 +7611,7 @@
     <w:semiHidden/>
     <w:rsid w:val="00A10FD9"/>
     <w:rPr>
-      <w:rFonts w:ascii="EB Garamond" w:hAnsi="EB Garamond" w:eastAsia="EB Garamond" w:cs="EB Garamond"/>
+      <w:rFonts w:asciiTheme="majorHAnsi" w:eastAsiaTheme="majorEastAsia" w:hAnsiTheme="majorHAnsi" w:cstheme="majorBidi"/>
       <w:color w:val="0F4761" w:themeColor="accent1" w:themeShade="BF"/>
       <w:sz w:val="32"/>
       <w:szCs w:val="32"/>
@@ -1177,7 +7625,7 @@
     <w:semiHidden/>
     <w:rsid w:val="00A10FD9"/>
     <w:rPr>
-      <w:rFonts w:ascii="EB Garamond" w:hAnsi="EB Garamond" w:eastAsia="EB Garamond" w:cs="EB Garamond"/>
+      <w:rFonts w:eastAsiaTheme="majorEastAsia" w:cstheme="majorBidi"/>
       <w:color w:val="0F4761" w:themeColor="accent1" w:themeShade="BF"/>
       <w:sz w:val="28"/>
       <w:szCs w:val="28"/>
@@ -1191,7 +7639,7 @@
     <w:semiHidden/>
     <w:rsid w:val="00A10FD9"/>
     <w:rPr>
-      <w:rFonts w:ascii="EB Garamond" w:hAnsi="EB Garamond" w:eastAsia="EB Garamond" w:cs="EB Garamond"/>
+      <w:rFonts w:eastAsiaTheme="majorEastAsia" w:cstheme="majorBidi"/>
       <w:i/>
       <w:iCs/>
       <w:color w:val="0F4761" w:themeColor="accent1" w:themeShade="BF"/>
@@ -1205,7 +7653,7 @@
     <w:semiHidden/>
     <w:rsid w:val="00A10FD9"/>
     <w:rPr>
-      <w:rFonts w:ascii="EB Garamond" w:hAnsi="EB Garamond" w:eastAsia="EB Garamond" w:cs="EB Garamond"/>
+      <w:rFonts w:eastAsiaTheme="majorEastAsia" w:cstheme="majorBidi"/>
       <w:color w:val="0F4761" w:themeColor="accent1" w:themeShade="BF"/>
     </w:rPr>
   </w:style>
@@ -1217,7 +7665,7 @@
     <w:semiHidden/>
     <w:rsid w:val="00A10FD9"/>
     <w:rPr>
-      <w:rFonts w:ascii="EB Garamond" w:hAnsi="EB Garamond" w:eastAsia="EB Garamond" w:cs="EB Garamond"/>
+      <w:rFonts w:eastAsiaTheme="majorEastAsia" w:cstheme="majorBidi"/>
       <w:i/>
       <w:iCs/>
       <w:color w:val="595959" w:themeColor="text1" w:themeTint="A6"/>
@@ -1231,7 +7679,7 @@
     <w:semiHidden/>
     <w:rsid w:val="00A10FD9"/>
     <w:rPr>
-      <w:rFonts w:ascii="EB Garamond" w:hAnsi="EB Garamond" w:eastAsia="EB Garamond" w:cs="EB Garamond"/>
+      <w:rFonts w:eastAsiaTheme="majorEastAsia" w:cstheme="majorBidi"/>
       <w:color w:val="595959" w:themeColor="text1" w:themeTint="A6"/>
     </w:rPr>
   </w:style>
@@ -1243,7 +7691,7 @@
     <w:semiHidden/>
     <w:rsid w:val="00A10FD9"/>
     <w:rPr>
-      <w:rFonts w:ascii="EB Garamond" w:hAnsi="EB Garamond" w:eastAsia="EB Garamond" w:cs="EB Garamond"/>
+      <w:rFonts w:eastAsiaTheme="majorEastAsia" w:cstheme="majorBidi"/>
       <w:i/>
       <w:iCs/>
       <w:color w:val="272727" w:themeColor="text1" w:themeTint="D8"/>
@@ -1257,8 +7705,45 @@
     <w:semiHidden/>
     <w:rsid w:val="00A10FD9"/>
     <w:rPr>
-      <w:rFonts w:ascii="EB Garamond" w:hAnsi="EB Garamond" w:eastAsia="EB Garamond" w:cs="EB Garamond"/>
+      <w:rFonts w:eastAsiaTheme="majorEastAsia" w:cstheme="majorBidi"/>
       <w:color w:val="272727" w:themeColor="text1" w:themeTint="D8"/>
+    </w:rPr>
+  </w:style>
+  <w:style w:type="paragraph" w:customStyle="1" w:styleId="ListItem">
+    <w:name w:val="List Item"/>
+    <w:basedOn w:val="BodyText"/>
+    <w:qFormat/>
+    <w:pPr>
+      <w:spacing w:before="0" w:after="0" w:line="480" w:lineRule="exact"/>
+      <w:ind w:left="720" w:hanging="720"/>
+    </w:pPr>
+  </w:style>
+  <w:style w:type="paragraph" w:styleId="BlockText">
+    <w:name w:val="Block Text"/>
+    <w:basedOn w:val="BodyText"/>
+    <w:next w:val="BodyText"/>
+    <w:uiPriority w:val="9"/>
+    <w:unhideWhenUsed/>
+    <w:qFormat/>
+    <w:pPr>
+      <w:spacing w:before="280" w:after="280" w:line="276" w:lineRule="exact"/>
+      <w:ind w:firstLine="0" w:left="720" w:right="720"/>
+    </w:pPr>
+  </w:style>
+  <w:style w:type="paragraph" w:styleId="FootnoteText">
+    <w:name w:val="Footnote Text"/>
+    <w:basedOn w:val="Normal"/>
+    <w:next w:val="FootnoteText"/>
+    <w:uiPriority w:val="9"/>
+    <w:unhideWhenUsed/>
+    <w:qFormat/>
+    <w:pPr>
+      <w:keepLines/>
+      <w:spacing w:before="0" w:after="140" w:line="276" w:lineRule="exact"/>
+    </w:pPr>
+    <w:rPr>
+      <w:sz w:val="24"/>
+      <w:szCs w:val="24"/>
     </w:rPr>
   </w:style>
   <w:style w:type="paragraph" w:styleId="FootnoteBlockText">
@@ -1269,8 +7754,8 @@
     <w:unhideWhenUsed/>
     <w:qFormat/>
     <w:pPr>
-      <w:spacing w:before="100" w:after="100"/>
-      <w:ind w:firstLine="0" w:left="480" w:right="480"/>
+      <w:spacing w:before="280" w:after="280"/>
+      <w:ind w:firstLine="0" w:left="720" w:right="720"/>
     </w:pPr>
   </w:style>
   <w:style w:type="character" w:default="1" w:styleId="DefaultParagraphFont">
@@ -1359,7 +7844,7 @@
     <w:name w:val="Verbatim Char"/>
     <w:basedOn w:val="BodyTextChar"/>
     <w:rPr>
-      <w:rFonts w:ascii="EB Garamond" w:hAnsi="EB Garamond" w:eastAsia="EB Garamond" w:cs="EB Garamond"/>
+      <w:rFonts w:ascii="Consolas" w:hAnsi="Consolas"/>
       <w:sz w:val="22"/>
     </w:rPr>
   </w:style>
@@ -1378,7 +7863,7 @@
     <w:name w:val="Hyperlink"/>
     <w:basedOn w:val="BodyTextChar"/>
     <w:rPr>
-      <w:color w:val="4F81BD" w:themeColor="accent1"/>
+      <w:color w:val="000000"/>
     </w:rPr>
   </w:style>
   <w:style w:type="paragraph" w:styleId="TOCHeading">
@@ -1393,103 +7878,10 @@
       <w:outlineLvl w:val="9"/>
     </w:pPr>
     <w:rPr>
-      <w:rFonts w:ascii="EB Garamond" w:hAnsi="EB Garamond" w:eastAsia="EB Garamond" w:cs="EB Garamond"/>
+      <w:rFonts w:asciiTheme="majorHAnsi" w:eastAsiaTheme="majorEastAsia" w:hAnsiTheme="majorHAnsi" w:cstheme="majorBidi"/>
       <w:b w:val="0"/>
       <w:bCs w:val="0"/>
       <w:color w:val="365F91" w:themeColor="accent1" w:themeShade="BF"/>
-    </w:rPr>
-  </w:style>
-  <w:style w:type="paragraph" w:styleId="BodyText">
-    <w:name w:val="Body Text"/>
-    <w:basedOn w:val="Normal"/>
-    <w:link w:val="BodyTextChar"/>
-    <w:qFormat/>
-    <w:pPr>
-      <w:spacing w:before="0" w:after="0" w:line="480" w:lineRule="exact"/>
-      <w:ind w:firstLine="720"/>
-    </w:pPr>
-  </w:style>
-  <w:style w:type="paragraph" w:styleId="FirstParagraph">
-    <w:name w:val="First Paragraph"/>
-    <w:basedOn w:val="BodyText"/>
-    <w:next w:val="BodyText"/>
-    <w:qFormat/>
-  </w:style>
-  <w:style w:type="paragraph" w:customStyle="1" w:styleId="Prayer">
-    <w:name w:val="Prayer"/>
-    <w:basedOn w:val="BodyText"/>
-    <w:qFormat/>
-    <w:pPr>
-      <w:keepNext/>
-      <w:keepLines/>
-    </w:pPr>
-  </w:style>
-  <w:style w:type="paragraph" w:styleId="BlockText">
-    <w:name w:val="Block Text"/>
-    <w:basedOn w:val="Normal"/>
-    <w:next w:val="BodyText"/>
-    <w:qFormat/>
-    <w:pPr>
-      <w:spacing w:before="0" w:after="240" w:line="240" w:lineRule="auto"/>
-      <w:ind w:left="720" w:right="720" w:firstLine="0"/>
-    </w:pPr>
-  </w:style>
-  <w:style w:type="paragraph" w:styleId="Heading1">
-    <w:name w:val="heading 1"/>
-    <w:basedOn w:val="Normal"/>
-    <w:next w:val="BodyText"/>
-    <w:uiPriority w:val="9"/>
-    <w:qFormat/>
-    <w:pPr>
-      <w:keepNext/>
-      <w:keepLines/>
-      <w:spacing w:before="240" w:after="240" w:line="240" w:lineRule="auto"/>
-      <w:ind w:firstLine="0"/>
-      <w:jc w:val="center"/>
-      <w:outlineLvl w:val="0"/>
-    </w:pPr>
-    <w:rPr>
-      <w:b/>
-      <w:bCs/>
-      <w:caps/>
-      <w:color w:val="000000"/>
-      <w:sz w:val="36"/>
-      <w:szCs w:val="36"/>
-    </w:rPr>
-  </w:style>
-  <w:style w:type="paragraph" w:styleId="Heading2">
-    <w:name w:val="heading 2"/>
-    <w:basedOn w:val="Normal"/>
-    <w:next w:val="BodyText"/>
-    <w:uiPriority w:val="9"/>
-    <w:unhideWhenUsed/>
-    <w:qFormat/>
-    <w:pPr>
-      <w:keepNext/>
-      <w:keepLines/>
-      <w:spacing w:before="240" w:after="240" w:line="240" w:lineRule="auto"/>
-      <w:ind w:firstLine="0"/>
-      <w:outlineLvl w:val="1"/>
-    </w:pPr>
-    <w:rPr>
-      <w:b/>
-      <w:bCs/>
-      <w:color w:val="000000"/>
-      <w:sz w:val="26"/>
-      <w:szCs w:val="26"/>
-    </w:rPr>
-  </w:style>
-  <w:style w:type="paragraph" w:styleId="FootnoteText">
-    <w:name w:val="footnote text"/>
-    <w:basedOn w:val="Normal"/>
-    <w:uiPriority w:val="99"/>
-    <w:unhideWhenUsed/>
-    <w:pPr>
-      <w:spacing w:before="0" w:after="120" w:line="240" w:lineRule="auto"/>
-    </w:pPr>
-    <w:rPr>
-      <w:sz w:val="22"/>
-      <w:szCs w:val="22"/>
     </w:rPr>
   </w:style>
   <w:style w:type="paragraph" w:customStyle="1" w:styleId="SourceCode">
